--- a/docs/RevOps_AI_Supervisor_Partnership_Roadmap.docx
+++ b/docs/RevOps_AI_Supervisor_Partnership_Roadmap.docx
@@ -2,7 +2,6 @@
 <file path=word/document.xml><?xml version="1.0" encoding="utf-8"?>
 <w:document xmlns:wpc="http://schemas.microsoft.com/office/word/2010/wordprocessingCanvas" xmlns:mo="http://schemas.microsoft.com/office/mac/office/2008/main" xmlns:mc="http://schemas.openxmlformats.org/markup-compatibility/2006" xmlns:mv="urn:schemas-microsoft-com:mac:vml" xmlns:o="urn:schemas-microsoft-com:office:office" xmlns:r="http://schemas.openxmlformats.org/officeDocument/2006/relationships" xmlns:m="http://schemas.openxmlformats.org/officeDocument/2006/math" xmlns:v="urn:schemas-microsoft-com:vml" xmlns:wp14="http://schemas.microsoft.com/office/word/2010/wordprocessingDrawing" xmlns:wp="http://schemas.openxmlformats.org/drawingml/2006/wordprocessingDrawing" xmlns:w10="urn:schemas-microsoft-com:office:word" xmlns:w="http://schemas.openxmlformats.org/wordprocessingml/2006/main" xmlns:w14="http://schemas.microsoft.com/office/word/2010/wordml" xmlns:wpg="http://schemas.microsoft.com/office/word/2010/wordprocessingGroup" xmlns:wpi="http://schemas.microsoft.com/office/word/2010/wordprocessingInk" xmlns:wne="http://schemas.microsoft.com/office/word/2006/wordml" xmlns:wps="http://schemas.microsoft.com/office/word/2010/wordprocessingShape" mc:Ignorable="w14 wp14">
   <w:body>
-    <w:p/>
     <w:p/>
     <w:p/>
     <w:p>
@@ -13,21 +12,9 @@
         <w:rPr>
           <w:b/>
           <w:color w:val="4F46E5"/>
-          <w:sz w:val="24"/>
+          <w:sz w:val="19"/>
         </w:rPr>
-        <w:t>B2B ПАРТНЁРСКИЙ РЕГЛАМЕНТ</w:t>
-      </w:r>
-    </w:p>
-    <w:p>
-      <w:pPr>
-        <w:jc w:val="center"/>
-      </w:pPr>
-      <w:r>
-        <w:rPr>
-          <w:color w:val="1E3A5F"/>
-          <w:sz w:val="28"/>
-        </w:rPr>
-        <w:t>REVOPS ENTERPRISE OS V17.6</w:t>
+        <w:t>B2B ПАРТНЁРСКИЙ РЕГЛАМЕНТ • ОФИЦИАЛЬНОЕ ПРЕДЛОЖЕНИЕ</w:t>
       </w:r>
     </w:p>
     <w:p>
@@ -38,7 +25,21 @@
         <w:rPr>
           <w:b/>
           <w:color w:val="1E3A5F"/>
-          <w:sz w:val="48"/>
+          <w:sz w:val="24"/>
+        </w:rPr>
+        <w:t>REVOPS ENTERPRISE OS V17.6 (PRODUCTION SUITE)</w:t>
+      </w:r>
+    </w:p>
+    <w:p>
+      <w:pPr>
+        <w:spacing w:before="320" w:after="160"/>
+        <w:jc w:val="center"/>
+      </w:pPr>
+      <w:r>
+        <w:rPr>
+          <w:b/>
+          <w:color w:val="0F172A"/>
+          <w:sz w:val="44"/>
         </w:rPr>
         <w:t>Дорожная Карта Партнёрства:</w:t>
         <w:br/>
@@ -47,22 +48,20 @@
     </w:p>
     <w:p>
       <w:pPr>
+        <w:spacing w:before="80" w:after="400"/>
         <w:jc w:val="center"/>
       </w:pPr>
       <w:r>
         <w:rPr>
           <w:i/>
-          <w:color w:val="4B5563"/>
-          <w:sz w:val="22"/>
+          <w:color w:val="64748B"/>
+          <w:sz w:val="21"/>
         </w:rPr>
-        <w:t>Практический регламент запуска речевого ИИ-контроля 100% звонков,</w:t>
+        <w:t>Практический регламент внедрения речевого ИИ-контроля 100% звонков,</w:t>
         <w:br/>
-        <w:t>поиска скрытых резервов воронки в CRM и ежедневного мониторинга</w:t>
-        <w:br/>
-        <w:t>отдела продаж в Telegram.</w:t>
+        <w:t>ликвидации утечек в CRM (AmoCRM / Битрикс24) и ежедневного надзора отдела продаж в Telegram.</w:t>
       </w:r>
     </w:p>
-    <w:p/>
     <w:p/>
     <w:tbl>
       <w:tblPr>
@@ -70,24 +69,40 @@
         <w:tblW w:type="auto" w:w="0"/>
         <w:jc w:val="center"/>
         <w:tblLook w:firstColumn="1" w:firstRow="1" w:lastColumn="0" w:lastRow="0" w:noHBand="0" w:noVBand="1" w:val="04A0"/>
+        <w:tblBorders>
+          <w:top w:val="single" w:sz="4" w:space="0" w:color="CBD5E1"/>
+          <w:left w:val="single" w:sz="4" w:space="0" w:color="CBD5E1"/>
+          <w:bottom w:val="single" w:sz="4" w:space="0" w:color="CBD5E1"/>
+          <w:right w:val="single" w:sz="4" w:space="0" w:color="CBD5E1"/>
+          <w:insideH w:val="single" w:sz="4" w:space="0" w:color="CBD5E1"/>
+          <w:insideV w:val="single" w:sz="4" w:space="0" w:color="CBD5E1"/>
+        </w:tblBorders>
       </w:tblPr>
       <w:tblGrid>
-        <w:gridCol w:w="2880"/>
-        <w:gridCol w:w="2880"/>
-        <w:gridCol w:w="2880"/>
+        <w:gridCol w:w="3264"/>
+        <w:gridCol w:w="3264"/>
+        <w:gridCol w:w="3264"/>
       </w:tblGrid>
       <w:tr>
         <w:tc>
           <w:tcPr>
-            <w:tcW w:type="dxa" w:w="2880"/>
+            <w:tcW w:type="dxa" w:w="3600"/>
             <w:shd w:fill="4F46E5"/>
+            <w:tcMar>
+              <w:top w:w="140" w:type="dxa"/>
+              <w:bottom w:w="140" w:type="dxa"/>
+              <w:left w:w="180" w:type="dxa"/>
+              <w:right w:w="180" w:type="dxa"/>
+            </w:tcMar>
           </w:tcPr>
           <w:p>
             <w:pPr>
+              <w:spacing w:before="40" w:after="40"/>
               <w:jc w:val="center"/>
             </w:pPr>
             <w:r>
               <w:rPr>
+                <w:rFonts w:ascii="Calibri" w:hAnsi="Calibri"/>
                 <w:b/>
                 <w:color w:val="FFFFFF"/>
                 <w:sz w:val="20"/>
@@ -98,15 +113,23 @@
         </w:tc>
         <w:tc>
           <w:tcPr>
-            <w:tcW w:type="dxa" w:w="2880"/>
+            <w:tcW w:type="dxa" w:w="3312"/>
             <w:shd w:fill="4F46E5"/>
+            <w:tcMar>
+              <w:top w:w="140" w:type="dxa"/>
+              <w:bottom w:w="140" w:type="dxa"/>
+              <w:left w:w="180" w:type="dxa"/>
+              <w:right w:w="180" w:type="dxa"/>
+            </w:tcMar>
           </w:tcPr>
           <w:p>
             <w:pPr>
+              <w:spacing w:before="40" w:after="40"/>
               <w:jc w:val="center"/>
             </w:pPr>
             <w:r>
               <w:rPr>
+                <w:rFonts w:ascii="Calibri" w:hAnsi="Calibri"/>
                 <w:b/>
                 <w:color w:val="FFFFFF"/>
                 <w:sz w:val="20"/>
@@ -119,13 +142,21 @@
           <w:tcPr>
             <w:tcW w:type="dxa" w:w="2880"/>
             <w:shd w:fill="4F46E5"/>
+            <w:tcMar>
+              <w:top w:w="140" w:type="dxa"/>
+              <w:bottom w:w="140" w:type="dxa"/>
+              <w:left w:w="180" w:type="dxa"/>
+              <w:right w:w="180" w:type="dxa"/>
+            </w:tcMar>
           </w:tcPr>
           <w:p>
             <w:pPr>
+              <w:spacing w:before="40" w:after="40"/>
               <w:jc w:val="center"/>
             </w:pPr>
             <w:r>
               <w:rPr>
+                <w:rFonts w:ascii="Calibri" w:hAnsi="Calibri"/>
                 <w:b/>
                 <w:color w:val="FFFFFF"/>
                 <w:sz w:val="20"/>
@@ -138,41 +169,71 @@
       <w:tr>
         <w:tc>
           <w:tcPr>
-            <w:tcW w:type="dxa" w:w="2880"/>
+            <w:tcW w:type="dxa" w:w="3600"/>
+            <w:tcMar>
+              <w:top w:w="100" w:type="dxa"/>
+              <w:bottom w:w="100" w:type="dxa"/>
+              <w:left w:w="140" w:type="dxa"/>
+              <w:right w:w="140" w:type="dxa"/>
+            </w:tcMar>
           </w:tcPr>
           <w:p>
+            <w:pPr>
+              <w:spacing w:before="20" w:after="20"/>
+            </w:pPr>
             <w:r>
               <w:rPr>
-                <w:color w:val="4B5563"/>
-                <w:sz w:val="20"/>
+                <w:rFonts w:ascii="Calibri" w:hAnsi="Calibri"/>
+                <w:color w:val="1E293B"/>
+                <w:sz w:val="19"/>
               </w:rPr>
-              <w:t>Удалённый RevOps-инженер (ИП / НПД)</w:t>
+              <w:t>Удалённый RevOps-инженер (НПД / ИП)</w:t>
+            </w:r>
+          </w:p>
+        </w:tc>
+        <w:tc>
+          <w:tcPr>
+            <w:tcW w:type="dxa" w:w="3312"/>
+            <w:tcMar>
+              <w:top w:w="100" w:type="dxa"/>
+              <w:bottom w:w="100" w:type="dxa"/>
+              <w:left w:w="140" w:type="dxa"/>
+              <w:right w:w="140" w:type="dxa"/>
+            </w:tcMar>
+          </w:tcPr>
+          <w:p>
+            <w:pPr>
+              <w:spacing w:before="20" w:after="20"/>
+            </w:pPr>
+            <w:r>
+              <w:rPr>
+                <w:rFonts w:ascii="Calibri" w:hAnsi="Calibri"/>
+                <w:color w:val="1E293B"/>
+                <w:sz w:val="19"/>
+              </w:rPr>
+              <w:t>29 000 ₽ (7 рабочих дней под ключ)</w:t>
             </w:r>
           </w:p>
         </w:tc>
         <w:tc>
           <w:tcPr>
             <w:tcW w:type="dxa" w:w="2880"/>
+            <w:tcMar>
+              <w:top w:w="100" w:type="dxa"/>
+              <w:bottom w:w="100" w:type="dxa"/>
+              <w:left w:w="140" w:type="dxa"/>
+              <w:right w:w="140" w:type="dxa"/>
+            </w:tcMar>
           </w:tcPr>
           <w:p>
+            <w:pPr>
+              <w:spacing w:before="20" w:after="20"/>
+            </w:pPr>
             <w:r>
               <w:rPr>
-                <w:color w:val="4B5563"/>
-                <w:sz w:val="20"/>
-              </w:rPr>
-              <w:t>29 000 ₽ (7 рабочих дней)</w:t>
-            </w:r>
-          </w:p>
-        </w:tc>
-        <w:tc>
-          <w:tcPr>
-            <w:tcW w:type="dxa" w:w="2880"/>
-          </w:tcPr>
-          <w:p>
-            <w:r>
-              <w:rPr>
-                <w:color w:val="4B5563"/>
-                <w:sz w:val="20"/>
+                <w:rFonts w:ascii="Calibri" w:hAnsi="Calibri"/>
+                <w:color w:val="1E293B"/>
+                <w:sz w:val="19"/>
               </w:rPr>
               <w:t>от 49 000 ₽ / месяц (подписка)</w:t>
             </w:r>
@@ -181,6 +242,18 @@
       </w:tr>
     </w:tbl>
     <w:p/>
+    <w:p>
+      <w:pPr>
+        <w:jc w:val="center"/>
+      </w:pPr>
+      <w:r>
+        <w:rPr>
+          <w:color w:val="64748B"/>
+          <w:sz w:val="17"/>
+        </w:rPr>
+        <w:t>Конфиденциально • В соответствии с Федеральным законом № 152-ФЗ РФ и № 422-ФЗ РФ</w:t>
+      </w:r>
+    </w:p>
     <w:p>
       <w:r>
         <w:br w:type="page"/>
@@ -196,7 +269,7 @@
     </w:p>
     <w:p>
       <w:r>
-        <w:t>В 90% отделов продаж малого и среднего B2B-бизнеса (от 3 до 15 менеджеров) собственник сталкивается с тремя хроническими проблемами, которые ежедневно сжигают выручку:</w:t>
+        <w:t>В 90% отделов продаж малого и среднего B2B-бизнеса (от 3 до 15 менеджеров) собственник инвестирует сотни тысяч рублей в маркетинг и лидогенерацию, но сталкивается с тремя хроническими проблемами, сжигающими конверсию в кассу:</w:t>
       </w:r>
     </w:p>
     <w:p>
@@ -208,10 +281,7 @@
         <w:t xml:space="preserve">1. Менеджеры работают как «справочное бюро». </w:t>
       </w:r>
       <w:r>
-        <w:rPr>
-          <w:color w:val="4B5563"/>
-        </w:rPr>
-        <w:t>Консультируют входящие лиды, называют цену, но не фиксируют дату следующего контакта (Next Step) и отпускают клиента со словами «подумайте». До 30% рекламного бюджета сливается в песок прямо на этапе первого звонка.</w:t>
+        <w:t>Консультируют лиды, подробно отвечают на вопросы, называют цену, но не берут инициативу, не фиксируют точную дату и время следующего шага (Next Step) и отпускают клиента фразой «ну вы подумайте». До 35% рекламного бюджета сливается прямо на первом звонке.</w:t>
       </w:r>
     </w:p>
     <w:p>
@@ -223,10 +293,7 @@
         <w:t xml:space="preserve">2. Руководитель отдела продаж (РОП) физически не успевает слушать звонки. </w:t>
       </w:r>
       <w:r>
-        <w:rPr>
-          <w:color w:val="4B5563"/>
-        </w:rPr>
-        <w:t>Из 500 звонков в неделю РОП слушает максимум 3–5 случайных диалогов. Контроль ведётся вслепую, а решения принимаются на основе ощущений.</w:t>
+        <w:t>В отделе из 5 менеджеров совершается 300–500 звонков в неделю. РОП слушает максимум 3–5 случайных диалогов. Контроль ведётся вслепую, а разборы на планёрках строятся на субъективных ощущениях и оправданиях менеджеров.</w:t>
       </w:r>
     </w:p>
     <w:p>
@@ -235,29 +302,74 @@
           <w:b/>
           <w:color w:val="1E3A5F"/>
         </w:rPr>
-        <w:t xml:space="preserve">3. Иллюзорный пайплайн в CRM. </w:t>
+        <w:t xml:space="preserve">3. Иллюзорный пайплайн в CRM («Кладбище сделок»). </w:t>
       </w:r>
       <w:r>
-        <w:rPr>
-          <w:color w:val="4B5563"/>
-        </w:rPr>
-        <w:t>В воронке висят миллионы рублей на этапе «КП отправлено», но 70% из них — брошенные «зомби-сделки», по которым клиенты уже ушли к конкурентам. Собственник видит в отчёте «план на 5 млн», а по факту реально к закрытию — 1.2 млн.</w:t>
+        <w:t>В воронке висят миллионы виртуальных рублей на этапах «КП отправлено» или «Договор на согласовании». При детальном аудите 60–75% из них оказываются брошенными «зомби-сделками», по которым контакт не поддерживался более 14 дней, а клиент уже купил у конкурентов. Собственник рассчитывает на план, но в кассе образуется кассовый разрыв.</w:t>
       </w:r>
     </w:p>
+    <w:tbl>
+      <w:tblPr>
+        <w:tblW w:type="auto" w:w="0"/>
+        <w:jc w:val="center"/>
+        <w:tblLayout w:type="fixed"/>
+        <w:tblLook w:firstColumn="1" w:firstRow="1" w:lastColumn="0" w:lastRow="0" w:noHBand="0" w:noVBand="1" w:val="04A0"/>
+      </w:tblPr>
+      <w:tblGrid>
+        <w:gridCol w:w="9792"/>
+      </w:tblGrid>
+      <w:tr>
+        <w:tc>
+          <w:tcPr>
+            <w:tcW w:type="dxa" w:w="9792"/>
+            <w:shd w:fill="EEF2FF"/>
+            <w:tcMar>
+              <w:top w:w="140" w:type="dxa"/>
+              <w:bottom w:w="140" w:type="dxa"/>
+              <w:left w:w="200" w:type="dxa"/>
+              <w:right w:w="200" w:type="dxa"/>
+            </w:tcMar>
+            <w:tcBorders>
+              <w:left w:val="single" w:sz="24" w:space="0" w:color="4F46E5"/>
+              <w:top w:val="none"/>
+              <w:right w:val="none"/>
+              <w:bottom w:val="none"/>
+            </w:tcBorders>
+          </w:tcPr>
+          <w:p>
+            <w:pPr>
+              <w:spacing w:before="0" w:after="60"/>
+            </w:pPr>
+            <w:r>
+              <w:rPr>
+                <w:rFonts w:ascii="Calibri" w:hAnsi="Calibri"/>
+                <w:b/>
+                <w:color w:val="1E3A5F"/>
+                <w:sz w:val="21"/>
+              </w:rPr>
+              <w:t>💡 Экономический вывод для собственника</w:t>
+            </w:r>
+          </w:p>
+          <w:p>
+            <w:pPr>
+              <w:spacing w:before="0" w:after="0"/>
+            </w:pPr>
+            <w:r>
+              <w:rPr>
+                <w:rFonts w:ascii="Calibri" w:hAnsi="Calibri"/>
+                <w:color w:val="1E293B"/>
+                <w:sz w:val="19"/>
+              </w:rPr>
+              <w:t>Нанимать штатного аналитика качества и РОПа-контролёра — это от 130 000 до 180 000 ₽ в месяц с налогами, рабочим местом и постоянным риском увольнения. Внедрять тяжелые софтверные комбайны — это от 400 000 ₽, 3-6 месяцев ожидания и неизбежный саботаж сотрудников. Наше решение — автономный ИИ-супервайзер, который слушает 100% звонков и связывает дефекты речи менеджеров с конкретными деньгами под угрозой в вашей CRM.</w:t>
+            </w:r>
+          </w:p>
+        </w:tc>
+      </w:tr>
+    </w:tbl>
     <w:p>
       <w:pPr>
-        <w:spacing w:before="120" w:after="120"/>
-        <w:ind w:left="283" w:right="283"/>
-        <w:shd w:fill="EFF6FF"/>
+        <w:spacing w:before="0" w:after="80"/>
       </w:pPr>
-      <w:r>
-        <w:rPr>
-          <w:i/>
-          <w:color w:val="1E3A5F"/>
-          <w:sz w:val="20"/>
-        </w:rPr>
-        <w:t>💡 Главный вывод для собственника: Нанимать штатного аналитика и контролера качества — это от 120 000 до 180 000 ₽ в месяц с налогами, рабочим местом и обучением. Внедрять тяжёлые софтверные комбайны (Salesforce, HubSpot Enterprise) — это 3-6 месяцев внедрения, бюджет от 500 000 ₽ и саботаж менеджеров. Решение — подключить автономного ИИ-супервайзера, который слушает 100% звонков и связывает ошибки речи с реальными деньгами в CRM.</w:t>
-      </w:r>
     </w:p>
     <w:p>
       <w:pPr>
@@ -269,7 +381,7 @@
     </w:p>
     <w:p>
       <w:r>
-        <w:t>Продукт объединяет три важнейших контура управления продажами в единый бесшовный сервис. Менеджерам не нужно устанавливать новый софт — всё работает через существующую телефонию, CRM и привычный Telegram.</w:t>
+        <w:t>Продукт объединяет три важнейших контура управления продажами в единый бесшовный сервис. Менеджерам не нужно осваивать новые программы: система встраивается в текущую телефонию, CRM-систему и корпоративный Telegram.</w:t>
       </w:r>
     </w:p>
     <w:tbl>
@@ -278,24 +390,40 @@
         <w:tblW w:type="auto" w:w="0"/>
         <w:jc w:val="center"/>
         <w:tblLook w:firstColumn="1" w:firstRow="1" w:lastColumn="0" w:lastRow="0" w:noHBand="0" w:noVBand="1" w:val="04A0"/>
+        <w:tblBorders>
+          <w:top w:val="single" w:sz="4" w:space="0" w:color="CBD5E1"/>
+          <w:left w:val="single" w:sz="4" w:space="0" w:color="CBD5E1"/>
+          <w:bottom w:val="single" w:sz="4" w:space="0" w:color="CBD5E1"/>
+          <w:right w:val="single" w:sz="4" w:space="0" w:color="CBD5E1"/>
+          <w:insideH w:val="single" w:sz="4" w:space="0" w:color="CBD5E1"/>
+          <w:insideV w:val="single" w:sz="4" w:space="0" w:color="CBD5E1"/>
+        </w:tblBorders>
       </w:tblPr>
       <w:tblGrid>
-        <w:gridCol w:w="2880"/>
-        <w:gridCol w:w="2880"/>
-        <w:gridCol w:w="2880"/>
+        <w:gridCol w:w="3264"/>
+        <w:gridCol w:w="3264"/>
+        <w:gridCol w:w="3264"/>
       </w:tblGrid>
       <w:tr>
         <w:tc>
           <w:tcPr>
-            <w:tcW w:type="dxa" w:w="2880"/>
+            <w:tcW w:type="dxa" w:w="3024"/>
             <w:shd w:fill="1E3A5F"/>
+            <w:tcMar>
+              <w:top w:w="140" w:type="dxa"/>
+              <w:bottom w:w="140" w:type="dxa"/>
+              <w:left w:w="180" w:type="dxa"/>
+              <w:right w:w="180" w:type="dxa"/>
+            </w:tcMar>
           </w:tcPr>
           <w:p>
             <w:pPr>
+              <w:spacing w:before="40" w:after="40"/>
               <w:jc w:val="center"/>
             </w:pPr>
             <w:r>
               <w:rPr>
+                <w:rFonts w:ascii="Calibri" w:hAnsi="Calibri"/>
                 <w:b/>
                 <w:color w:val="FFFFFF"/>
                 <w:sz w:val="20"/>
@@ -306,20 +434,28 @@
         </w:tc>
         <w:tc>
           <w:tcPr>
-            <w:tcW w:type="dxa" w:w="2880"/>
+            <w:tcW w:type="dxa" w:w="3888"/>
             <w:shd w:fill="1E3A5F"/>
+            <w:tcMar>
+              <w:top w:w="140" w:type="dxa"/>
+              <w:bottom w:w="140" w:type="dxa"/>
+              <w:left w:w="180" w:type="dxa"/>
+              <w:right w:w="180" w:type="dxa"/>
+            </w:tcMar>
           </w:tcPr>
           <w:p>
             <w:pPr>
+              <w:spacing w:before="40" w:after="40"/>
               <w:jc w:val="center"/>
             </w:pPr>
             <w:r>
               <w:rPr>
+                <w:rFonts w:ascii="Calibri" w:hAnsi="Calibri"/>
                 <w:b/>
                 <w:color w:val="FFFFFF"/>
                 <w:sz w:val="20"/>
               </w:rPr>
-              <w:t>ЧТО ДЕЛАЕТ В СИСТЕМЕ</w:t>
+              <w:t>ФУНКЦИОНАЛ В СИСТЕМЕ</w:t>
             </w:r>
           </w:p>
         </w:tc>
@@ -327,18 +463,26 @@
           <w:tcPr>
             <w:tcW w:type="dxa" w:w="2880"/>
             <w:shd w:fill="1E3A5F"/>
+            <w:tcMar>
+              <w:top w:w="140" w:type="dxa"/>
+              <w:bottom w:w="140" w:type="dxa"/>
+              <w:left w:w="180" w:type="dxa"/>
+              <w:right w:w="180" w:type="dxa"/>
+            </w:tcMar>
           </w:tcPr>
           <w:p>
             <w:pPr>
+              <w:spacing w:before="40" w:after="40"/>
               <w:jc w:val="center"/>
             </w:pPr>
             <w:r>
               <w:rPr>
+                <w:rFonts w:ascii="Calibri" w:hAnsi="Calibri"/>
                 <w:b/>
                 <w:color w:val="FFFFFF"/>
                 <w:sz w:val="20"/>
               </w:rPr>
-              <w:t>ПОЛЬЗА ДЛЯ ДИРЕКТОРА И РОПА</w:t>
+              <w:t>ЦЕННОСТЬ ДЛЯ ДИРЕКТОРА И РОПА</w:t>
             </w:r>
           </w:p>
         </w:tc>
@@ -346,47 +490,77 @@
       <w:tr>
         <w:tc>
           <w:tcPr>
-            <w:tcW w:type="dxa" w:w="2880"/>
+            <w:tcW w:type="dxa" w:w="3024"/>
+            <w:tcMar>
+              <w:top w:w="100" w:type="dxa"/>
+              <w:bottom w:w="100" w:type="dxa"/>
+              <w:left w:w="140" w:type="dxa"/>
+              <w:right w:w="140" w:type="dxa"/>
+            </w:tcMar>
           </w:tcPr>
           <w:p>
+            <w:pPr>
+              <w:spacing w:before="20" w:after="20"/>
+            </w:pPr>
             <w:r>
               <w:rPr>
-                <w:color w:val="4B5563"/>
-                <w:sz w:val="20"/>
+                <w:rFonts w:ascii="Calibri" w:hAnsi="Calibri"/>
+                <w:color w:val="1E293B"/>
+                <w:sz w:val="19"/>
               </w:rPr>
               <w:t>🎙️ ФЛАГМАН:</w:t>
               <w:br/>
               <w:t>Речевой ИИ-Супервайзер</w:t>
               <w:br/>
-              <w:t>(Whisper + GPT-4)</w:t>
+              <w:t>(Whisper + LLM)</w:t>
+            </w:r>
+          </w:p>
+        </w:tc>
+        <w:tc>
+          <w:tcPr>
+            <w:tcW w:type="dxa" w:w="3888"/>
+            <w:tcMar>
+              <w:top w:w="100" w:type="dxa"/>
+              <w:bottom w:w="100" w:type="dxa"/>
+              <w:left w:w="140" w:type="dxa"/>
+              <w:right w:w="140" w:type="dxa"/>
+            </w:tcMar>
+          </w:tcPr>
+          <w:p>
+            <w:pPr>
+              <w:spacing w:before="20" w:after="20"/>
+            </w:pPr>
+            <w:r>
+              <w:rPr>
+                <w:rFonts w:ascii="Calibri" w:hAnsi="Calibri"/>
+                <w:color w:val="1E293B"/>
+                <w:sz w:val="19"/>
+              </w:rPr>
+              <w:t>Анализирует 100% аудиозаписей всех звонков за сутки по 13 критериям Enterprise B2B-продаж в изолированном контуре.</w:t>
             </w:r>
           </w:p>
         </w:tc>
         <w:tc>
           <w:tcPr>
             <w:tcW w:type="dxa" w:w="2880"/>
+            <w:tcMar>
+              <w:top w:w="100" w:type="dxa"/>
+              <w:bottom w:w="100" w:type="dxa"/>
+              <w:left w:w="140" w:type="dxa"/>
+              <w:right w:w="140" w:type="dxa"/>
+            </w:tcMar>
           </w:tcPr>
           <w:p>
+            <w:pPr>
+              <w:spacing w:before="20" w:after="20"/>
+            </w:pPr>
             <w:r>
               <w:rPr>
-                <w:color w:val="4B5563"/>
-                <w:sz w:val="20"/>
+                <w:rFonts w:ascii="Calibri" w:hAnsi="Calibri"/>
+                <w:color w:val="1E293B"/>
+                <w:sz w:val="19"/>
               </w:rPr>
-              <w:t>Анализирует 100% аудиозаписей звонков за вчерашний день по 13 жёстким параметрам B2B-продаж. Работает локально в защищённом контуре.</w:t>
-            </w:r>
-          </w:p>
-        </w:tc>
-        <w:tc>
-          <w:tcPr>
-            <w:tcW w:type="dxa" w:w="2880"/>
-          </w:tcPr>
-          <w:p>
-            <w:r>
-              <w:rPr>
-                <w:color w:val="4B5563"/>
-                <w:sz w:val="20"/>
-              </w:rPr>
-              <w:t>РОП за 5 минут видит, кто из менеджеров не берёт дату встречи, где хамство, слив возражения «дорого» или нарушение скрипта.</w:t>
+              <w:t>РОП за 5 минут видит: кто не берет дату встречи, где хамство, слив возражения «дорого», где менеджер говорит больше 70% времени.</w:t>
             </w:r>
           </w:p>
         </w:tc>
@@ -394,14 +568,24 @@
       <w:tr>
         <w:tc>
           <w:tcPr>
-            <w:tcW w:type="dxa" w:w="2880"/>
-            <w:shd w:fill="F3F4F6"/>
+            <w:tcW w:type="dxa" w:w="3024"/>
+            <w:shd w:fill="F1F5F9"/>
+            <w:tcMar>
+              <w:top w:w="100" w:type="dxa"/>
+              <w:bottom w:w="100" w:type="dxa"/>
+              <w:left w:w="140" w:type="dxa"/>
+              <w:right w:w="140" w:type="dxa"/>
+            </w:tcMar>
           </w:tcPr>
           <w:p>
+            <w:pPr>
+              <w:spacing w:before="20" w:after="20"/>
+            </w:pPr>
             <w:r>
               <w:rPr>
-                <w:color w:val="4B5563"/>
-                <w:sz w:val="20"/>
+                <w:rFonts w:ascii="Calibri" w:hAnsi="Calibri"/>
+                <w:color w:val="1E293B"/>
+                <w:sz w:val="19"/>
               </w:rPr>
               <w:t>🔍 ДЕТЕКТИВ ВЫРУЧКИ:</w:t>
               <w:br/>
@@ -413,31 +597,51 @@
         </w:tc>
         <w:tc>
           <w:tcPr>
-            <w:tcW w:type="dxa" w:w="2880"/>
-            <w:shd w:fill="F3F4F6"/>
+            <w:tcW w:type="dxa" w:w="3888"/>
+            <w:shd w:fill="F1F5F9"/>
+            <w:tcMar>
+              <w:top w:w="100" w:type="dxa"/>
+              <w:bottom w:w="100" w:type="dxa"/>
+              <w:left w:w="140" w:type="dxa"/>
+              <w:right w:w="140" w:type="dxa"/>
+            </w:tcMar>
           </w:tcPr>
           <w:p>
+            <w:pPr>
+              <w:spacing w:before="20" w:after="20"/>
+            </w:pPr>
             <w:r>
               <w:rPr>
-                <w:color w:val="4B5563"/>
-                <w:sz w:val="20"/>
+                <w:rFonts w:ascii="Calibri" w:hAnsi="Calibri"/>
+                <w:color w:val="1E293B"/>
+                <w:sz w:val="19"/>
               </w:rPr>
-              <w:t>Связывает дефекты звонков со сделками в CRM. Выявляет брошенные лиды, просроченные КП (&gt;48ч), зависшую дебиторку и «зомби-сделки».</w:t>
+              <w:t>Связывает дефекты диалогов со сделками в CRM. Выявляет брошенные лиды, просроченные КП (&gt;48ч), зависшие счета и зомби-сделки.</w:t>
             </w:r>
           </w:p>
         </w:tc>
         <w:tc>
           <w:tcPr>
             <w:tcW w:type="dxa" w:w="2880"/>
-            <w:shd w:fill="F3F4F6"/>
+            <w:shd w:fill="F1F5F9"/>
+            <w:tcMar>
+              <w:top w:w="100" w:type="dxa"/>
+              <w:bottom w:w="100" w:type="dxa"/>
+              <w:left w:w="140" w:type="dxa"/>
+              <w:right w:w="140" w:type="dxa"/>
+            </w:tcMar>
           </w:tcPr>
           <w:p>
+            <w:pPr>
+              <w:spacing w:before="20" w:after="20"/>
+            </w:pPr>
             <w:r>
               <w:rPr>
-                <w:color w:val="4B5563"/>
-                <w:sz w:val="20"/>
+                <w:rFonts w:ascii="Calibri" w:hAnsi="Calibri"/>
+                <w:color w:val="1E293B"/>
+                <w:sz w:val="19"/>
               </w:rPr>
-              <w:t>Показывает конкретные суммы под угрозой: «Сделка D-104 на 850 000 ₽ сгорает из-за отсутствия повторного контакта. Последний касание: 6 дней назад.»</w:t>
+              <w:t>Показывает конкретные суммы под угрозой: «Сделка D-104 на 850 000 ₽ сгорает — клиент не получил КП за 72 часа. Менеджер забыл перезвонить.»</w:t>
             </w:r>
           </w:p>
         </w:tc>
@@ -445,53 +649,150 @@
       <w:tr>
         <w:tc>
           <w:tcPr>
-            <w:tcW w:type="dxa" w:w="2880"/>
+            <w:tcW w:type="dxa" w:w="3024"/>
+            <w:tcMar>
+              <w:top w:w="100" w:type="dxa"/>
+              <w:bottom w:w="100" w:type="dxa"/>
+              <w:left w:w="140" w:type="dxa"/>
+              <w:right w:w="140" w:type="dxa"/>
+            </w:tcMar>
           </w:tcPr>
           <w:p>
+            <w:pPr>
+              <w:spacing w:before="20" w:after="20"/>
+            </w:pPr>
             <w:r>
               <w:rPr>
-                <w:color w:val="4B5563"/>
-                <w:sz w:val="20"/>
+                <w:rFonts w:ascii="Calibri" w:hAnsi="Calibri"/>
+                <w:color w:val="1E293B"/>
+                <w:sz w:val="19"/>
               </w:rPr>
-              <w:t>🤠 ШЕРИФ НА АУТСОРСЕ:</w:t>
+              <w:t>🤠 ШЕРИФ В TELEGRAM:</w:t>
               <w:br/>
-              <w:t>Ежедневный Telegram-надзор</w:t>
+              <w:t>Ежедневный надзор</w:t>
               <w:br/>
-              <w:t>и Пульт РОПа</w:t>
+              <w:t>и Пульт РОПа «15 минут»</w:t>
+            </w:r>
+          </w:p>
+        </w:tc>
+        <w:tc>
+          <w:tcPr>
+            <w:tcW w:type="dxa" w:w="3888"/>
+            <w:tcMar>
+              <w:top w:w="100" w:type="dxa"/>
+              <w:bottom w:w="100" w:type="dxa"/>
+              <w:left w:w="140" w:type="dxa"/>
+              <w:right w:w="140" w:type="dxa"/>
+            </w:tcMar>
+          </w:tcPr>
+          <w:p>
+            <w:pPr>
+              <w:spacing w:before="20" w:after="20"/>
+            </w:pPr>
+            <w:r>
+              <w:rPr>
+                <w:rFonts w:ascii="Calibri" w:hAnsi="Calibri"/>
+                <w:color w:val="1E293B"/>
+                <w:sz w:val="19"/>
+              </w:rPr>
+              <w:t>Присылает персонализированные сводки: утром в 08:30 — утренний фокус дня, в течение дня — SOS-алерты по горящим сделкам, вечером — итоги.</w:t>
             </w:r>
           </w:p>
         </w:tc>
         <w:tc>
           <w:tcPr>
             <w:tcW w:type="dxa" w:w="2880"/>
+            <w:tcMar>
+              <w:top w:w="100" w:type="dxa"/>
+              <w:bottom w:w="100" w:type="dxa"/>
+              <w:left w:w="140" w:type="dxa"/>
+              <w:right w:w="140" w:type="dxa"/>
+            </w:tcMar>
           </w:tcPr>
           <w:p>
+            <w:pPr>
+              <w:spacing w:before="20" w:after="20"/>
+            </w:pPr>
             <w:r>
               <w:rPr>
-                <w:color w:val="4B5563"/>
-                <w:sz w:val="20"/>
+                <w:rFonts w:ascii="Calibri" w:hAnsi="Calibri"/>
+                <w:color w:val="1E293B"/>
+                <w:sz w:val="19"/>
               </w:rPr>
-              <w:t>Каждое утро в 08:30 присылает директору сводку выполнения плана, а РОПу — приоритизированный список клиентов для срочного перехвата.</w:t>
-            </w:r>
-          </w:p>
-        </w:tc>
-        <w:tc>
-          <w:tcPr>
-            <w:tcW w:type="dxa" w:w="2880"/>
-          </w:tcPr>
-          <w:p>
-            <w:r>
-              <w:rPr>
-                <w:color w:val="4B5563"/>
-                <w:sz w:val="20"/>
-              </w:rPr>
-              <w:t>Собственник держит руку на пульсе компании прямо с экрана смартфона. Без захода в тяжёлые базы данных. Без обучения.</w:t>
+              <w:t>Собственник держит руку на пульсе компании прямо со смартфона за 2 минуты в день. Без копания в отчетах. Без рутины.</w:t>
             </w:r>
           </w:p>
         </w:tc>
       </w:tr>
     </w:tbl>
     <w:p/>
+    <w:tbl>
+      <w:tblPr>
+        <w:tblW w:type="auto" w:w="0"/>
+        <w:jc w:val="center"/>
+        <w:tblLayout w:type="fixed"/>
+        <w:tblLook w:firstColumn="1" w:firstRow="1" w:lastColumn="0" w:lastRow="0" w:noHBand="0" w:noVBand="1" w:val="04A0"/>
+      </w:tblPr>
+      <w:tblGrid>
+        <w:gridCol w:w="9792"/>
+      </w:tblGrid>
+      <w:tr>
+        <w:tc>
+          <w:tcPr>
+            <w:tcW w:type="dxa" w:w="9792"/>
+            <w:shd w:fill="EEF2FF"/>
+            <w:tcMar>
+              <w:top w:w="140" w:type="dxa"/>
+              <w:bottom w:w="140" w:type="dxa"/>
+              <w:left w:w="200" w:type="dxa"/>
+              <w:right w:w="200" w:type="dxa"/>
+            </w:tcMar>
+            <w:tcBorders>
+              <w:left w:val="single" w:sz="24" w:space="0" w:color="4F46E5"/>
+              <w:top w:val="none"/>
+              <w:right w:val="none"/>
+              <w:bottom w:val="none"/>
+            </w:tcBorders>
+          </w:tcPr>
+          <w:p>
+            <w:pPr>
+              <w:spacing w:before="0" w:after="60"/>
+            </w:pPr>
+            <w:r>
+              <w:rPr>
+                <w:rFonts w:ascii="Calibri" w:hAnsi="Calibri"/>
+                <w:b/>
+                <w:color w:val="1E3A5F"/>
+                <w:sz w:val="21"/>
+              </w:rPr>
+              <w:t>⏱️ Ежедневный распорядок работы «Шерифа» в Telegram</w:t>
+            </w:r>
+          </w:p>
+          <w:p>
+            <w:pPr>
+              <w:spacing w:before="0" w:after="0"/>
+            </w:pPr>
+            <w:r>
+              <w:rPr>
+                <w:rFonts w:ascii="Calibri" w:hAnsi="Calibri"/>
+                <w:color w:val="1E293B"/>
+                <w:sz w:val="19"/>
+              </w:rPr>
+              <w:t>• 08:30 — Утренний фокус: топ-5 горящих сделок дня, список клиентов без Next Step, напоминание по просроченным КП.</w:t>
+              <w:br/>
+              <w:t>• 14:00 — Экспресс SOS-алерт: критические нарушения за первую половину дня (грубость, слив скидок без повода).</w:t>
+              <w:br/>
+              <w:t>• 18:30 — Вечерний срез: факт звонков, средний балл речевой дисциплины по менеджерам, динамика воронки.</w:t>
+            </w:r>
+          </w:p>
+        </w:tc>
+      </w:tr>
+    </w:tbl>
+    <w:p>
+      <w:pPr>
+        <w:spacing w:before="0" w:after="80"/>
+      </w:pPr>
+    </w:p>
     <w:p>
       <w:pPr>
         <w:pStyle w:val="Heading1"/>
@@ -502,7 +803,7 @@
     </w:p>
     <w:p>
       <w:r>
-        <w:t>ИИ-модель обучена на отраслевых стандартах Enterprise B2B-продаж и проверяет каждый звонок по 13 контрольным точкам. Ниже — список критериев и метрики точности модели (валидация на 500 звонках):</w:t>
+        <w:t>ИИ-модель валидирована на стандартах B2B-продаж с высоким чеком. Каждый аудиозвонок расшифровывается моделью Whisper и оценивается по 13 критериям. Ниже приведены контрольные точки и подтвержденная точность (F1-Score на выборке 500+ диалогов):</w:t>
       </w:r>
     </w:p>
     <w:tbl>
@@ -511,25 +812,41 @@
         <w:tblW w:type="auto" w:w="0"/>
         <w:jc w:val="center"/>
         <w:tblLook w:firstColumn="1" w:firstRow="1" w:lastColumn="0" w:lastRow="0" w:noHBand="0" w:noVBand="1" w:val="04A0"/>
+        <w:tblBorders>
+          <w:top w:val="single" w:sz="4" w:space="0" w:color="CBD5E1"/>
+          <w:left w:val="single" w:sz="4" w:space="0" w:color="CBD5E1"/>
+          <w:bottom w:val="single" w:sz="4" w:space="0" w:color="CBD5E1"/>
+          <w:right w:val="single" w:sz="4" w:space="0" w:color="CBD5E1"/>
+          <w:insideH w:val="single" w:sz="4" w:space="0" w:color="CBD5E1"/>
+          <w:insideV w:val="single" w:sz="4" w:space="0" w:color="CBD5E1"/>
+        </w:tblBorders>
       </w:tblPr>
       <w:tblGrid>
-        <w:gridCol w:w="2160"/>
-        <w:gridCol w:w="2160"/>
-        <w:gridCol w:w="2160"/>
-        <w:gridCol w:w="2160"/>
+        <w:gridCol w:w="2448"/>
+        <w:gridCol w:w="2448"/>
+        <w:gridCol w:w="2448"/>
+        <w:gridCol w:w="2448"/>
       </w:tblGrid>
       <w:tr>
         <w:tc>
           <w:tcPr>
-            <w:tcW w:type="dxa" w:w="2160"/>
+            <w:tcW w:type="dxa" w:w="576"/>
             <w:shd w:fill="1E3A5F"/>
+            <w:tcMar>
+              <w:top w:w="140" w:type="dxa"/>
+              <w:bottom w:w="140" w:type="dxa"/>
+              <w:left w:w="180" w:type="dxa"/>
+              <w:right w:w="180" w:type="dxa"/>
+            </w:tcMar>
           </w:tcPr>
           <w:p>
             <w:pPr>
+              <w:spacing w:before="40" w:after="40"/>
               <w:jc w:val="center"/>
             </w:pPr>
             <w:r>
               <w:rPr>
+                <w:rFonts w:ascii="Calibri" w:hAnsi="Calibri"/>
                 <w:b/>
                 <w:color w:val="FFFFFF"/>
                 <w:sz w:val="20"/>
@@ -540,15 +857,23 @@
         </w:tc>
         <w:tc>
           <w:tcPr>
-            <w:tcW w:type="dxa" w:w="2160"/>
+            <w:tcW w:type="dxa" w:w="3312"/>
             <w:shd w:fill="1E3A5F"/>
+            <w:tcMar>
+              <w:top w:w="140" w:type="dxa"/>
+              <w:bottom w:w="140" w:type="dxa"/>
+              <w:left w:w="180" w:type="dxa"/>
+              <w:right w:w="180" w:type="dxa"/>
+            </w:tcMar>
           </w:tcPr>
           <w:p>
             <w:pPr>
+              <w:spacing w:before="40" w:after="40"/>
               <w:jc w:val="center"/>
             </w:pPr>
             <w:r>
               <w:rPr>
+                <w:rFonts w:ascii="Calibri" w:hAnsi="Calibri"/>
                 <w:b/>
                 <w:color w:val="FFFFFF"/>
                 <w:sz w:val="20"/>
@@ -559,15 +884,23 @@
         </w:tc>
         <w:tc>
           <w:tcPr>
-            <w:tcW w:type="dxa" w:w="2160"/>
+            <w:tcW w:type="dxa" w:w="4896"/>
             <w:shd w:fill="1E3A5F"/>
+            <w:tcMar>
+              <w:top w:w="140" w:type="dxa"/>
+              <w:bottom w:w="140" w:type="dxa"/>
+              <w:left w:w="180" w:type="dxa"/>
+              <w:right w:w="180" w:type="dxa"/>
+            </w:tcMar>
           </w:tcPr>
           <w:p>
             <w:pPr>
+              <w:spacing w:before="40" w:after="40"/>
               <w:jc w:val="center"/>
             </w:pPr>
             <w:r>
               <w:rPr>
+                <w:rFonts w:ascii="Calibri" w:hAnsi="Calibri"/>
                 <w:b/>
                 <w:color w:val="FFFFFF"/>
                 <w:sz w:val="20"/>
@@ -578,15 +911,23 @@
         </w:tc>
         <w:tc>
           <w:tcPr>
-            <w:tcW w:type="dxa" w:w="2160"/>
+            <w:tcW w:type="dxa" w:w="1008"/>
             <w:shd w:fill="1E3A5F"/>
+            <w:tcMar>
+              <w:top w:w="140" w:type="dxa"/>
+              <w:bottom w:w="140" w:type="dxa"/>
+              <w:left w:w="180" w:type="dxa"/>
+              <w:right w:w="180" w:type="dxa"/>
+            </w:tcMar>
           </w:tcPr>
           <w:p>
             <w:pPr>
+              <w:spacing w:before="40" w:after="40"/>
               <w:jc w:val="center"/>
             </w:pPr>
             <w:r>
               <w:rPr>
+                <w:rFonts w:ascii="Calibri" w:hAnsi="Calibri"/>
                 <w:b/>
                 <w:color w:val="FFFFFF"/>
                 <w:sz w:val="20"/>
@@ -599,13 +940,23 @@
       <w:tr>
         <w:tc>
           <w:tcPr>
-            <w:tcW w:type="dxa" w:w="2160"/>
+            <w:tcW w:type="dxa" w:w="576"/>
+            <w:tcMar>
+              <w:top w:w="100" w:type="dxa"/>
+              <w:bottom w:w="100" w:type="dxa"/>
+              <w:left w:w="140" w:type="dxa"/>
+              <w:right w:w="140" w:type="dxa"/>
+            </w:tcMar>
           </w:tcPr>
           <w:p>
+            <w:pPr>
+              <w:spacing w:before="20" w:after="20"/>
+            </w:pPr>
             <w:r>
               <w:rPr>
-                <w:color w:val="4B5563"/>
-                <w:sz w:val="20"/>
+                <w:rFonts w:ascii="Calibri" w:hAnsi="Calibri"/>
+                <w:color w:val="1E293B"/>
+                <w:sz w:val="19"/>
               </w:rPr>
               <w:t>1</w:t>
             </w:r>
@@ -613,13 +964,23 @@
         </w:tc>
         <w:tc>
           <w:tcPr>
-            <w:tcW w:type="dxa" w:w="2160"/>
+            <w:tcW w:type="dxa" w:w="3312"/>
+            <w:tcMar>
+              <w:top w:w="100" w:type="dxa"/>
+              <w:bottom w:w="100" w:type="dxa"/>
+              <w:left w:w="140" w:type="dxa"/>
+              <w:right w:w="140" w:type="dxa"/>
+            </w:tcMar>
           </w:tcPr>
           <w:p>
+            <w:pPr>
+              <w:spacing w:before="20" w:after="20"/>
+            </w:pPr>
             <w:r>
               <w:rPr>
-                <w:color w:val="4B5563"/>
-                <w:sz w:val="20"/>
+                <w:rFonts w:ascii="Calibri" w:hAnsi="Calibri"/>
+                <w:color w:val="1E293B"/>
+                <w:sz w:val="19"/>
               </w:rPr>
               <w:t>Жёсткий Next Step (Критично)</w:t>
             </w:r>
@@ -627,13 +988,23 @@
         </w:tc>
         <w:tc>
           <w:tcPr>
-            <w:tcW w:type="dxa" w:w="2160"/>
+            <w:tcW w:type="dxa" w:w="4896"/>
+            <w:tcMar>
+              <w:top w:w="100" w:type="dxa"/>
+              <w:bottom w:w="100" w:type="dxa"/>
+              <w:left w:w="140" w:type="dxa"/>
+              <w:right w:w="140" w:type="dxa"/>
+            </w:tcMar>
           </w:tcPr>
           <w:p>
+            <w:pPr>
+              <w:spacing w:before="20" w:after="20"/>
+            </w:pPr>
             <w:r>
               <w:rPr>
-                <w:color w:val="4B5563"/>
-                <w:sz w:val="20"/>
+                <w:rFonts w:ascii="Calibri" w:hAnsi="Calibri"/>
+                <w:color w:val="1E293B"/>
+                <w:sz w:val="19"/>
               </w:rPr>
               <w:t>Зафиксирована ли точная дата и время следующего контакта или встречи</w:t>
             </w:r>
@@ -641,13 +1012,23 @@
         </w:tc>
         <w:tc>
           <w:tcPr>
-            <w:tcW w:type="dxa" w:w="2160"/>
+            <w:tcW w:type="dxa" w:w="1008"/>
+            <w:tcMar>
+              <w:top w:w="100" w:type="dxa"/>
+              <w:bottom w:w="100" w:type="dxa"/>
+              <w:left w:w="140" w:type="dxa"/>
+              <w:right w:w="140" w:type="dxa"/>
+            </w:tcMar>
           </w:tcPr>
           <w:p>
+            <w:pPr>
+              <w:spacing w:before="20" w:after="20"/>
+            </w:pPr>
             <w:r>
               <w:rPr>
-                <w:color w:val="4B5563"/>
-                <w:sz w:val="20"/>
+                <w:rFonts w:ascii="Calibri" w:hAnsi="Calibri"/>
+                <w:color w:val="1E293B"/>
+                <w:sz w:val="19"/>
               </w:rPr>
               <w:t>94%</w:t>
             </w:r>
@@ -657,14 +1038,24 @@
       <w:tr>
         <w:tc>
           <w:tcPr>
-            <w:tcW w:type="dxa" w:w="2160"/>
-            <w:shd w:fill="F3F4F6"/>
+            <w:tcW w:type="dxa" w:w="576"/>
+            <w:shd w:fill="F1F5F9"/>
+            <w:tcMar>
+              <w:top w:w="100" w:type="dxa"/>
+              <w:bottom w:w="100" w:type="dxa"/>
+              <w:left w:w="140" w:type="dxa"/>
+              <w:right w:w="140" w:type="dxa"/>
+            </w:tcMar>
           </w:tcPr>
           <w:p>
+            <w:pPr>
+              <w:spacing w:before="20" w:after="20"/>
+            </w:pPr>
             <w:r>
               <w:rPr>
-                <w:color w:val="4B5563"/>
-                <w:sz w:val="20"/>
+                <w:rFonts w:ascii="Calibri" w:hAnsi="Calibri"/>
+                <w:color w:val="1E293B"/>
+                <w:sz w:val="19"/>
               </w:rPr>
               <w:t>2</w:t>
             </w:r>
@@ -672,14 +1063,24 @@
         </w:tc>
         <w:tc>
           <w:tcPr>
-            <w:tcW w:type="dxa" w:w="2160"/>
-            <w:shd w:fill="F3F4F6"/>
+            <w:tcW w:type="dxa" w:w="3312"/>
+            <w:shd w:fill="F1F5F9"/>
+            <w:tcMar>
+              <w:top w:w="100" w:type="dxa"/>
+              <w:bottom w:w="100" w:type="dxa"/>
+              <w:left w:w="140" w:type="dxa"/>
+              <w:right w:w="140" w:type="dxa"/>
+            </w:tcMar>
           </w:tcPr>
           <w:p>
+            <w:pPr>
+              <w:spacing w:before="20" w:after="20"/>
+            </w:pPr>
             <w:r>
               <w:rPr>
-                <w:color w:val="4B5563"/>
-                <w:sz w:val="20"/>
+                <w:rFonts w:ascii="Calibri" w:hAnsi="Calibri"/>
+                <w:color w:val="1E293B"/>
+                <w:sz w:val="19"/>
               </w:rPr>
               <w:t>Инициатива диалога</w:t>
             </w:r>
@@ -687,29 +1088,49 @@
         </w:tc>
         <w:tc>
           <w:tcPr>
-            <w:tcW w:type="dxa" w:w="2160"/>
-            <w:shd w:fill="F3F4F6"/>
+            <w:tcW w:type="dxa" w:w="4896"/>
+            <w:shd w:fill="F1F5F9"/>
+            <w:tcMar>
+              <w:top w:w="100" w:type="dxa"/>
+              <w:bottom w:w="100" w:type="dxa"/>
+              <w:left w:w="140" w:type="dxa"/>
+              <w:right w:w="140" w:type="dxa"/>
+            </w:tcMar>
           </w:tcPr>
           <w:p>
+            <w:pPr>
+              <w:spacing w:before="20" w:after="20"/>
+            </w:pPr>
             <w:r>
               <w:rPr>
-                <w:color w:val="4B5563"/>
-                <w:sz w:val="20"/>
+                <w:rFonts w:ascii="Calibri" w:hAnsi="Calibri"/>
+                <w:color w:val="1E293B"/>
+                <w:sz w:val="19"/>
               </w:rPr>
-              <w:t>Кто задаёт вопросы: ведёт ли менеджер диалог или только отвечает</w:t>
+              <w:t>Кто задаёт вопросы: ведёт ли менеджер клиента по этапам или просто отвечает</w:t>
             </w:r>
           </w:p>
         </w:tc>
         <w:tc>
           <w:tcPr>
-            <w:tcW w:type="dxa" w:w="2160"/>
-            <w:shd w:fill="F3F4F6"/>
+            <w:tcW w:type="dxa" w:w="1008"/>
+            <w:shd w:fill="F1F5F9"/>
+            <w:tcMar>
+              <w:top w:w="100" w:type="dxa"/>
+              <w:bottom w:w="100" w:type="dxa"/>
+              <w:left w:w="140" w:type="dxa"/>
+              <w:right w:w="140" w:type="dxa"/>
+            </w:tcMar>
           </w:tcPr>
           <w:p>
+            <w:pPr>
+              <w:spacing w:before="20" w:after="20"/>
+            </w:pPr>
             <w:r>
               <w:rPr>
-                <w:color w:val="4B5563"/>
-                <w:sz w:val="20"/>
+                <w:rFonts w:ascii="Calibri" w:hAnsi="Calibri"/>
+                <w:color w:val="1E293B"/>
+                <w:sz w:val="19"/>
               </w:rPr>
               <w:t>89%</w:t>
             </w:r>
@@ -719,13 +1140,23 @@
       <w:tr>
         <w:tc>
           <w:tcPr>
-            <w:tcW w:type="dxa" w:w="2160"/>
+            <w:tcW w:type="dxa" w:w="576"/>
+            <w:tcMar>
+              <w:top w:w="100" w:type="dxa"/>
+              <w:bottom w:w="100" w:type="dxa"/>
+              <w:left w:w="140" w:type="dxa"/>
+              <w:right w:w="140" w:type="dxa"/>
+            </w:tcMar>
           </w:tcPr>
           <w:p>
+            <w:pPr>
+              <w:spacing w:before="20" w:after="20"/>
+            </w:pPr>
             <w:r>
               <w:rPr>
-                <w:color w:val="4B5563"/>
-                <w:sz w:val="20"/>
+                <w:rFonts w:ascii="Calibri" w:hAnsi="Calibri"/>
+                <w:color w:val="1E293B"/>
+                <w:sz w:val="19"/>
               </w:rPr>
               <w:t>3</w:t>
             </w:r>
@@ -733,41 +1164,71 @@
         </w:tc>
         <w:tc>
           <w:tcPr>
-            <w:tcW w:type="dxa" w:w="2160"/>
+            <w:tcW w:type="dxa" w:w="3312"/>
+            <w:tcMar>
+              <w:top w:w="100" w:type="dxa"/>
+              <w:bottom w:w="100" w:type="dxa"/>
+              <w:left w:w="140" w:type="dxa"/>
+              <w:right w:w="140" w:type="dxa"/>
+            </w:tcMar>
           </w:tcPr>
           <w:p>
+            <w:pPr>
+              <w:spacing w:before="20" w:after="20"/>
+            </w:pPr>
             <w:r>
               <w:rPr>
-                <w:color w:val="4B5563"/>
-                <w:sz w:val="20"/>
+                <w:rFonts w:ascii="Calibri" w:hAnsi="Calibri"/>
+                <w:color w:val="1E293B"/>
+                <w:sz w:val="19"/>
               </w:rPr>
-              <w:t>Квалификация ЛПР</w:t>
+              <w:t>Квалификация ЛПР / ЛВПР</w:t>
             </w:r>
           </w:p>
         </w:tc>
         <w:tc>
           <w:tcPr>
-            <w:tcW w:type="dxa" w:w="2160"/>
+            <w:tcW w:type="dxa" w:w="4896"/>
+            <w:tcMar>
+              <w:top w:w="100" w:type="dxa"/>
+              <w:bottom w:w="100" w:type="dxa"/>
+              <w:left w:w="140" w:type="dxa"/>
+              <w:right w:w="140" w:type="dxa"/>
+            </w:tcMar>
           </w:tcPr>
           <w:p>
+            <w:pPr>
+              <w:spacing w:before="20" w:after="20"/>
+            </w:pPr>
             <w:r>
               <w:rPr>
-                <w:color w:val="4B5563"/>
-                <w:sz w:val="20"/>
+                <w:rFonts w:ascii="Calibri" w:hAnsi="Calibri"/>
+                <w:color w:val="1E293B"/>
+                <w:sz w:val="19"/>
               </w:rPr>
-              <w:t>Установлен ли статус собеседника: принимает ли он решения по бюджету</w:t>
+              <w:t>Установлен ли статус собеседника: принимает ли он решения по бюджету и срокам</w:t>
             </w:r>
           </w:p>
         </w:tc>
         <w:tc>
           <w:tcPr>
-            <w:tcW w:type="dxa" w:w="2160"/>
+            <w:tcW w:type="dxa" w:w="1008"/>
+            <w:tcMar>
+              <w:top w:w="100" w:type="dxa"/>
+              <w:bottom w:w="100" w:type="dxa"/>
+              <w:left w:w="140" w:type="dxa"/>
+              <w:right w:w="140" w:type="dxa"/>
+            </w:tcMar>
           </w:tcPr>
           <w:p>
+            <w:pPr>
+              <w:spacing w:before="20" w:after="20"/>
+            </w:pPr>
             <w:r>
               <w:rPr>
-                <w:color w:val="4B5563"/>
-                <w:sz w:val="20"/>
+                <w:rFonts w:ascii="Calibri" w:hAnsi="Calibri"/>
+                <w:color w:val="1E293B"/>
+                <w:sz w:val="19"/>
               </w:rPr>
               <w:t>81%</w:t>
             </w:r>
@@ -777,14 +1238,24 @@
       <w:tr>
         <w:tc>
           <w:tcPr>
-            <w:tcW w:type="dxa" w:w="2160"/>
-            <w:shd w:fill="F3F4F6"/>
+            <w:tcW w:type="dxa" w:w="576"/>
+            <w:shd w:fill="F1F5F9"/>
+            <w:tcMar>
+              <w:top w:w="100" w:type="dxa"/>
+              <w:bottom w:w="100" w:type="dxa"/>
+              <w:left w:w="140" w:type="dxa"/>
+              <w:right w:w="140" w:type="dxa"/>
+            </w:tcMar>
           </w:tcPr>
           <w:p>
+            <w:pPr>
+              <w:spacing w:before="20" w:after="20"/>
+            </w:pPr>
             <w:r>
               <w:rPr>
-                <w:color w:val="4B5563"/>
-                <w:sz w:val="20"/>
+                <w:rFonts w:ascii="Calibri" w:hAnsi="Calibri"/>
+                <w:color w:val="1E293B"/>
+                <w:sz w:val="19"/>
               </w:rPr>
               <w:t>4</w:t>
             </w:r>
@@ -792,44 +1263,74 @@
         </w:tc>
         <w:tc>
           <w:tcPr>
-            <w:tcW w:type="dxa" w:w="2160"/>
-            <w:shd w:fill="F3F4F6"/>
+            <w:tcW w:type="dxa" w:w="3312"/>
+            <w:shd w:fill="F1F5F9"/>
+            <w:tcMar>
+              <w:top w:w="100" w:type="dxa"/>
+              <w:bottom w:w="100" w:type="dxa"/>
+              <w:left w:w="140" w:type="dxa"/>
+              <w:right w:w="140" w:type="dxa"/>
+            </w:tcMar>
           </w:tcPr>
           <w:p>
+            <w:pPr>
+              <w:spacing w:before="20" w:after="20"/>
+            </w:pPr>
             <w:r>
               <w:rPr>
-                <w:color w:val="4B5563"/>
-                <w:sz w:val="20"/>
+                <w:rFonts w:ascii="Calibri" w:hAnsi="Calibri"/>
+                <w:color w:val="1E293B"/>
+                <w:sz w:val="19"/>
               </w:rPr>
-              <w:t>Выявление болей и сроков</w:t>
+              <w:t>Выявление болей и срочности</w:t>
             </w:r>
           </w:p>
         </w:tc>
         <w:tc>
           <w:tcPr>
-            <w:tcW w:type="dxa" w:w="2160"/>
-            <w:shd w:fill="F3F4F6"/>
+            <w:tcW w:type="dxa" w:w="4896"/>
+            <w:shd w:fill="F1F5F9"/>
+            <w:tcMar>
+              <w:top w:w="100" w:type="dxa"/>
+              <w:bottom w:w="100" w:type="dxa"/>
+              <w:left w:w="140" w:type="dxa"/>
+              <w:right w:w="140" w:type="dxa"/>
+            </w:tcMar>
           </w:tcPr>
           <w:p>
+            <w:pPr>
+              <w:spacing w:before="20" w:after="20"/>
+            </w:pPr>
             <w:r>
               <w:rPr>
-                <w:color w:val="4B5563"/>
-                <w:sz w:val="20"/>
+                <w:rFonts w:ascii="Calibri" w:hAnsi="Calibri"/>
+                <w:color w:val="1E293B"/>
+                <w:sz w:val="19"/>
               </w:rPr>
-              <w:t>Понятно ли, какую задачу решает клиент и когда ему нужен результат</w:t>
+              <w:t>Понятно ли, какую бизнес-задачу решает клиент и к какому дедлайну нужен результат</w:t>
             </w:r>
           </w:p>
         </w:tc>
         <w:tc>
           <w:tcPr>
-            <w:tcW w:type="dxa" w:w="2160"/>
-            <w:shd w:fill="F3F4F6"/>
+            <w:tcW w:type="dxa" w:w="1008"/>
+            <w:shd w:fill="F1F5F9"/>
+            <w:tcMar>
+              <w:top w:w="100" w:type="dxa"/>
+              <w:bottom w:w="100" w:type="dxa"/>
+              <w:left w:w="140" w:type="dxa"/>
+              <w:right w:w="140" w:type="dxa"/>
+            </w:tcMar>
           </w:tcPr>
           <w:p>
+            <w:pPr>
+              <w:spacing w:before="20" w:after="20"/>
+            </w:pPr>
             <w:r>
               <w:rPr>
-                <w:color w:val="4B5563"/>
-                <w:sz w:val="20"/>
+                <w:rFonts w:ascii="Calibri" w:hAnsi="Calibri"/>
+                <w:color w:val="1E293B"/>
+                <w:sz w:val="19"/>
               </w:rPr>
               <w:t>85%</w:t>
             </w:r>
@@ -839,13 +1340,23 @@
       <w:tr>
         <w:tc>
           <w:tcPr>
-            <w:tcW w:type="dxa" w:w="2160"/>
+            <w:tcW w:type="dxa" w:w="576"/>
+            <w:tcMar>
+              <w:top w:w="100" w:type="dxa"/>
+              <w:bottom w:w="100" w:type="dxa"/>
+              <w:left w:w="140" w:type="dxa"/>
+              <w:right w:w="140" w:type="dxa"/>
+            </w:tcMar>
           </w:tcPr>
           <w:p>
+            <w:pPr>
+              <w:spacing w:before="20" w:after="20"/>
+            </w:pPr>
             <w:r>
               <w:rPr>
-                <w:color w:val="4B5563"/>
-                <w:sz w:val="20"/>
+                <w:rFonts w:ascii="Calibri" w:hAnsi="Calibri"/>
+                <w:color w:val="1E293B"/>
+                <w:sz w:val="19"/>
               </w:rPr>
               <w:t>5</w:t>
             </w:r>
@@ -853,13 +1364,23 @@
         </w:tc>
         <w:tc>
           <w:tcPr>
-            <w:tcW w:type="dxa" w:w="2160"/>
+            <w:tcW w:type="dxa" w:w="3312"/>
+            <w:tcMar>
+              <w:top w:w="100" w:type="dxa"/>
+              <w:bottom w:w="100" w:type="dxa"/>
+              <w:left w:w="140" w:type="dxa"/>
+              <w:right w:w="140" w:type="dxa"/>
+            </w:tcMar>
           </w:tcPr>
           <w:p>
+            <w:pPr>
+              <w:spacing w:before="20" w:after="20"/>
+            </w:pPr>
             <w:r>
               <w:rPr>
-                <w:color w:val="4B5563"/>
-                <w:sz w:val="20"/>
+                <w:rFonts w:ascii="Calibri" w:hAnsi="Calibri"/>
+                <w:color w:val="1E293B"/>
+                <w:sz w:val="19"/>
               </w:rPr>
               <w:t>Отработка возражения «Дорого»</w:t>
             </w:r>
@@ -867,27 +1388,47 @@
         </w:tc>
         <w:tc>
           <w:tcPr>
-            <w:tcW w:type="dxa" w:w="2160"/>
+            <w:tcW w:type="dxa" w:w="4896"/>
+            <w:tcMar>
+              <w:top w:w="100" w:type="dxa"/>
+              <w:bottom w:w="100" w:type="dxa"/>
+              <w:left w:w="140" w:type="dxa"/>
+              <w:right w:w="140" w:type="dxa"/>
+            </w:tcMar>
           </w:tcPr>
           <w:p>
+            <w:pPr>
+              <w:spacing w:before="20" w:after="20"/>
+            </w:pPr>
             <w:r>
               <w:rPr>
-                <w:color w:val="4B5563"/>
-                <w:sz w:val="20"/>
+                <w:rFonts w:ascii="Calibri" w:hAnsi="Calibri"/>
+                <w:color w:val="1E293B"/>
+                <w:sz w:val="19"/>
               </w:rPr>
-              <w:t>Предложена ли альтернатива, рассрочка, кейс или менеджер сразу сдался</w:t>
+              <w:t>Предложена ли альтернатива, рассрочка, экономическое обоснование или сразу скидка</w:t>
             </w:r>
           </w:p>
         </w:tc>
         <w:tc>
           <w:tcPr>
-            <w:tcW w:type="dxa" w:w="2160"/>
+            <w:tcW w:type="dxa" w:w="1008"/>
+            <w:tcMar>
+              <w:top w:w="100" w:type="dxa"/>
+              <w:bottom w:w="100" w:type="dxa"/>
+              <w:left w:w="140" w:type="dxa"/>
+              <w:right w:w="140" w:type="dxa"/>
+            </w:tcMar>
           </w:tcPr>
           <w:p>
+            <w:pPr>
+              <w:spacing w:before="20" w:after="20"/>
+            </w:pPr>
             <w:r>
               <w:rPr>
-                <w:color w:val="4B5563"/>
-                <w:sz w:val="20"/>
+                <w:rFonts w:ascii="Calibri" w:hAnsi="Calibri"/>
+                <w:color w:val="1E293B"/>
+                <w:sz w:val="19"/>
               </w:rPr>
               <w:t>87%</w:t>
             </w:r>
@@ -897,14 +1438,24 @@
       <w:tr>
         <w:tc>
           <w:tcPr>
-            <w:tcW w:type="dxa" w:w="2160"/>
-            <w:shd w:fill="F3F4F6"/>
+            <w:tcW w:type="dxa" w:w="576"/>
+            <w:shd w:fill="F1F5F9"/>
+            <w:tcMar>
+              <w:top w:w="100" w:type="dxa"/>
+              <w:bottom w:w="100" w:type="dxa"/>
+              <w:left w:w="140" w:type="dxa"/>
+              <w:right w:w="140" w:type="dxa"/>
+            </w:tcMar>
           </w:tcPr>
           <w:p>
+            <w:pPr>
+              <w:spacing w:before="20" w:after="20"/>
+            </w:pPr>
             <w:r>
               <w:rPr>
-                <w:color w:val="4B5563"/>
-                <w:sz w:val="20"/>
+                <w:rFonts w:ascii="Calibri" w:hAnsi="Calibri"/>
+                <w:color w:val="1E293B"/>
+                <w:sz w:val="19"/>
               </w:rPr>
               <w:t>6</w:t>
             </w:r>
@@ -912,14 +1463,24 @@
         </w:tc>
         <w:tc>
           <w:tcPr>
-            <w:tcW w:type="dxa" w:w="2160"/>
-            <w:shd w:fill="F3F4F6"/>
+            <w:tcW w:type="dxa" w:w="3312"/>
+            <w:shd w:fill="F1F5F9"/>
+            <w:tcMar>
+              <w:top w:w="100" w:type="dxa"/>
+              <w:bottom w:w="100" w:type="dxa"/>
+              <w:left w:w="140" w:type="dxa"/>
+              <w:right w:w="140" w:type="dxa"/>
+            </w:tcMar>
           </w:tcPr>
           <w:p>
+            <w:pPr>
+              <w:spacing w:before="20" w:after="20"/>
+            </w:pPr>
             <w:r>
               <w:rPr>
-                <w:color w:val="4B5563"/>
-                <w:sz w:val="20"/>
+                <w:rFonts w:ascii="Calibri" w:hAnsi="Calibri"/>
+                <w:color w:val="1E293B"/>
+                <w:sz w:val="19"/>
               </w:rPr>
               <w:t>Отработка возражения «Я подумаю»</w:t>
             </w:r>
@@ -927,29 +1488,49 @@
         </w:tc>
         <w:tc>
           <w:tcPr>
-            <w:tcW w:type="dxa" w:w="2160"/>
-            <w:shd w:fill="F3F4F6"/>
+            <w:tcW w:type="dxa" w:w="4896"/>
+            <w:shd w:fill="F1F5F9"/>
+            <w:tcMar>
+              <w:top w:w="100" w:type="dxa"/>
+              <w:bottom w:w="100" w:type="dxa"/>
+              <w:left w:w="140" w:type="dxa"/>
+              <w:right w:w="140" w:type="dxa"/>
+            </w:tcMar>
           </w:tcPr>
           <w:p>
+            <w:pPr>
+              <w:spacing w:before="20" w:after="20"/>
+            </w:pPr>
             <w:r>
               <w:rPr>
-                <w:color w:val="4B5563"/>
-                <w:sz w:val="20"/>
+                <w:rFonts w:ascii="Calibri" w:hAnsi="Calibri"/>
+                <w:color w:val="1E293B"/>
+                <w:sz w:val="19"/>
               </w:rPr>
-              <w:t>Вскрыто ли скрытое сомнение или клиент просто отпущен</w:t>
+              <w:t>Вскрыто ли истинное сомнение или клиент просто отпущен без договоренностей</w:t>
             </w:r>
           </w:p>
         </w:tc>
         <w:tc>
           <w:tcPr>
-            <w:tcW w:type="dxa" w:w="2160"/>
-            <w:shd w:fill="F3F4F6"/>
+            <w:tcW w:type="dxa" w:w="1008"/>
+            <w:shd w:fill="F1F5F9"/>
+            <w:tcMar>
+              <w:top w:w="100" w:type="dxa"/>
+              <w:bottom w:w="100" w:type="dxa"/>
+              <w:left w:w="140" w:type="dxa"/>
+              <w:right w:w="140" w:type="dxa"/>
+            </w:tcMar>
           </w:tcPr>
           <w:p>
+            <w:pPr>
+              <w:spacing w:before="20" w:after="20"/>
+            </w:pPr>
             <w:r>
               <w:rPr>
-                <w:color w:val="4B5563"/>
-                <w:sz w:val="20"/>
+                <w:rFonts w:ascii="Calibri" w:hAnsi="Calibri"/>
+                <w:color w:val="1E293B"/>
+                <w:sz w:val="19"/>
               </w:rPr>
               <w:t>83%</w:t>
             </w:r>
@@ -959,13 +1540,23 @@
       <w:tr>
         <w:tc>
           <w:tcPr>
-            <w:tcW w:type="dxa" w:w="2160"/>
+            <w:tcW w:type="dxa" w:w="576"/>
+            <w:tcMar>
+              <w:top w:w="100" w:type="dxa"/>
+              <w:bottom w:w="100" w:type="dxa"/>
+              <w:left w:w="140" w:type="dxa"/>
+              <w:right w:w="140" w:type="dxa"/>
+            </w:tcMar>
           </w:tcPr>
           <w:p>
+            <w:pPr>
+              <w:spacing w:before="20" w:after="20"/>
+            </w:pPr>
             <w:r>
               <w:rPr>
-                <w:color w:val="4B5563"/>
-                <w:sz w:val="20"/>
+                <w:rFonts w:ascii="Calibri" w:hAnsi="Calibri"/>
+                <w:color w:val="1E293B"/>
+                <w:sz w:val="19"/>
               </w:rPr>
               <w:t>7</w:t>
             </w:r>
@@ -973,13 +1564,23 @@
         </w:tc>
         <w:tc>
           <w:tcPr>
-            <w:tcW w:type="dxa" w:w="2160"/>
+            <w:tcW w:type="dxa" w:w="3312"/>
+            <w:tcMar>
+              <w:top w:w="100" w:type="dxa"/>
+              <w:bottom w:w="100" w:type="dxa"/>
+              <w:left w:w="140" w:type="dxa"/>
+              <w:right w:w="140" w:type="dxa"/>
+            </w:tcMar>
           </w:tcPr>
           <w:p>
+            <w:pPr>
+              <w:spacing w:before="20" w:after="20"/>
+            </w:pPr>
             <w:r>
               <w:rPr>
-                <w:color w:val="4B5563"/>
-                <w:sz w:val="20"/>
+                <w:rFonts w:ascii="Calibri" w:hAnsi="Calibri"/>
+                <w:color w:val="1E293B"/>
+                <w:sz w:val="19"/>
               </w:rPr>
               <w:t>Презентация ценности через кейсы</w:t>
             </w:r>
@@ -987,27 +1588,47 @@
         </w:tc>
         <w:tc>
           <w:tcPr>
-            <w:tcW w:type="dxa" w:w="2160"/>
+            <w:tcW w:type="dxa" w:w="4896"/>
+            <w:tcMar>
+              <w:top w:w="100" w:type="dxa"/>
+              <w:bottom w:w="100" w:type="dxa"/>
+              <w:left w:w="140" w:type="dxa"/>
+              <w:right w:w="140" w:type="dxa"/>
+            </w:tcMar>
           </w:tcPr>
           <w:p>
+            <w:pPr>
+              <w:spacing w:before="20" w:after="20"/>
+            </w:pPr>
             <w:r>
               <w:rPr>
-                <w:color w:val="4B5563"/>
-                <w:sz w:val="20"/>
+                <w:rFonts w:ascii="Calibri" w:hAnsi="Calibri"/>
+                <w:color w:val="1E293B"/>
+                <w:sz w:val="19"/>
               </w:rPr>
-              <w:t>Звучали ли реальные примеры окупаемости и цифры внедрения</w:t>
+              <w:t>Звучали ли реальные примеры окупаемости, аналогичные проекты и факты</w:t>
             </w:r>
           </w:p>
         </w:tc>
         <w:tc>
           <w:tcPr>
-            <w:tcW w:type="dxa" w:w="2160"/>
+            <w:tcW w:type="dxa" w:w="1008"/>
+            <w:tcMar>
+              <w:top w:w="100" w:type="dxa"/>
+              <w:bottom w:w="100" w:type="dxa"/>
+              <w:left w:w="140" w:type="dxa"/>
+              <w:right w:w="140" w:type="dxa"/>
+            </w:tcMar>
           </w:tcPr>
           <w:p>
+            <w:pPr>
+              <w:spacing w:before="20" w:after="20"/>
+            </w:pPr>
             <w:r>
               <w:rPr>
-                <w:color w:val="4B5563"/>
-                <w:sz w:val="20"/>
+                <w:rFonts w:ascii="Calibri" w:hAnsi="Calibri"/>
+                <w:color w:val="1E293B"/>
+                <w:sz w:val="19"/>
               </w:rPr>
               <w:t>86%</w:t>
             </w:r>
@@ -1017,14 +1638,24 @@
       <w:tr>
         <w:tc>
           <w:tcPr>
-            <w:tcW w:type="dxa" w:w="2160"/>
-            <w:shd w:fill="F3F4F6"/>
+            <w:tcW w:type="dxa" w:w="576"/>
+            <w:shd w:fill="F1F5F9"/>
+            <w:tcMar>
+              <w:top w:w="100" w:type="dxa"/>
+              <w:bottom w:w="100" w:type="dxa"/>
+              <w:left w:w="140" w:type="dxa"/>
+              <w:right w:w="140" w:type="dxa"/>
+            </w:tcMar>
           </w:tcPr>
           <w:p>
+            <w:pPr>
+              <w:spacing w:before="20" w:after="20"/>
+            </w:pPr>
             <w:r>
               <w:rPr>
-                <w:color w:val="4B5563"/>
-                <w:sz w:val="20"/>
+                <w:rFonts w:ascii="Calibri" w:hAnsi="Calibri"/>
+                <w:color w:val="1E293B"/>
+                <w:sz w:val="19"/>
               </w:rPr>
               <w:t>8</w:t>
             </w:r>
@@ -1032,14 +1663,24 @@
         </w:tc>
         <w:tc>
           <w:tcPr>
-            <w:tcW w:type="dxa" w:w="2160"/>
-            <w:shd w:fill="F3F4F6"/>
+            <w:tcW w:type="dxa" w:w="3312"/>
+            <w:shd w:fill="F1F5F9"/>
+            <w:tcMar>
+              <w:top w:w="100" w:type="dxa"/>
+              <w:bottom w:w="100" w:type="dxa"/>
+              <w:left w:w="140" w:type="dxa"/>
+              <w:right w:w="140" w:type="dxa"/>
+            </w:tcMar>
           </w:tcPr>
           <w:p>
+            <w:pPr>
+              <w:spacing w:before="20" w:after="20"/>
+            </w:pPr>
             <w:r>
               <w:rPr>
-                <w:color w:val="4B5563"/>
-                <w:sz w:val="20"/>
+                <w:rFonts w:ascii="Calibri" w:hAnsi="Calibri"/>
+                <w:color w:val="1E293B"/>
+                <w:sz w:val="19"/>
               </w:rPr>
               <w:t>Попытка закрытия сделки</w:t>
             </w:r>
@@ -1047,29 +1688,49 @@
         </w:tc>
         <w:tc>
           <w:tcPr>
-            <w:tcW w:type="dxa" w:w="2160"/>
-            <w:shd w:fill="F3F4F6"/>
+            <w:tcW w:type="dxa" w:w="4896"/>
+            <w:shd w:fill="F1F5F9"/>
+            <w:tcMar>
+              <w:top w:w="100" w:type="dxa"/>
+              <w:bottom w:w="100" w:type="dxa"/>
+              <w:left w:w="140" w:type="dxa"/>
+              <w:right w:w="140" w:type="dxa"/>
+            </w:tcMar>
           </w:tcPr>
           <w:p>
+            <w:pPr>
+              <w:spacing w:before="20" w:after="20"/>
+            </w:pPr>
             <w:r>
               <w:rPr>
-                <w:color w:val="4B5563"/>
-                <w:sz w:val="20"/>
+                <w:rFonts w:ascii="Calibri" w:hAnsi="Calibri"/>
+                <w:color w:val="1E293B"/>
+                <w:sz w:val="19"/>
               </w:rPr>
-              <w:t>Озвучено ли прямое предложение заключить договор или выставить счёт</w:t>
+              <w:t>Озвучено ли прямое предложение заключить договор, забронировать объем или выставить счет</w:t>
             </w:r>
           </w:p>
         </w:tc>
         <w:tc>
           <w:tcPr>
-            <w:tcW w:type="dxa" w:w="2160"/>
-            <w:shd w:fill="F3F4F6"/>
+            <w:tcW w:type="dxa" w:w="1008"/>
+            <w:shd w:fill="F1F5F9"/>
+            <w:tcMar>
+              <w:top w:w="100" w:type="dxa"/>
+              <w:bottom w:w="100" w:type="dxa"/>
+              <w:left w:w="140" w:type="dxa"/>
+              <w:right w:w="140" w:type="dxa"/>
+            </w:tcMar>
           </w:tcPr>
           <w:p>
+            <w:pPr>
+              <w:spacing w:before="20" w:after="20"/>
+            </w:pPr>
             <w:r>
               <w:rPr>
-                <w:color w:val="4B5563"/>
-                <w:sz w:val="20"/>
+                <w:rFonts w:ascii="Calibri" w:hAnsi="Calibri"/>
+                <w:color w:val="1E293B"/>
+                <w:sz w:val="19"/>
               </w:rPr>
               <w:t>91%</w:t>
             </w:r>
@@ -1079,13 +1740,23 @@
       <w:tr>
         <w:tc>
           <w:tcPr>
-            <w:tcW w:type="dxa" w:w="2160"/>
+            <w:tcW w:type="dxa" w:w="576"/>
+            <w:tcMar>
+              <w:top w:w="100" w:type="dxa"/>
+              <w:bottom w:w="100" w:type="dxa"/>
+              <w:left w:w="140" w:type="dxa"/>
+              <w:right w:w="140" w:type="dxa"/>
+            </w:tcMar>
           </w:tcPr>
           <w:p>
+            <w:pPr>
+              <w:spacing w:before="20" w:after="20"/>
+            </w:pPr>
             <w:r>
               <w:rPr>
-                <w:color w:val="4B5563"/>
-                <w:sz w:val="20"/>
+                <w:rFonts w:ascii="Calibri" w:hAnsi="Calibri"/>
+                <w:color w:val="1E293B"/>
+                <w:sz w:val="19"/>
               </w:rPr>
               <w:t>9</w:t>
             </w:r>
@@ -1093,13 +1764,23 @@
         </w:tc>
         <w:tc>
           <w:tcPr>
-            <w:tcW w:type="dxa" w:w="2160"/>
+            <w:tcW w:type="dxa" w:w="3312"/>
+            <w:tcMar>
+              <w:top w:w="100" w:type="dxa"/>
+              <w:bottom w:w="100" w:type="dxa"/>
+              <w:left w:w="140" w:type="dxa"/>
+              <w:right w:w="140" w:type="dxa"/>
+            </w:tcMar>
           </w:tcPr>
           <w:p>
+            <w:pPr>
+              <w:spacing w:before="20" w:after="20"/>
+            </w:pPr>
             <w:r>
               <w:rPr>
-                <w:color w:val="4B5563"/>
-                <w:sz w:val="20"/>
+                <w:rFonts w:ascii="Calibri" w:hAnsi="Calibri"/>
+                <w:color w:val="1E293B"/>
+                <w:sz w:val="19"/>
               </w:rPr>
               <w:t>Соблюдение регламента приветствия</w:t>
             </w:r>
@@ -1107,27 +1788,47 @@
         </w:tc>
         <w:tc>
           <w:tcPr>
-            <w:tcW w:type="dxa" w:w="2160"/>
+            <w:tcW w:type="dxa" w:w="4896"/>
+            <w:tcMar>
+              <w:top w:w="100" w:type="dxa"/>
+              <w:bottom w:w="100" w:type="dxa"/>
+              <w:left w:w="140" w:type="dxa"/>
+              <w:right w:w="140" w:type="dxa"/>
+            </w:tcMar>
           </w:tcPr>
           <w:p>
+            <w:pPr>
+              <w:spacing w:before="20" w:after="20"/>
+            </w:pPr>
             <w:r>
               <w:rPr>
-                <w:color w:val="4B5563"/>
-                <w:sz w:val="20"/>
+                <w:rFonts w:ascii="Calibri" w:hAnsi="Calibri"/>
+                <w:color w:val="1E293B"/>
+                <w:sz w:val="19"/>
               </w:rPr>
-              <w:t>Корректное представление компании и имени менеджера</w:t>
+              <w:t>Корректное представление компании, имени менеджера и цели контакта</w:t>
             </w:r>
           </w:p>
         </w:tc>
         <w:tc>
           <w:tcPr>
-            <w:tcW w:type="dxa" w:w="2160"/>
+            <w:tcW w:type="dxa" w:w="1008"/>
+            <w:tcMar>
+              <w:top w:w="100" w:type="dxa"/>
+              <w:bottom w:w="100" w:type="dxa"/>
+              <w:left w:w="140" w:type="dxa"/>
+              <w:right w:w="140" w:type="dxa"/>
+            </w:tcMar>
           </w:tcPr>
           <w:p>
+            <w:pPr>
+              <w:spacing w:before="20" w:after="20"/>
+            </w:pPr>
             <w:r>
               <w:rPr>
-                <w:color w:val="4B5563"/>
-                <w:sz w:val="20"/>
+                <w:rFonts w:ascii="Calibri" w:hAnsi="Calibri"/>
+                <w:color w:val="1E293B"/>
+                <w:sz w:val="19"/>
               </w:rPr>
               <w:t>96%</w:t>
             </w:r>
@@ -1137,14 +1838,24 @@
       <w:tr>
         <w:tc>
           <w:tcPr>
-            <w:tcW w:type="dxa" w:w="2160"/>
-            <w:shd w:fill="F3F4F6"/>
+            <w:tcW w:type="dxa" w:w="576"/>
+            <w:shd w:fill="F1F5F9"/>
+            <w:tcMar>
+              <w:top w:w="100" w:type="dxa"/>
+              <w:bottom w:w="100" w:type="dxa"/>
+              <w:left w:w="140" w:type="dxa"/>
+              <w:right w:w="140" w:type="dxa"/>
+            </w:tcMar>
           </w:tcPr>
           <w:p>
+            <w:pPr>
+              <w:spacing w:before="20" w:after="20"/>
+            </w:pPr>
             <w:r>
               <w:rPr>
-                <w:color w:val="4B5563"/>
-                <w:sz w:val="20"/>
+                <w:rFonts w:ascii="Calibri" w:hAnsi="Calibri"/>
+                <w:color w:val="1E293B"/>
+                <w:sz w:val="19"/>
               </w:rPr>
               <w:t>10</w:t>
             </w:r>
@@ -1152,14 +1863,24 @@
         </w:tc>
         <w:tc>
           <w:tcPr>
-            <w:tcW w:type="dxa" w:w="2160"/>
-            <w:shd w:fill="F3F4F6"/>
+            <w:tcW w:type="dxa" w:w="3312"/>
+            <w:shd w:fill="F1F5F9"/>
+            <w:tcMar>
+              <w:top w:w="100" w:type="dxa"/>
+              <w:bottom w:w="100" w:type="dxa"/>
+              <w:left w:w="140" w:type="dxa"/>
+              <w:right w:w="140" w:type="dxa"/>
+            </w:tcMar>
           </w:tcPr>
           <w:p>
+            <w:pPr>
+              <w:spacing w:before="20" w:after="20"/>
+            </w:pPr>
             <w:r>
               <w:rPr>
-                <w:color w:val="4B5563"/>
-                <w:sz w:val="20"/>
+                <w:rFonts w:ascii="Calibri" w:hAnsi="Calibri"/>
+                <w:color w:val="1E293B"/>
+                <w:sz w:val="19"/>
               </w:rPr>
               <w:t>Чистота речи и уверенность</w:t>
             </w:r>
@@ -1167,29 +1888,49 @@
         </w:tc>
         <w:tc>
           <w:tcPr>
-            <w:tcW w:type="dxa" w:w="2160"/>
-            <w:shd w:fill="F3F4F6"/>
+            <w:tcW w:type="dxa" w:w="4896"/>
+            <w:shd w:fill="F1F5F9"/>
+            <w:tcMar>
+              <w:top w:w="100" w:type="dxa"/>
+              <w:bottom w:w="100" w:type="dxa"/>
+              <w:left w:w="140" w:type="dxa"/>
+              <w:right w:w="140" w:type="dxa"/>
+            </w:tcMar>
           </w:tcPr>
           <w:p>
+            <w:pPr>
+              <w:spacing w:before="20" w:after="20"/>
+            </w:pPr>
             <w:r>
               <w:rPr>
-                <w:color w:val="4B5563"/>
-                <w:sz w:val="20"/>
+                <w:rFonts w:ascii="Calibri" w:hAnsi="Calibri"/>
+                <w:color w:val="1E293B"/>
+                <w:sz w:val="19"/>
               </w:rPr>
-              <w:t>Отсутствие слов-паразитов, заминок, неуверенного мямленья цены</w:t>
+              <w:t>Отсутствие слов-паразитов, затяжных пауз и неуверенной интонации при озвучивании цены</w:t>
             </w:r>
           </w:p>
         </w:tc>
         <w:tc>
           <w:tcPr>
-            <w:tcW w:type="dxa" w:w="2160"/>
-            <w:shd w:fill="F3F4F6"/>
+            <w:tcW w:type="dxa" w:w="1008"/>
+            <w:shd w:fill="F1F5F9"/>
+            <w:tcMar>
+              <w:top w:w="100" w:type="dxa"/>
+              <w:bottom w:w="100" w:type="dxa"/>
+              <w:left w:w="140" w:type="dxa"/>
+              <w:right w:w="140" w:type="dxa"/>
+            </w:tcMar>
           </w:tcPr>
           <w:p>
+            <w:pPr>
+              <w:spacing w:before="20" w:after="20"/>
+            </w:pPr>
             <w:r>
               <w:rPr>
-                <w:color w:val="4B5563"/>
-                <w:sz w:val="20"/>
+                <w:rFonts w:ascii="Calibri" w:hAnsi="Calibri"/>
+                <w:color w:val="1E293B"/>
+                <w:sz w:val="19"/>
               </w:rPr>
               <w:t>88%</w:t>
             </w:r>
@@ -1199,13 +1940,23 @@
       <w:tr>
         <w:tc>
           <w:tcPr>
-            <w:tcW w:type="dxa" w:w="2160"/>
+            <w:tcW w:type="dxa" w:w="576"/>
+            <w:tcMar>
+              <w:top w:w="100" w:type="dxa"/>
+              <w:bottom w:w="100" w:type="dxa"/>
+              <w:left w:w="140" w:type="dxa"/>
+              <w:right w:w="140" w:type="dxa"/>
+            </w:tcMar>
           </w:tcPr>
           <w:p>
+            <w:pPr>
+              <w:spacing w:before="20" w:after="20"/>
+            </w:pPr>
             <w:r>
               <w:rPr>
-                <w:color w:val="4B5563"/>
-                <w:sz w:val="20"/>
+                <w:rFonts w:ascii="Calibri" w:hAnsi="Calibri"/>
+                <w:color w:val="1E293B"/>
+                <w:sz w:val="19"/>
               </w:rPr>
               <w:t>11</w:t>
             </w:r>
@@ -1213,13 +1964,23 @@
         </w:tc>
         <w:tc>
           <w:tcPr>
-            <w:tcW w:type="dxa" w:w="2160"/>
+            <w:tcW w:type="dxa" w:w="3312"/>
+            <w:tcMar>
+              <w:top w:w="100" w:type="dxa"/>
+              <w:bottom w:w="100" w:type="dxa"/>
+              <w:left w:w="140" w:type="dxa"/>
+              <w:right w:w="140" w:type="dxa"/>
+            </w:tcMar>
           </w:tcPr>
           <w:p>
+            <w:pPr>
+              <w:spacing w:before="20" w:after="20"/>
+            </w:pPr>
             <w:r>
               <w:rPr>
-                <w:color w:val="4B5563"/>
-                <w:sz w:val="20"/>
+                <w:rFonts w:ascii="Calibri" w:hAnsi="Calibri"/>
+                <w:color w:val="1E293B"/>
+                <w:sz w:val="19"/>
               </w:rPr>
               <w:t>Слушание клиента (Talk/Listen Ratio)</w:t>
             </w:r>
@@ -1227,27 +1988,47 @@
         </w:tc>
         <w:tc>
           <w:tcPr>
-            <w:tcW w:type="dxa" w:w="2160"/>
+            <w:tcW w:type="dxa" w:w="4896"/>
+            <w:tcMar>
+              <w:top w:w="100" w:type="dxa"/>
+              <w:bottom w:w="100" w:type="dxa"/>
+              <w:left w:w="140" w:type="dxa"/>
+              <w:right w:w="140" w:type="dxa"/>
+            </w:tcMar>
           </w:tcPr>
           <w:p>
+            <w:pPr>
+              <w:spacing w:before="20" w:after="20"/>
+            </w:pPr>
             <w:r>
               <w:rPr>
-                <w:color w:val="4B5563"/>
-                <w:sz w:val="20"/>
+                <w:rFonts w:ascii="Calibri" w:hAnsi="Calibri"/>
+                <w:color w:val="1E293B"/>
+                <w:sz w:val="19"/>
               </w:rPr>
-              <w:t>Менеджер не перебивает и слушает клиента не менее 50% времени</w:t>
+              <w:t>Менеджер не перебивает и слушает клиента не менее 50% времени разговора</w:t>
             </w:r>
           </w:p>
         </w:tc>
         <w:tc>
           <w:tcPr>
-            <w:tcW w:type="dxa" w:w="2160"/>
+            <w:tcW w:type="dxa" w:w="1008"/>
+            <w:tcMar>
+              <w:top w:w="100" w:type="dxa"/>
+              <w:bottom w:w="100" w:type="dxa"/>
+              <w:left w:w="140" w:type="dxa"/>
+              <w:right w:w="140" w:type="dxa"/>
+            </w:tcMar>
           </w:tcPr>
           <w:p>
+            <w:pPr>
+              <w:spacing w:before="20" w:after="20"/>
+            </w:pPr>
             <w:r>
               <w:rPr>
-                <w:color w:val="4B5563"/>
-                <w:sz w:val="20"/>
+                <w:rFonts w:ascii="Calibri" w:hAnsi="Calibri"/>
+                <w:color w:val="1E293B"/>
+                <w:sz w:val="19"/>
               </w:rPr>
               <w:t>97%</w:t>
             </w:r>
@@ -1257,14 +2038,24 @@
       <w:tr>
         <w:tc>
           <w:tcPr>
-            <w:tcW w:type="dxa" w:w="2160"/>
-            <w:shd w:fill="F3F4F6"/>
+            <w:tcW w:type="dxa" w:w="576"/>
+            <w:shd w:fill="F1F5F9"/>
+            <w:tcMar>
+              <w:top w:w="100" w:type="dxa"/>
+              <w:bottom w:w="100" w:type="dxa"/>
+              <w:left w:w="140" w:type="dxa"/>
+              <w:right w:w="140" w:type="dxa"/>
+            </w:tcMar>
           </w:tcPr>
           <w:p>
+            <w:pPr>
+              <w:spacing w:before="20" w:after="20"/>
+            </w:pPr>
             <w:r>
               <w:rPr>
-                <w:color w:val="4B5563"/>
-                <w:sz w:val="20"/>
+                <w:rFonts w:ascii="Calibri" w:hAnsi="Calibri"/>
+                <w:color w:val="1E293B"/>
+                <w:sz w:val="19"/>
               </w:rPr>
               <w:t>12</w:t>
             </w:r>
@@ -1272,44 +2063,74 @@
         </w:tc>
         <w:tc>
           <w:tcPr>
-            <w:tcW w:type="dxa" w:w="2160"/>
-            <w:shd w:fill="F3F4F6"/>
+            <w:tcW w:type="dxa" w:w="3312"/>
+            <w:shd w:fill="F1F5F9"/>
+            <w:tcMar>
+              <w:top w:w="100" w:type="dxa"/>
+              <w:bottom w:w="100" w:type="dxa"/>
+              <w:left w:w="140" w:type="dxa"/>
+              <w:right w:w="140" w:type="dxa"/>
+            </w:tcMar>
           </w:tcPr>
           <w:p>
+            <w:pPr>
+              <w:spacing w:before="20" w:after="20"/>
+            </w:pPr>
             <w:r>
               <w:rPr>
-                <w:color w:val="4B5563"/>
-                <w:sz w:val="20"/>
+                <w:rFonts w:ascii="Calibri" w:hAnsi="Calibri"/>
+                <w:color w:val="1E293B"/>
+                <w:sz w:val="19"/>
               </w:rPr>
-              <w:t>Фиксация договорённостей в конце</w:t>
+              <w:t>Фиксация договорённостей в финале</w:t>
             </w:r>
           </w:p>
         </w:tc>
         <w:tc>
           <w:tcPr>
-            <w:tcW w:type="dxa" w:w="2160"/>
-            <w:shd w:fill="F3F4F6"/>
+            <w:tcW w:type="dxa" w:w="4896"/>
+            <w:shd w:fill="F1F5F9"/>
+            <w:tcMar>
+              <w:top w:w="100" w:type="dxa"/>
+              <w:bottom w:w="100" w:type="dxa"/>
+              <w:left w:w="140" w:type="dxa"/>
+              <w:right w:w="140" w:type="dxa"/>
+            </w:tcMar>
           </w:tcPr>
           <w:p>
+            <w:pPr>
+              <w:spacing w:before="20" w:after="20"/>
+            </w:pPr>
             <w:r>
               <w:rPr>
-                <w:color w:val="4B5563"/>
-                <w:sz w:val="20"/>
+                <w:rFonts w:ascii="Calibri" w:hAnsi="Calibri"/>
+                <w:color w:val="1E293B"/>
+                <w:sz w:val="19"/>
               </w:rPr>
-              <w:t>Резюмирование итогов разговора («Договорились: я отправлю КП до 14:00»...)</w:t>
+              <w:t>Резюмирование итогов диалога («Договорились: я отправлю расчет до 15:00...»)</w:t>
             </w:r>
           </w:p>
         </w:tc>
         <w:tc>
           <w:tcPr>
-            <w:tcW w:type="dxa" w:w="2160"/>
-            <w:shd w:fill="F3F4F6"/>
+            <w:tcW w:type="dxa" w:w="1008"/>
+            <w:shd w:fill="F1F5F9"/>
+            <w:tcMar>
+              <w:top w:w="100" w:type="dxa"/>
+              <w:bottom w:w="100" w:type="dxa"/>
+              <w:left w:w="140" w:type="dxa"/>
+              <w:right w:w="140" w:type="dxa"/>
+            </w:tcMar>
           </w:tcPr>
           <w:p>
+            <w:pPr>
+              <w:spacing w:before="20" w:after="20"/>
+            </w:pPr>
             <w:r>
               <w:rPr>
-                <w:color w:val="4B5563"/>
-                <w:sz w:val="20"/>
+                <w:rFonts w:ascii="Calibri" w:hAnsi="Calibri"/>
+                <w:color w:val="1E293B"/>
+                <w:sz w:val="19"/>
               </w:rPr>
               <w:t>92%</w:t>
             </w:r>
@@ -1319,13 +2140,23 @@
       <w:tr>
         <w:tc>
           <w:tcPr>
-            <w:tcW w:type="dxa" w:w="2160"/>
+            <w:tcW w:type="dxa" w:w="576"/>
+            <w:tcMar>
+              <w:top w:w="100" w:type="dxa"/>
+              <w:bottom w:w="100" w:type="dxa"/>
+              <w:left w:w="140" w:type="dxa"/>
+              <w:right w:w="140" w:type="dxa"/>
+            </w:tcMar>
           </w:tcPr>
           <w:p>
+            <w:pPr>
+              <w:spacing w:before="20" w:after="20"/>
+            </w:pPr>
             <w:r>
               <w:rPr>
-                <w:color w:val="4B5563"/>
-                <w:sz w:val="20"/>
+                <w:rFonts w:ascii="Calibri" w:hAnsi="Calibri"/>
+                <w:color w:val="1E293B"/>
+                <w:sz w:val="19"/>
               </w:rPr>
               <w:t>13</w:t>
             </w:r>
@@ -1333,41 +2164,71 @@
         </w:tc>
         <w:tc>
           <w:tcPr>
-            <w:tcW w:type="dxa" w:w="2160"/>
+            <w:tcW w:type="dxa" w:w="3312"/>
+            <w:tcMar>
+              <w:top w:w="100" w:type="dxa"/>
+              <w:bottom w:w="100" w:type="dxa"/>
+              <w:left w:w="140" w:type="dxa"/>
+              <w:right w:w="140" w:type="dxa"/>
+            </w:tcMar>
           </w:tcPr>
           <w:p>
+            <w:pPr>
+              <w:spacing w:before="20" w:after="20"/>
+            </w:pPr>
             <w:r>
               <w:rPr>
-                <w:color w:val="4B5563"/>
-                <w:sz w:val="20"/>
+                <w:rFonts w:ascii="Calibri" w:hAnsi="Calibri"/>
+                <w:color w:val="1E293B"/>
+                <w:sz w:val="19"/>
               </w:rPr>
-              <w:t>Отказ от скидок без повода</w:t>
+              <w:t>Защита маржинальности (Отказ от скидок)</w:t>
             </w:r>
           </w:p>
         </w:tc>
         <w:tc>
           <w:tcPr>
-            <w:tcW w:type="dxa" w:w="2160"/>
+            <w:tcW w:type="dxa" w:w="4896"/>
+            <w:tcMar>
+              <w:top w:w="100" w:type="dxa"/>
+              <w:bottom w:w="100" w:type="dxa"/>
+              <w:left w:w="140" w:type="dxa"/>
+              <w:right w:w="140" w:type="dxa"/>
+            </w:tcMar>
           </w:tcPr>
           <w:p>
+            <w:pPr>
+              <w:spacing w:before="20" w:after="20"/>
+            </w:pPr>
             <w:r>
               <w:rPr>
-                <w:color w:val="4B5563"/>
-                <w:sz w:val="20"/>
+                <w:rFonts w:ascii="Calibri" w:hAnsi="Calibri"/>
+                <w:color w:val="1E293B"/>
+                <w:sz w:val="19"/>
               </w:rPr>
-              <w:t>Менеджер не раздаёт скидки до того, как клиент попросил об этом</w:t>
+              <w:t>Менеджер не раздаёт скидки до того, как клиент обоснованно попросил об этом</w:t>
             </w:r>
           </w:p>
         </w:tc>
         <w:tc>
           <w:tcPr>
-            <w:tcW w:type="dxa" w:w="2160"/>
+            <w:tcW w:type="dxa" w:w="1008"/>
+            <w:tcMar>
+              <w:top w:w="100" w:type="dxa"/>
+              <w:bottom w:w="100" w:type="dxa"/>
+              <w:left w:w="140" w:type="dxa"/>
+              <w:right w:w="140" w:type="dxa"/>
+            </w:tcMar>
           </w:tcPr>
           <w:p>
+            <w:pPr>
+              <w:spacing w:before="20" w:after="20"/>
+            </w:pPr>
             <w:r>
               <w:rPr>
-                <w:color w:val="4B5563"/>
-                <w:sz w:val="20"/>
+                <w:rFonts w:ascii="Calibri" w:hAnsi="Calibri"/>
+                <w:color w:val="1E293B"/>
+                <w:sz w:val="19"/>
               </w:rPr>
               <w:t>84%</w:t>
             </w:r>
@@ -1376,20 +2237,68 @@
       </w:tr>
     </w:tbl>
     <w:p/>
+    <w:tbl>
+      <w:tblPr>
+        <w:tblW w:type="auto" w:w="0"/>
+        <w:jc w:val="center"/>
+        <w:tblLayout w:type="fixed"/>
+        <w:tblLook w:firstColumn="1" w:firstRow="1" w:lastColumn="0" w:lastRow="0" w:noHBand="0" w:noVBand="1" w:val="04A0"/>
+      </w:tblPr>
+      <w:tblGrid>
+        <w:gridCol w:w="9792"/>
+      </w:tblGrid>
+      <w:tr>
+        <w:tc>
+          <w:tcPr>
+            <w:tcW w:type="dxa" w:w="9792"/>
+            <w:shd w:fill="EEF2FF"/>
+            <w:tcMar>
+              <w:top w:w="140" w:type="dxa"/>
+              <w:bottom w:w="140" w:type="dxa"/>
+              <w:left w:w="200" w:type="dxa"/>
+              <w:right w:w="200" w:type="dxa"/>
+            </w:tcMar>
+            <w:tcBorders>
+              <w:left w:val="single" w:sz="24" w:space="0" w:color="4F46E5"/>
+              <w:top w:val="none"/>
+              <w:right w:val="none"/>
+              <w:bottom w:val="none"/>
+            </w:tcBorders>
+          </w:tcPr>
+          <w:p>
+            <w:pPr>
+              <w:spacing w:before="0" w:after="60"/>
+            </w:pPr>
+            <w:r>
+              <w:rPr>
+                <w:rFonts w:ascii="Calibri" w:hAnsi="Calibri"/>
+                <w:b/>
+                <w:color w:val="1E3A5F"/>
+                <w:sz w:val="21"/>
+              </w:rPr>
+              <w:t>📊 Статистика надежности модели</w:t>
+            </w:r>
+          </w:p>
+          <w:p>
+            <w:pPr>
+              <w:spacing w:before="0" w:after="0"/>
+            </w:pPr>
+            <w:r>
+              <w:rPr>
+                <w:rFonts w:ascii="Calibri" w:hAnsi="Calibri"/>
+                <w:color w:val="1E293B"/>
+                <w:sz w:val="19"/>
+              </w:rPr>
+              <w:t>Средневзвешенная точность речевого аудита составляет 89.2% F1. В спорных случаях с низкой уверенностью модели (&lt;80%) звонок маркируется тегом «Требует внимания РОПа» и не влияет на KPI менеджера без верификации.</w:t>
+            </w:r>
+          </w:p>
+        </w:tc>
+      </w:tr>
+    </w:tbl>
     <w:p>
       <w:pPr>
-        <w:spacing w:before="120" w:after="120"/>
-        <w:ind w:left="283" w:right="283"/>
-        <w:shd w:fill="EFF6FF"/>
+        <w:spacing w:before="0" w:after="80"/>
       </w:pPr>
-      <w:r>
-        <w:rPr>
-          <w:i/>
-          <w:color w:val="1E3A5F"/>
-          <w:sz w:val="20"/>
-        </w:rPr>
-        <w:t>📊 Средневзвешенная точность модели: 89.2% F1. Ложноположительные срабатывания помечаются как «требует внимания РОПа» и не влияют на рейтинг менеджера до ручной верификации.</w:t>
-      </w:r>
     </w:p>
     <w:p>
       <w:pPr>
@@ -1401,7 +2310,7 @@
     </w:p>
     <w:p>
       <w:r>
-        <w:t>В отличие от классических IT-внедрений, которые длятся месяцами и требуют остановки отдела продаж, пилот запускается за 7 рабочих дней без изменения привычного рабочего процесса:</w:t>
+        <w:t>В отличие от традиционных IT-внедрений, длящихся месяцами, пилот «Быстрый старт» развертывается ровно за 7 рабочих дней без остановки работы отдела продаж:</w:t>
       </w:r>
     </w:p>
     <w:tbl>
@@ -1410,25 +2319,41 @@
         <w:tblW w:type="auto" w:w="0"/>
         <w:jc w:val="center"/>
         <w:tblLook w:firstColumn="1" w:firstRow="1" w:lastColumn="0" w:lastRow="0" w:noHBand="0" w:noVBand="1" w:val="04A0"/>
+        <w:tblBorders>
+          <w:top w:val="single" w:sz="4" w:space="0" w:color="CBD5E1"/>
+          <w:left w:val="single" w:sz="4" w:space="0" w:color="CBD5E1"/>
+          <w:bottom w:val="single" w:sz="4" w:space="0" w:color="CBD5E1"/>
+          <w:right w:val="single" w:sz="4" w:space="0" w:color="CBD5E1"/>
+          <w:insideH w:val="single" w:sz="4" w:space="0" w:color="CBD5E1"/>
+          <w:insideV w:val="single" w:sz="4" w:space="0" w:color="CBD5E1"/>
+        </w:tblBorders>
       </w:tblPr>
       <w:tblGrid>
-        <w:gridCol w:w="2160"/>
-        <w:gridCol w:w="2160"/>
-        <w:gridCol w:w="2160"/>
-        <w:gridCol w:w="2160"/>
+        <w:gridCol w:w="2448"/>
+        <w:gridCol w:w="2448"/>
+        <w:gridCol w:w="2448"/>
+        <w:gridCol w:w="2448"/>
       </w:tblGrid>
       <w:tr>
         <w:tc>
           <w:tcPr>
-            <w:tcW w:type="dxa" w:w="2160"/>
+            <w:tcW w:type="dxa" w:w="1296"/>
             <w:shd w:fill="1E3A5F"/>
+            <w:tcMar>
+              <w:top w:w="140" w:type="dxa"/>
+              <w:bottom w:w="140" w:type="dxa"/>
+              <w:left w:w="180" w:type="dxa"/>
+              <w:right w:w="180" w:type="dxa"/>
+            </w:tcMar>
           </w:tcPr>
           <w:p>
             <w:pPr>
+              <w:spacing w:before="40" w:after="40"/>
               <w:jc w:val="center"/>
             </w:pPr>
             <w:r>
               <w:rPr>
+                <w:rFonts w:ascii="Calibri" w:hAnsi="Calibri"/>
                 <w:b/>
                 <w:color w:val="FFFFFF"/>
                 <w:sz w:val="20"/>
@@ -1439,15 +2364,23 @@
         </w:tc>
         <w:tc>
           <w:tcPr>
-            <w:tcW w:type="dxa" w:w="2160"/>
+            <w:tcW w:type="dxa" w:w="3600"/>
             <w:shd w:fill="1E3A5F"/>
+            <w:tcMar>
+              <w:top w:w="140" w:type="dxa"/>
+              <w:bottom w:w="140" w:type="dxa"/>
+              <w:left w:w="180" w:type="dxa"/>
+              <w:right w:w="180" w:type="dxa"/>
+            </w:tcMar>
           </w:tcPr>
           <w:p>
             <w:pPr>
+              <w:spacing w:before="40" w:after="40"/>
               <w:jc w:val="center"/>
             </w:pPr>
             <w:r>
               <w:rPr>
+                <w:rFonts w:ascii="Calibri" w:hAnsi="Calibri"/>
                 <w:b/>
                 <w:color w:val="FFFFFF"/>
                 <w:sz w:val="20"/>
@@ -1458,15 +2391,23 @@
         </w:tc>
         <w:tc>
           <w:tcPr>
-            <w:tcW w:type="dxa" w:w="2160"/>
+            <w:tcW w:type="dxa" w:w="3456"/>
             <w:shd w:fill="1E3A5F"/>
+            <w:tcMar>
+              <w:top w:w="140" w:type="dxa"/>
+              <w:bottom w:w="140" w:type="dxa"/>
+              <w:left w:w="180" w:type="dxa"/>
+              <w:right w:w="180" w:type="dxa"/>
+            </w:tcMar>
           </w:tcPr>
           <w:p>
             <w:pPr>
+              <w:spacing w:before="40" w:after="40"/>
               <w:jc w:val="center"/>
             </w:pPr>
             <w:r>
               <w:rPr>
+                <w:rFonts w:ascii="Calibri" w:hAnsi="Calibri"/>
                 <w:b/>
                 <w:color w:val="FFFFFF"/>
                 <w:sz w:val="20"/>
@@ -1477,15 +2418,23 @@
         </w:tc>
         <w:tc>
           <w:tcPr>
-            <w:tcW w:type="dxa" w:w="2160"/>
+            <w:tcW w:type="dxa" w:w="1440"/>
             <w:shd w:fill="1E3A5F"/>
+            <w:tcMar>
+              <w:top w:w="140" w:type="dxa"/>
+              <w:bottom w:w="140" w:type="dxa"/>
+              <w:left w:w="180" w:type="dxa"/>
+              <w:right w:w="180" w:type="dxa"/>
+            </w:tcMar>
           </w:tcPr>
           <w:p>
             <w:pPr>
+              <w:spacing w:before="40" w:after="40"/>
               <w:jc w:val="center"/>
             </w:pPr>
             <w:r>
               <w:rPr>
+                <w:rFonts w:ascii="Calibri" w:hAnsi="Calibri"/>
                 <w:b/>
                 <w:color w:val="FFFFFF"/>
                 <w:sz w:val="20"/>
@@ -1498,13 +2447,23 @@
       <w:tr>
         <w:tc>
           <w:tcPr>
-            <w:tcW w:type="dxa" w:w="2160"/>
+            <w:tcW w:type="dxa" w:w="1296"/>
+            <w:tcMar>
+              <w:top w:w="100" w:type="dxa"/>
+              <w:bottom w:w="100" w:type="dxa"/>
+              <w:left w:w="140" w:type="dxa"/>
+              <w:right w:w="140" w:type="dxa"/>
+            </w:tcMar>
           </w:tcPr>
           <w:p>
+            <w:pPr>
+              <w:spacing w:before="20" w:after="20"/>
+            </w:pPr>
             <w:r>
               <w:rPr>
-                <w:color w:val="4B5563"/>
-                <w:sz w:val="20"/>
+                <w:rFonts w:ascii="Calibri" w:hAnsi="Calibri"/>
+                <w:color w:val="1E293B"/>
+                <w:sz w:val="19"/>
               </w:rPr>
               <w:t>День 1</w:t>
             </w:r>
@@ -1512,27 +2471,47 @@
         </w:tc>
         <w:tc>
           <w:tcPr>
-            <w:tcW w:type="dxa" w:w="2160"/>
+            <w:tcW w:type="dxa" w:w="3600"/>
+            <w:tcMar>
+              <w:top w:w="100" w:type="dxa"/>
+              <w:bottom w:w="100" w:type="dxa"/>
+              <w:left w:w="140" w:type="dxa"/>
+              <w:right w:w="140" w:type="dxa"/>
+            </w:tcMar>
           </w:tcPr>
           <w:p>
+            <w:pPr>
+              <w:spacing w:before="20" w:after="20"/>
+            </w:pPr>
             <w:r>
               <w:rPr>
-                <w:color w:val="4B5563"/>
-                <w:sz w:val="20"/>
+                <w:rFonts w:ascii="Calibri" w:hAnsi="Calibri"/>
+                <w:color w:val="1E293B"/>
+                <w:sz w:val="19"/>
               </w:rPr>
-              <w:t>Подписание договора (НПД/ИП). Получение API-ключей к CRM и телефонии. Подписание NDA.</w:t>
+              <w:t>Заключение договора (НПД/ИП) и соглашения о конфиденциальности (NDA). Получение API-ключей к CRM и телефонии.</w:t>
             </w:r>
           </w:p>
         </w:tc>
         <w:tc>
           <w:tcPr>
-            <w:tcW w:type="dxa" w:w="2160"/>
+            <w:tcW w:type="dxa" w:w="3456"/>
+            <w:tcMar>
+              <w:top w:w="100" w:type="dxa"/>
+              <w:bottom w:w="100" w:type="dxa"/>
+              <w:left w:w="140" w:type="dxa"/>
+              <w:right w:w="140" w:type="dxa"/>
+            </w:tcMar>
           </w:tcPr>
           <w:p>
+            <w:pPr>
+              <w:spacing w:before="20" w:after="20"/>
+            </w:pPr>
             <w:r>
               <w:rPr>
-                <w:color w:val="4B5563"/>
-                <w:sz w:val="20"/>
+                <w:rFonts w:ascii="Calibri" w:hAnsi="Calibri"/>
+                <w:color w:val="1E293B"/>
+                <w:sz w:val="19"/>
               </w:rPr>
               <w:t>Старт проекта. 0 часов отвлечения менеджеров от звонков.</w:t>
             </w:r>
@@ -1540,13 +2519,23 @@
         </w:tc>
         <w:tc>
           <w:tcPr>
-            <w:tcW w:type="dxa" w:w="2160"/>
+            <w:tcW w:type="dxa" w:w="1440"/>
+            <w:tcMar>
+              <w:top w:w="100" w:type="dxa"/>
+              <w:bottom w:w="100" w:type="dxa"/>
+              <w:left w:w="140" w:type="dxa"/>
+              <w:right w:w="140" w:type="dxa"/>
+            </w:tcMar>
           </w:tcPr>
           <w:p>
+            <w:pPr>
+              <w:spacing w:before="20" w:after="20"/>
+            </w:pPr>
             <w:r>
               <w:rPr>
-                <w:color w:val="4B5563"/>
-                <w:sz w:val="20"/>
+                <w:rFonts w:ascii="Calibri" w:hAnsi="Calibri"/>
+                <w:color w:val="1E293B"/>
+                <w:sz w:val="19"/>
               </w:rPr>
               <w:t>30 мин (директор)</w:t>
             </w:r>
@@ -1556,14 +2545,24 @@
       <w:tr>
         <w:tc>
           <w:tcPr>
-            <w:tcW w:type="dxa" w:w="2160"/>
-            <w:shd w:fill="F3F4F6"/>
+            <w:tcW w:type="dxa" w:w="1296"/>
+            <w:shd w:fill="F1F5F9"/>
+            <w:tcMar>
+              <w:top w:w="100" w:type="dxa"/>
+              <w:bottom w:w="100" w:type="dxa"/>
+              <w:left w:w="140" w:type="dxa"/>
+              <w:right w:w="140" w:type="dxa"/>
+            </w:tcMar>
           </w:tcPr>
           <w:p>
+            <w:pPr>
+              <w:spacing w:before="20" w:after="20"/>
+            </w:pPr>
             <w:r>
               <w:rPr>
-                <w:color w:val="4B5563"/>
-                <w:sz w:val="20"/>
+                <w:rFonts w:ascii="Calibri" w:hAnsi="Calibri"/>
+                <w:color w:val="1E293B"/>
+                <w:sz w:val="19"/>
               </w:rPr>
               <w:t>День 2</w:t>
             </w:r>
@@ -1571,44 +2570,74 @@
         </w:tc>
         <w:tc>
           <w:tcPr>
-            <w:tcW w:type="dxa" w:w="2160"/>
-            <w:shd w:fill="F3F4F6"/>
+            <w:tcW w:type="dxa" w:w="3600"/>
+            <w:shd w:fill="F1F5F9"/>
+            <w:tcMar>
+              <w:top w:w="100" w:type="dxa"/>
+              <w:bottom w:w="100" w:type="dxa"/>
+              <w:left w:w="140" w:type="dxa"/>
+              <w:right w:w="140" w:type="dxa"/>
+            </w:tcMar>
           </w:tcPr>
           <w:p>
+            <w:pPr>
+              <w:spacing w:before="20" w:after="20"/>
+            </w:pPr>
             <w:r>
               <w:rPr>
-                <w:color w:val="4B5563"/>
-                <w:sz w:val="20"/>
+                <w:rFonts w:ascii="Calibri" w:hAnsi="Calibri"/>
+                <w:color w:val="1E293B"/>
+                <w:sz w:val="19"/>
               </w:rPr>
-              <w:t>Подключение коннекторов (AmoCRM / Битрикс24). Выгрузка архива 100 последних звонков и базы сделок за 90 дней.</w:t>
+              <w:t>Подключение коннекторов (AmoCRM / Битрикс24). Выгрузка архива 100 последних звонков и базы сделок за последние 90 дней.</w:t>
             </w:r>
           </w:p>
         </w:tc>
         <w:tc>
           <w:tcPr>
-            <w:tcW w:type="dxa" w:w="2160"/>
-            <w:shd w:fill="F3F4F6"/>
+            <w:tcW w:type="dxa" w:w="3456"/>
+            <w:shd w:fill="F1F5F9"/>
+            <w:tcMar>
+              <w:top w:w="100" w:type="dxa"/>
+              <w:bottom w:w="100" w:type="dxa"/>
+              <w:left w:w="140" w:type="dxa"/>
+              <w:right w:w="140" w:type="dxa"/>
+            </w:tcMar>
           </w:tcPr>
           <w:p>
+            <w:pPr>
+              <w:spacing w:before="20" w:after="20"/>
+            </w:pPr>
             <w:r>
               <w:rPr>
-                <w:color w:val="4B5563"/>
-                <w:sz w:val="20"/>
+                <w:rFonts w:ascii="Calibri" w:hAnsi="Calibri"/>
+                <w:color w:val="1E293B"/>
+                <w:sz w:val="19"/>
               </w:rPr>
-              <w:t>Сформирован реестр сырых данных. Запущен ИИ-рентген речи.</w:t>
+              <w:t>Сформирован защищенный реестр данных. Запущен ИИ-рентген речи.</w:t>
             </w:r>
           </w:p>
         </w:tc>
         <w:tc>
           <w:tcPr>
-            <w:tcW w:type="dxa" w:w="2160"/>
-            <w:shd w:fill="F3F4F6"/>
+            <w:tcW w:type="dxa" w:w="1440"/>
+            <w:shd w:fill="F1F5F9"/>
+            <w:tcMar>
+              <w:top w:w="100" w:type="dxa"/>
+              <w:bottom w:w="100" w:type="dxa"/>
+              <w:left w:w="140" w:type="dxa"/>
+              <w:right w:w="140" w:type="dxa"/>
+            </w:tcMar>
           </w:tcPr>
           <w:p>
+            <w:pPr>
+              <w:spacing w:before="20" w:after="20"/>
+            </w:pPr>
             <w:r>
               <w:rPr>
-                <w:color w:val="4B5563"/>
-                <w:sz w:val="20"/>
+                <w:rFonts w:ascii="Calibri" w:hAnsi="Calibri"/>
+                <w:color w:val="1E293B"/>
+                <w:sz w:val="19"/>
               </w:rPr>
               <w:t>0 мин</w:t>
             </w:r>
@@ -1618,13 +2647,23 @@
       <w:tr>
         <w:tc>
           <w:tcPr>
-            <w:tcW w:type="dxa" w:w="2160"/>
+            <w:tcW w:type="dxa" w:w="1296"/>
+            <w:tcMar>
+              <w:top w:w="100" w:type="dxa"/>
+              <w:bottom w:w="100" w:type="dxa"/>
+              <w:left w:w="140" w:type="dxa"/>
+              <w:right w:w="140" w:type="dxa"/>
+            </w:tcMar>
           </w:tcPr>
           <w:p>
+            <w:pPr>
+              <w:spacing w:before="20" w:after="20"/>
+            </w:pPr>
             <w:r>
               <w:rPr>
-                <w:color w:val="4B5563"/>
-                <w:sz w:val="20"/>
+                <w:rFonts w:ascii="Calibri" w:hAnsi="Calibri"/>
+                <w:color w:val="1E293B"/>
+                <w:sz w:val="19"/>
               </w:rPr>
               <w:t>День 3</w:t>
             </w:r>
@@ -1632,41 +2671,71 @@
         </w:tc>
         <w:tc>
           <w:tcPr>
-            <w:tcW w:type="dxa" w:w="2160"/>
+            <w:tcW w:type="dxa" w:w="3600"/>
+            <w:tcMar>
+              <w:top w:w="100" w:type="dxa"/>
+              <w:bottom w:w="100" w:type="dxa"/>
+              <w:left w:w="140" w:type="dxa"/>
+              <w:right w:w="140" w:type="dxa"/>
+            </w:tcMar>
           </w:tcPr>
           <w:p>
+            <w:pPr>
+              <w:spacing w:before="20" w:after="20"/>
+            </w:pPr>
             <w:r>
               <w:rPr>
-                <w:color w:val="4B5563"/>
-                <w:sz w:val="20"/>
+                <w:rFonts w:ascii="Calibri" w:hAnsi="Calibri"/>
+                <w:color w:val="1E293B"/>
+                <w:sz w:val="19"/>
               </w:rPr>
-              <w:t>Детектив выручки: фильтрация зомби-сделок, поиск зависших оплат, срывов SLA по КП (&gt;48ч), просроченных задач.</w:t>
+              <w:t>Детектив выручки: фильтрация зомби-сделок, поиск брошенных клиентов, нарушений SLA по отправке КП (&gt;48ч) и зависших счетов.</w:t>
             </w:r>
           </w:p>
         </w:tc>
         <w:tc>
           <w:tcPr>
-            <w:tcW w:type="dxa" w:w="2160"/>
+            <w:tcW w:type="dxa" w:w="3456"/>
+            <w:tcMar>
+              <w:top w:w="100" w:type="dxa"/>
+              <w:bottom w:w="100" w:type="dxa"/>
+              <w:left w:w="140" w:type="dxa"/>
+              <w:right w:w="140" w:type="dxa"/>
+            </w:tcMar>
           </w:tcPr>
           <w:p>
+            <w:pPr>
+              <w:spacing w:before="20" w:after="20"/>
+            </w:pPr>
             <w:r>
               <w:rPr>
-                <w:color w:val="4B5563"/>
-                <w:sz w:val="20"/>
+                <w:rFonts w:ascii="Calibri" w:hAnsi="Calibri"/>
+                <w:color w:val="1E293B"/>
+                <w:sz w:val="19"/>
               </w:rPr>
-              <w:t>Выявлены скрытые резервы: найдены конкретные сделки под угрозой срыва с суммами.</w:t>
+              <w:t>Выявлены скрытые резервы: найдены конкретные сделки под угрозой срыва с точными суммами.</w:t>
             </w:r>
           </w:p>
         </w:tc>
         <w:tc>
           <w:tcPr>
-            <w:tcW w:type="dxa" w:w="2160"/>
+            <w:tcW w:type="dxa" w:w="1440"/>
+            <w:tcMar>
+              <w:top w:w="100" w:type="dxa"/>
+              <w:bottom w:w="100" w:type="dxa"/>
+              <w:left w:w="140" w:type="dxa"/>
+              <w:right w:w="140" w:type="dxa"/>
+            </w:tcMar>
           </w:tcPr>
           <w:p>
+            <w:pPr>
+              <w:spacing w:before="20" w:after="20"/>
+            </w:pPr>
             <w:r>
               <w:rPr>
-                <w:color w:val="4B5563"/>
-                <w:sz w:val="20"/>
+                <w:rFonts w:ascii="Calibri" w:hAnsi="Calibri"/>
+                <w:color w:val="1E293B"/>
+                <w:sz w:val="19"/>
               </w:rPr>
               <w:t>0 мин</w:t>
             </w:r>
@@ -1676,14 +2745,24 @@
       <w:tr>
         <w:tc>
           <w:tcPr>
-            <w:tcW w:type="dxa" w:w="2160"/>
-            <w:shd w:fill="F3F4F6"/>
+            <w:tcW w:type="dxa" w:w="1296"/>
+            <w:shd w:fill="F1F5F9"/>
+            <w:tcMar>
+              <w:top w:w="100" w:type="dxa"/>
+              <w:bottom w:w="100" w:type="dxa"/>
+              <w:left w:w="140" w:type="dxa"/>
+              <w:right w:w="140" w:type="dxa"/>
+            </w:tcMar>
           </w:tcPr>
           <w:p>
+            <w:pPr>
+              <w:spacing w:before="20" w:after="20"/>
+            </w:pPr>
             <w:r>
               <w:rPr>
-                <w:color w:val="4B5563"/>
-                <w:sz w:val="20"/>
+                <w:rFonts w:ascii="Calibri" w:hAnsi="Calibri"/>
+                <w:color w:val="1E293B"/>
+                <w:sz w:val="19"/>
               </w:rPr>
               <w:t>День 4</w:t>
             </w:r>
@@ -1691,44 +2770,74 @@
         </w:tc>
         <w:tc>
           <w:tcPr>
-            <w:tcW w:type="dxa" w:w="2160"/>
-            <w:shd w:fill="F3F4F6"/>
+            <w:tcW w:type="dxa" w:w="3600"/>
+            <w:shd w:fill="F1F5F9"/>
+            <w:tcMar>
+              <w:top w:w="100" w:type="dxa"/>
+              <w:bottom w:w="100" w:type="dxa"/>
+              <w:left w:w="140" w:type="dxa"/>
+              <w:right w:w="140" w:type="dxa"/>
+            </w:tcMar>
           </w:tcPr>
           <w:p>
+            <w:pPr>
+              <w:spacing w:before="20" w:after="20"/>
+            </w:pPr>
             <w:r>
               <w:rPr>
-                <w:color w:val="4B5563"/>
-                <w:sz w:val="20"/>
+                <w:rFonts w:ascii="Calibri" w:hAnsi="Calibri"/>
+                <w:color w:val="1E293B"/>
+                <w:sz w:val="19"/>
               </w:rPr>
-              <w:t>Презентация отчёта директору: демонстрация карты потерь, среза 10 худших звонков, приоритезация действий.</w:t>
+              <w:t>Презентация отчёта собственнику: разбор 10 худших звонков, оцифровка карты потерь и ранжирование менеджеров.</w:t>
             </w:r>
           </w:p>
         </w:tc>
         <w:tc>
           <w:tcPr>
-            <w:tcW w:type="dxa" w:w="2160"/>
-            <w:shd w:fill="F3F4F6"/>
+            <w:tcW w:type="dxa" w:w="3456"/>
+            <w:shd w:fill="F1F5F9"/>
+            <w:tcMar>
+              <w:top w:w="100" w:type="dxa"/>
+              <w:bottom w:w="100" w:type="dxa"/>
+              <w:left w:w="140" w:type="dxa"/>
+              <w:right w:w="140" w:type="dxa"/>
+            </w:tcMar>
           </w:tcPr>
           <w:p>
+            <w:pPr>
+              <w:spacing w:before="20" w:after="20"/>
+            </w:pPr>
             <w:r>
               <w:rPr>
-                <w:color w:val="4B5563"/>
-                <w:sz w:val="20"/>
+                <w:rFonts w:ascii="Calibri" w:hAnsi="Calibri"/>
+                <w:color w:val="1E293B"/>
+                <w:sz w:val="19"/>
               </w:rPr>
-              <w:t>Директор видит фактическую картину продаж без украшательств. Фиксируется план исправлений.</w:t>
+              <w:t>Собственник видит фактическую картину отдела без украшательств. Утверждается план быстрых побед.</w:t>
             </w:r>
           </w:p>
         </w:tc>
         <w:tc>
           <w:tcPr>
-            <w:tcW w:type="dxa" w:w="2160"/>
-            <w:shd w:fill="F3F4F6"/>
+            <w:tcW w:type="dxa" w:w="1440"/>
+            <w:shd w:fill="F1F5F9"/>
+            <w:tcMar>
+              <w:top w:w="100" w:type="dxa"/>
+              <w:bottom w:w="100" w:type="dxa"/>
+              <w:left w:w="140" w:type="dxa"/>
+              <w:right w:w="140" w:type="dxa"/>
+            </w:tcMar>
           </w:tcPr>
           <w:p>
+            <w:pPr>
+              <w:spacing w:before="20" w:after="20"/>
+            </w:pPr>
             <w:r>
               <w:rPr>
-                <w:color w:val="4B5563"/>
-                <w:sz w:val="20"/>
+                <w:rFonts w:ascii="Calibri" w:hAnsi="Calibri"/>
+                <w:color w:val="1E293B"/>
+                <w:sz w:val="19"/>
               </w:rPr>
               <w:t>45 мин (директор + РОП)</w:t>
             </w:r>
@@ -1738,13 +2847,23 @@
       <w:tr>
         <w:tc>
           <w:tcPr>
-            <w:tcW w:type="dxa" w:w="2160"/>
+            <w:tcW w:type="dxa" w:w="1296"/>
+            <w:tcMar>
+              <w:top w:w="100" w:type="dxa"/>
+              <w:bottom w:w="100" w:type="dxa"/>
+              <w:left w:w="140" w:type="dxa"/>
+              <w:right w:w="140" w:type="dxa"/>
+            </w:tcMar>
           </w:tcPr>
           <w:p>
+            <w:pPr>
+              <w:spacing w:before="20" w:after="20"/>
+            </w:pPr>
             <w:r>
               <w:rPr>
-                <w:color w:val="4B5563"/>
-                <w:sz w:val="20"/>
+                <w:rFonts w:ascii="Calibri" w:hAnsi="Calibri"/>
+                <w:color w:val="1E293B"/>
+                <w:sz w:val="19"/>
               </w:rPr>
               <w:t>Дни 5–6</w:t>
             </w:r>
@@ -1752,41 +2871,71 @@
         </w:tc>
         <w:tc>
           <w:tcPr>
-            <w:tcW w:type="dxa" w:w="2160"/>
+            <w:tcW w:type="dxa" w:w="3600"/>
+            <w:tcMar>
+              <w:top w:w="100" w:type="dxa"/>
+              <w:bottom w:w="100" w:type="dxa"/>
+              <w:left w:w="140" w:type="dxa"/>
+              <w:right w:w="140" w:type="dxa"/>
+            </w:tcMar>
           </w:tcPr>
           <w:p>
+            <w:pPr>
+              <w:spacing w:before="20" w:after="20"/>
+            </w:pPr>
             <w:r>
               <w:rPr>
-                <w:color w:val="4B5563"/>
-                <w:sz w:val="20"/>
+                <w:rFonts w:ascii="Calibri" w:hAnsi="Calibri"/>
+                <w:color w:val="1E293B"/>
+                <w:sz w:val="19"/>
               </w:rPr>
-              <w:t>Подключение Telegram-бота. Настройка утреннего Пульта РОПа, ролевых алертов, интеграция с телефонией.</w:t>
+              <w:t>Подключение Telegram-бота. Настройка утреннего Пульта РОПа, ролевых алертов и ежедневного мониторинга.</w:t>
             </w:r>
           </w:p>
         </w:tc>
         <w:tc>
           <w:tcPr>
-            <w:tcW w:type="dxa" w:w="2160"/>
+            <w:tcW w:type="dxa" w:w="3456"/>
+            <w:tcMar>
+              <w:top w:w="100" w:type="dxa"/>
+              <w:bottom w:w="100" w:type="dxa"/>
+              <w:left w:w="140" w:type="dxa"/>
+              <w:right w:w="140" w:type="dxa"/>
+            </w:tcMar>
           </w:tcPr>
           <w:p>
+            <w:pPr>
+              <w:spacing w:before="20" w:after="20"/>
+            </w:pPr>
             <w:r>
               <w:rPr>
-                <w:color w:val="4B5563"/>
-                <w:sz w:val="20"/>
+                <w:rFonts w:ascii="Calibri" w:hAnsi="Calibri"/>
+                <w:color w:val="1E293B"/>
+                <w:sz w:val="19"/>
               </w:rPr>
-              <w:t>Система сдана под ключ. Запущен ежедневный надзор и контроль.</w:t>
+              <w:t>Система сдана под ключ. Запущен непрерывный автоматический надзор 100% звонков.</w:t>
             </w:r>
           </w:p>
         </w:tc>
         <w:tc>
           <w:tcPr>
-            <w:tcW w:type="dxa" w:w="2160"/>
+            <w:tcW w:type="dxa" w:w="1440"/>
+            <w:tcMar>
+              <w:top w:w="100" w:type="dxa"/>
+              <w:bottom w:w="100" w:type="dxa"/>
+              <w:left w:w="140" w:type="dxa"/>
+              <w:right w:w="140" w:type="dxa"/>
+            </w:tcMar>
           </w:tcPr>
           <w:p>
+            <w:pPr>
+              <w:spacing w:before="20" w:after="20"/>
+            </w:pPr>
             <w:r>
               <w:rPr>
-                <w:color w:val="4B5563"/>
-                <w:sz w:val="20"/>
+                <w:rFonts w:ascii="Calibri" w:hAnsi="Calibri"/>
+                <w:color w:val="1E293B"/>
+                <w:sz w:val="19"/>
               </w:rPr>
               <w:t>15 мин (РОП)</w:t>
             </w:r>
@@ -1796,14 +2945,24 @@
       <w:tr>
         <w:tc>
           <w:tcPr>
-            <w:tcW w:type="dxa" w:w="2160"/>
-            <w:shd w:fill="F3F4F6"/>
+            <w:tcW w:type="dxa" w:w="1296"/>
+            <w:shd w:fill="F1F5F9"/>
+            <w:tcMar>
+              <w:top w:w="100" w:type="dxa"/>
+              <w:bottom w:w="100" w:type="dxa"/>
+              <w:left w:w="140" w:type="dxa"/>
+              <w:right w:w="140" w:type="dxa"/>
+            </w:tcMar>
           </w:tcPr>
           <w:p>
+            <w:pPr>
+              <w:spacing w:before="20" w:after="20"/>
+            </w:pPr>
             <w:r>
               <w:rPr>
-                <w:color w:val="4B5563"/>
-                <w:sz w:val="20"/>
+                <w:rFonts w:ascii="Calibri" w:hAnsi="Calibri"/>
+                <w:color w:val="1E293B"/>
+                <w:sz w:val="19"/>
               </w:rPr>
               <w:t>День 7</w:t>
             </w:r>
@@ -1811,44 +2970,74 @@
         </w:tc>
         <w:tc>
           <w:tcPr>
-            <w:tcW w:type="dxa" w:w="2160"/>
-            <w:shd w:fill="F3F4F6"/>
+            <w:tcW w:type="dxa" w:w="3600"/>
+            <w:shd w:fill="F1F5F9"/>
+            <w:tcMar>
+              <w:top w:w="100" w:type="dxa"/>
+              <w:bottom w:w="100" w:type="dxa"/>
+              <w:left w:w="140" w:type="dxa"/>
+              <w:right w:w="140" w:type="dxa"/>
+            </w:tcMar>
           </w:tcPr>
           <w:p>
+            <w:pPr>
+              <w:spacing w:before="20" w:after="20"/>
+            </w:pPr>
             <w:r>
               <w:rPr>
-                <w:color w:val="4B5563"/>
-                <w:sz w:val="20"/>
+                <w:rFonts w:ascii="Calibri" w:hAnsi="Calibri"/>
+                <w:color w:val="1E293B"/>
+                <w:sz w:val="19"/>
               </w:rPr>
-              <w:t>Контрольный прогон. Верификация алертов. Передача документации. Подписание Акта.</w:t>
+              <w:t>Контрольный прогон алертов. Передача исполнительной документации. Подписание двустороннего Акта.</w:t>
             </w:r>
           </w:p>
         </w:tc>
         <w:tc>
           <w:tcPr>
-            <w:tcW w:type="dxa" w:w="2160"/>
-            <w:shd w:fill="F3F4F6"/>
+            <w:tcW w:type="dxa" w:w="3456"/>
+            <w:shd w:fill="F1F5F9"/>
+            <w:tcMar>
+              <w:top w:w="100" w:type="dxa"/>
+              <w:bottom w:w="100" w:type="dxa"/>
+              <w:left w:w="140" w:type="dxa"/>
+              <w:right w:w="140" w:type="dxa"/>
+            </w:tcMar>
           </w:tcPr>
           <w:p>
+            <w:pPr>
+              <w:spacing w:before="20" w:after="20"/>
+            </w:pPr>
             <w:r>
               <w:rPr>
-                <w:color w:val="4B5563"/>
-                <w:sz w:val="20"/>
+                <w:rFonts w:ascii="Calibri" w:hAnsi="Calibri"/>
+                <w:color w:val="1E293B"/>
+                <w:sz w:val="19"/>
               </w:rPr>
-              <w:t>Пилот завершён. Клиент принимает решение о подписке.</w:t>
+              <w:t>Пилот завершён. Оцифрован возврат инвестиций. Принятие решения о регулярном надзоре.</w:t>
             </w:r>
           </w:p>
         </w:tc>
         <w:tc>
           <w:tcPr>
-            <w:tcW w:type="dxa" w:w="2160"/>
-            <w:shd w:fill="F3F4F6"/>
+            <w:tcW w:type="dxa" w:w="1440"/>
+            <w:shd w:fill="F1F5F9"/>
+            <w:tcMar>
+              <w:top w:w="100" w:type="dxa"/>
+              <w:bottom w:w="100" w:type="dxa"/>
+              <w:left w:w="140" w:type="dxa"/>
+              <w:right w:w="140" w:type="dxa"/>
+            </w:tcMar>
           </w:tcPr>
           <w:p>
+            <w:pPr>
+              <w:spacing w:before="20" w:after="20"/>
+            </w:pPr>
             <w:r>
               <w:rPr>
-                <w:color w:val="4B5563"/>
-                <w:sz w:val="20"/>
+                <w:rFonts w:ascii="Calibri" w:hAnsi="Calibri"/>
+                <w:color w:val="1E293B"/>
+                <w:sz w:val="19"/>
               </w:rPr>
               <w:t>15 мин</w:t>
             </w:r>
@@ -1862,7 +3051,7 @@
         <w:pStyle w:val="Heading1"/>
       </w:pPr>
       <w:r>
-        <w:t>5. Финансовые условия и тарифы</w:t>
+        <w:t>5. Финансовые условия, тарифы и юридическая чистота</w:t>
       </w:r>
     </w:p>
     <w:p>
@@ -1870,7 +3059,7 @@
         <w:pStyle w:val="Heading2"/>
       </w:pPr>
       <w:r>
-        <w:t>5.1. Этап 1: Пилот «Быстрый старт» (разовый)</w:t>
+        <w:t>5.1. Этап 1: Пилот «Быстрый старт» (разовый запуск)</w:t>
       </w:r>
     </w:p>
     <w:tbl>
@@ -1879,23 +3068,39 @@
         <w:tblW w:type="auto" w:w="0"/>
         <w:jc w:val="center"/>
         <w:tblLook w:firstColumn="1" w:firstRow="1" w:lastColumn="0" w:lastRow="0" w:noHBand="0" w:noVBand="1" w:val="04A0"/>
+        <w:tblBorders>
+          <w:top w:val="single" w:sz="4" w:space="0" w:color="CBD5E1"/>
+          <w:left w:val="single" w:sz="4" w:space="0" w:color="CBD5E1"/>
+          <w:bottom w:val="single" w:sz="4" w:space="0" w:color="CBD5E1"/>
+          <w:right w:val="single" w:sz="4" w:space="0" w:color="CBD5E1"/>
+          <w:insideH w:val="single" w:sz="4" w:space="0" w:color="CBD5E1"/>
+          <w:insideV w:val="single" w:sz="4" w:space="0" w:color="CBD5E1"/>
+        </w:tblBorders>
       </w:tblPr>
       <w:tblGrid>
-        <w:gridCol w:w="4320"/>
-        <w:gridCol w:w="4320"/>
+        <w:gridCol w:w="4896"/>
+        <w:gridCol w:w="4896"/>
       </w:tblGrid>
       <w:tr>
         <w:tc>
           <w:tcPr>
-            <w:tcW w:type="dxa" w:w="4320"/>
+            <w:tcW w:type="dxa" w:w="3168"/>
             <w:shd w:fill="1E3A5F"/>
+            <w:tcMar>
+              <w:top w:w="140" w:type="dxa"/>
+              <w:bottom w:w="140" w:type="dxa"/>
+              <w:left w:w="180" w:type="dxa"/>
+              <w:right w:w="180" w:type="dxa"/>
+            </w:tcMar>
           </w:tcPr>
           <w:p>
             <w:pPr>
+              <w:spacing w:before="40" w:after="40"/>
               <w:jc w:val="center"/>
             </w:pPr>
             <w:r>
               <w:rPr>
+                <w:rFonts w:ascii="Calibri" w:hAnsi="Calibri"/>
                 <w:b/>
                 <w:color w:val="FFFFFF"/>
                 <w:sz w:val="20"/>
@@ -1906,20 +3111,28 @@
         </w:tc>
         <w:tc>
           <w:tcPr>
-            <w:tcW w:type="dxa" w:w="4320"/>
+            <w:tcW w:type="dxa" w:w="6624"/>
             <w:shd w:fill="1E3A5F"/>
+            <w:tcMar>
+              <w:top w:w="140" w:type="dxa"/>
+              <w:bottom w:w="140" w:type="dxa"/>
+              <w:left w:w="180" w:type="dxa"/>
+              <w:right w:w="180" w:type="dxa"/>
+            </w:tcMar>
           </w:tcPr>
           <w:p>
             <w:pPr>
+              <w:spacing w:before="40" w:after="40"/>
               <w:jc w:val="center"/>
             </w:pPr>
             <w:r>
               <w:rPr>
+                <w:rFonts w:ascii="Calibri" w:hAnsi="Calibri"/>
                 <w:b/>
                 <w:color w:val="FFFFFF"/>
                 <w:sz w:val="20"/>
               </w:rPr>
-              <w:t>ЗНАЧЕНИЕ</w:t>
+              <w:t>УСЛОВИЯ ПИЛОТНОГО ЭТАПА</w:t>
             </w:r>
           </w:p>
         </w:tc>
@@ -1927,29 +3140,49 @@
       <w:tr>
         <w:tc>
           <w:tcPr>
-            <w:tcW w:type="dxa" w:w="4320"/>
+            <w:tcW w:type="dxa" w:w="3168"/>
+            <w:tcMar>
+              <w:top w:w="100" w:type="dxa"/>
+              <w:bottom w:w="100" w:type="dxa"/>
+              <w:left w:w="140" w:type="dxa"/>
+              <w:right w:w="140" w:type="dxa"/>
+            </w:tcMar>
           </w:tcPr>
           <w:p>
+            <w:pPr>
+              <w:spacing w:before="20" w:after="20"/>
+            </w:pPr>
             <w:r>
               <w:rPr>
-                <w:color w:val="4B5563"/>
-                <w:sz w:val="20"/>
+                <w:rFonts w:ascii="Calibri" w:hAnsi="Calibri"/>
+                <w:color w:val="1E293B"/>
+                <w:sz w:val="19"/>
               </w:rPr>
-              <w:t>Стоимость</w:t>
+              <w:t>Стоимость пилота</w:t>
             </w:r>
           </w:p>
         </w:tc>
         <w:tc>
           <w:tcPr>
-            <w:tcW w:type="dxa" w:w="4320"/>
+            <w:tcW w:type="dxa" w:w="6624"/>
+            <w:tcMar>
+              <w:top w:w="100" w:type="dxa"/>
+              <w:bottom w:w="100" w:type="dxa"/>
+              <w:left w:w="140" w:type="dxa"/>
+              <w:right w:w="140" w:type="dxa"/>
+            </w:tcMar>
           </w:tcPr>
           <w:p>
+            <w:pPr>
+              <w:spacing w:before="20" w:after="20"/>
+            </w:pPr>
             <w:r>
               <w:rPr>
-                <w:color w:val="4B5563"/>
-                <w:sz w:val="20"/>
+                <w:rFonts w:ascii="Calibri" w:hAnsi="Calibri"/>
+                <w:color w:val="1E293B"/>
+                <w:sz w:val="19"/>
               </w:rPr>
-              <w:t>29 000 ₽ (разово, невозвратно при успешном запуске*)</w:t>
+              <w:t>29 000 ₽ (фиксированная стоимость за весь объем работ под ключ)</w:t>
             </w:r>
           </w:p>
         </w:tc>
@@ -1957,29 +3190,49 @@
       <w:tr>
         <w:tc>
           <w:tcPr>
-            <w:tcW w:type="dxa" w:w="4320"/>
-            <w:shd w:fill="F3F4F6"/>
+            <w:tcW w:type="dxa" w:w="3168"/>
+            <w:shd w:fill="F1F5F9"/>
+            <w:tcMar>
+              <w:top w:w="100" w:type="dxa"/>
+              <w:bottom w:w="100" w:type="dxa"/>
+              <w:left w:w="140" w:type="dxa"/>
+              <w:right w:w="140" w:type="dxa"/>
+            </w:tcMar>
           </w:tcPr>
           <w:p>
+            <w:pPr>
+              <w:spacing w:before="20" w:after="20"/>
+            </w:pPr>
             <w:r>
               <w:rPr>
-                <w:color w:val="4B5563"/>
-                <w:sz w:val="20"/>
+                <w:rFonts w:ascii="Calibri" w:hAnsi="Calibri"/>
+                <w:color w:val="1E293B"/>
+                <w:sz w:val="19"/>
               </w:rPr>
-              <w:t>Срок</w:t>
+              <w:t>Срок выполнения</w:t>
             </w:r>
           </w:p>
         </w:tc>
         <w:tc>
           <w:tcPr>
-            <w:tcW w:type="dxa" w:w="4320"/>
-            <w:shd w:fill="F3F4F6"/>
+            <w:tcW w:type="dxa" w:w="6624"/>
+            <w:shd w:fill="F1F5F9"/>
+            <w:tcMar>
+              <w:top w:w="100" w:type="dxa"/>
+              <w:bottom w:w="100" w:type="dxa"/>
+              <w:left w:w="140" w:type="dxa"/>
+              <w:right w:w="140" w:type="dxa"/>
+            </w:tcMar>
           </w:tcPr>
           <w:p>
+            <w:pPr>
+              <w:spacing w:before="20" w:after="20"/>
+            </w:pPr>
             <w:r>
               <w:rPr>
-                <w:color w:val="4B5563"/>
-                <w:sz w:val="20"/>
+                <w:rFonts w:ascii="Calibri" w:hAnsi="Calibri"/>
+                <w:color w:val="1E293B"/>
+                <w:sz w:val="19"/>
               </w:rPr>
               <w:t>7 рабочих дней</w:t>
             </w:r>
@@ -1989,29 +3242,49 @@
       <w:tr>
         <w:tc>
           <w:tcPr>
-            <w:tcW w:type="dxa" w:w="4320"/>
+            <w:tcW w:type="dxa" w:w="3168"/>
+            <w:tcMar>
+              <w:top w:w="100" w:type="dxa"/>
+              <w:bottom w:w="100" w:type="dxa"/>
+              <w:left w:w="140" w:type="dxa"/>
+              <w:right w:w="140" w:type="dxa"/>
+            </w:tcMar>
           </w:tcPr>
           <w:p>
+            <w:pPr>
+              <w:spacing w:before="20" w:after="20"/>
+            </w:pPr>
             <w:r>
               <w:rPr>
-                <w:color w:val="4B5563"/>
-                <w:sz w:val="20"/>
+                <w:rFonts w:ascii="Calibri" w:hAnsi="Calibri"/>
+                <w:color w:val="1E293B"/>
+                <w:sz w:val="19"/>
               </w:rPr>
-              <w:t>Что входит</w:t>
+              <w:t>Что входит в объем</w:t>
             </w:r>
           </w:p>
         </w:tc>
         <w:tc>
           <w:tcPr>
-            <w:tcW w:type="dxa" w:w="4320"/>
+            <w:tcW w:type="dxa" w:w="6624"/>
+            <w:tcMar>
+              <w:top w:w="100" w:type="dxa"/>
+              <w:bottom w:w="100" w:type="dxa"/>
+              <w:left w:w="140" w:type="dxa"/>
+              <w:right w:w="140" w:type="dxa"/>
+            </w:tcMar>
           </w:tcPr>
           <w:p>
+            <w:pPr>
+              <w:spacing w:before="20" w:after="20"/>
+            </w:pPr>
             <w:r>
               <w:rPr>
-                <w:color w:val="4B5563"/>
-                <w:sz w:val="20"/>
+                <w:rFonts w:ascii="Calibri" w:hAnsi="Calibri"/>
+                <w:color w:val="1E293B"/>
+                <w:sz w:val="19"/>
               </w:rPr>
-              <w:t>Подключение телефонии и CRM, ИИ-аудит 100 звонков по 13 критериям, карта утечек и зависших сделок, презентационный отчёт для CEO (5 стр. + устная презентация)</w:t>
+              <w:t>Подключение телефонии и CRM, ИИ-аудит 100 звонков по 13 критериям, карта утечек воронки и зависших сделок, презентационный отчет для CEO (5 стр. + Zoom-разбор)</w:t>
             </w:r>
           </w:p>
         </w:tc>
@@ -2019,31 +3292,101 @@
       <w:tr>
         <w:tc>
           <w:tcPr>
-            <w:tcW w:type="dxa" w:w="4320"/>
-            <w:shd w:fill="F3F4F6"/>
+            <w:tcW w:type="dxa" w:w="3168"/>
+            <w:shd w:fill="F1F5F9"/>
+            <w:tcMar>
+              <w:top w:w="100" w:type="dxa"/>
+              <w:bottom w:w="100" w:type="dxa"/>
+              <w:left w:w="140" w:type="dxa"/>
+              <w:right w:w="140" w:type="dxa"/>
+            </w:tcMar>
           </w:tcPr>
           <w:p>
+            <w:pPr>
+              <w:spacing w:before="20" w:after="20"/>
+            </w:pPr>
             <w:r>
               <w:rPr>
-                <w:color w:val="4B5563"/>
-                <w:sz w:val="20"/>
+                <w:rFonts w:ascii="Calibri" w:hAnsi="Calibri"/>
+                <w:color w:val="1E293B"/>
+                <w:sz w:val="19"/>
               </w:rPr>
-              <w:t>Обязанности клиента</w:t>
+              <w:t>Обязательства клиента</w:t>
             </w:r>
           </w:p>
         </w:tc>
         <w:tc>
           <w:tcPr>
-            <w:tcW w:type="dxa" w:w="4320"/>
-            <w:shd w:fill="F3F4F6"/>
+            <w:tcW w:type="dxa" w:w="6624"/>
+            <w:shd w:fill="F1F5F9"/>
+            <w:tcMar>
+              <w:top w:w="100" w:type="dxa"/>
+              <w:bottom w:w="100" w:type="dxa"/>
+              <w:left w:w="140" w:type="dxa"/>
+              <w:right w:w="140" w:type="dxa"/>
+            </w:tcMar>
           </w:tcPr>
           <w:p>
+            <w:pPr>
+              <w:spacing w:before="20" w:after="20"/>
+            </w:pPr>
             <w:r>
               <w:rPr>
-                <w:color w:val="4B5563"/>
-                <w:sz w:val="20"/>
+                <w:rFonts w:ascii="Calibri" w:hAnsi="Calibri"/>
+                <w:color w:val="1E293B"/>
+                <w:sz w:val="19"/>
               </w:rPr>
-              <w:t>Предоставить API-доступы, выделить 45 мин на презентацию отчёта</w:t>
+              <w:t>Предоставить API-доступы к телефонии и CRM, выделить 45 минут на презентацию отчета</w:t>
+            </w:r>
+          </w:p>
+        </w:tc>
+      </w:tr>
+      <w:tr>
+        <w:tc>
+          <w:tcPr>
+            <w:tcW w:type="dxa" w:w="3168"/>
+            <w:tcMar>
+              <w:top w:w="100" w:type="dxa"/>
+              <w:bottom w:w="100" w:type="dxa"/>
+              <w:left w:w="140" w:type="dxa"/>
+              <w:right w:w="140" w:type="dxa"/>
+            </w:tcMar>
+          </w:tcPr>
+          <w:p>
+            <w:pPr>
+              <w:spacing w:before="20" w:after="20"/>
+            </w:pPr>
+            <w:r>
+              <w:rPr>
+                <w:rFonts w:ascii="Calibri" w:hAnsi="Calibri"/>
+                <w:color w:val="1E293B"/>
+                <w:sz w:val="19"/>
+              </w:rPr>
+              <w:t>Гарантия результата</w:t>
+            </w:r>
+          </w:p>
+        </w:tc>
+        <w:tc>
+          <w:tcPr>
+            <w:tcW w:type="dxa" w:w="6624"/>
+            <w:tcMar>
+              <w:top w:w="100" w:type="dxa"/>
+              <w:bottom w:w="100" w:type="dxa"/>
+              <w:left w:w="140" w:type="dxa"/>
+              <w:right w:w="140" w:type="dxa"/>
+            </w:tcMar>
+          </w:tcPr>
+          <w:p>
+            <w:pPr>
+              <w:spacing w:before="20" w:after="20"/>
+            </w:pPr>
+            <w:r>
+              <w:rPr>
+                <w:rFonts w:ascii="Calibri" w:hAnsi="Calibri"/>
+                <w:color w:val="1E293B"/>
+                <w:sz w:val="19"/>
+              </w:rPr>
+              <w:t>100% возврат средств при ненахождении утечек (см. Раздел 8)</w:t>
             </w:r>
           </w:p>
         </w:tc>
@@ -2051,20 +3394,16 @@
     </w:tbl>
     <w:p/>
     <w:p>
-      <w:r>
-        <w:rPr>
-          <w:i/>
-          <w:sz w:val="18"/>
-        </w:rPr>
-        <w:t>*Возврат возможен при соблюдении условий гарантии (см. раздел 8).</w:t>
-      </w:r>
-    </w:p>
-    <w:p>
       <w:pPr>
         <w:pStyle w:val="Heading2"/>
       </w:pPr>
       <w:r>
-        <w:t>5.2. Этап 2: Ежемесячный надзор «Шериф на аутсорсе»</w:t>
+        <w:t>5.2. Этап 2: Ежемесячный надзор «Шериф на аутсорсе» (подписка)</w:t>
+      </w:r>
+    </w:p>
+    <w:p>
+      <w:r>
+        <w:t>Стоимость ежемесячного сопровождения зависит исключительно от количества менеджеров и объема аудиопотока. Вы платите только за реальный масштаб вашего отдела:</w:t>
       </w:r>
     </w:p>
     <w:tbl>
@@ -2073,25 +3412,41 @@
         <w:tblW w:type="auto" w:w="0"/>
         <w:jc w:val="center"/>
         <w:tblLook w:firstColumn="1" w:firstRow="1" w:lastColumn="0" w:lastRow="0" w:noHBand="0" w:noVBand="1" w:val="04A0"/>
+        <w:tblBorders>
+          <w:top w:val="single" w:sz="4" w:space="0" w:color="CBD5E1"/>
+          <w:left w:val="single" w:sz="4" w:space="0" w:color="CBD5E1"/>
+          <w:bottom w:val="single" w:sz="4" w:space="0" w:color="CBD5E1"/>
+          <w:right w:val="single" w:sz="4" w:space="0" w:color="CBD5E1"/>
+          <w:insideH w:val="single" w:sz="4" w:space="0" w:color="CBD5E1"/>
+          <w:insideV w:val="single" w:sz="4" w:space="0" w:color="CBD5E1"/>
+        </w:tblBorders>
       </w:tblPr>
       <w:tblGrid>
-        <w:gridCol w:w="2160"/>
-        <w:gridCol w:w="2160"/>
-        <w:gridCol w:w="2160"/>
-        <w:gridCol w:w="2160"/>
+        <w:gridCol w:w="2448"/>
+        <w:gridCol w:w="2448"/>
+        <w:gridCol w:w="2448"/>
+        <w:gridCol w:w="2448"/>
       </w:tblGrid>
       <w:tr>
         <w:tc>
           <w:tcPr>
-            <w:tcW w:type="dxa" w:w="2160"/>
+            <w:tcW w:type="dxa" w:w="3312"/>
             <w:shd w:fill="1E3A5F"/>
+            <w:tcMar>
+              <w:top w:w="140" w:type="dxa"/>
+              <w:bottom w:w="140" w:type="dxa"/>
+              <w:left w:w="180" w:type="dxa"/>
+              <w:right w:w="180" w:type="dxa"/>
+            </w:tcMar>
           </w:tcPr>
           <w:p>
             <w:pPr>
+              <w:spacing w:before="40" w:after="40"/>
               <w:jc w:val="center"/>
             </w:pPr>
             <w:r>
               <w:rPr>
+                <w:rFonts w:ascii="Calibri" w:hAnsi="Calibri"/>
                 <w:b/>
                 <w:color w:val="FFFFFF"/>
                 <w:sz w:val="20"/>
@@ -2104,13 +3459,21 @@
           <w:tcPr>
             <w:tcW w:type="dxa" w:w="2160"/>
             <w:shd w:fill="1E3A5F"/>
+            <w:tcMar>
+              <w:top w:w="140" w:type="dxa"/>
+              <w:bottom w:w="140" w:type="dxa"/>
+              <w:left w:w="180" w:type="dxa"/>
+              <w:right w:w="180" w:type="dxa"/>
+            </w:tcMar>
           </w:tcPr>
           <w:p>
             <w:pPr>
+              <w:spacing w:before="40" w:after="40"/>
               <w:jc w:val="center"/>
             </w:pPr>
             <w:r>
               <w:rPr>
+                <w:rFonts w:ascii="Calibri" w:hAnsi="Calibri"/>
                 <w:b/>
                 <w:color w:val="FFFFFF"/>
                 <w:sz w:val="20"/>
@@ -2125,13 +3488,21 @@
           <w:tcPr>
             <w:tcW w:type="dxa" w:w="2160"/>
             <w:shd w:fill="1E3A5F"/>
+            <w:tcMar>
+              <w:top w:w="140" w:type="dxa"/>
+              <w:bottom w:w="140" w:type="dxa"/>
+              <w:left w:w="180" w:type="dxa"/>
+              <w:right w:w="180" w:type="dxa"/>
+            </w:tcMar>
           </w:tcPr>
           <w:p>
             <w:pPr>
+              <w:spacing w:before="40" w:after="40"/>
               <w:jc w:val="center"/>
             </w:pPr>
             <w:r>
               <w:rPr>
+                <w:rFonts w:ascii="Calibri" w:hAnsi="Calibri"/>
                 <w:b/>
                 <w:color w:val="FFFFFF"/>
                 <w:sz w:val="20"/>
@@ -2146,13 +3517,21 @@
           <w:tcPr>
             <w:tcW w:type="dxa" w:w="2160"/>
             <w:shd w:fill="1E3A5F"/>
+            <w:tcMar>
+              <w:top w:w="140" w:type="dxa"/>
+              <w:bottom w:w="140" w:type="dxa"/>
+              <w:left w:w="180" w:type="dxa"/>
+              <w:right w:w="180" w:type="dxa"/>
+            </w:tcMar>
           </w:tcPr>
           <w:p>
             <w:pPr>
+              <w:spacing w:before="40" w:after="40"/>
               <w:jc w:val="center"/>
             </w:pPr>
             <w:r>
               <w:rPr>
+                <w:rFonts w:ascii="Calibri" w:hAnsi="Calibri"/>
                 <w:b/>
                 <w:color w:val="FFFFFF"/>
                 <w:sz w:val="20"/>
@@ -2167,57 +3546,97 @@
       <w:tr>
         <w:tc>
           <w:tcPr>
-            <w:tcW w:type="dxa" w:w="2160"/>
+            <w:tcW w:type="dxa" w:w="3312"/>
+            <w:tcMar>
+              <w:top w:w="100" w:type="dxa"/>
+              <w:bottom w:w="100" w:type="dxa"/>
+              <w:left w:w="140" w:type="dxa"/>
+              <w:right w:w="140" w:type="dxa"/>
+            </w:tcMar>
           </w:tcPr>
           <w:p>
+            <w:pPr>
+              <w:spacing w:before="20" w:after="20"/>
+            </w:pPr>
             <w:r>
               <w:rPr>
-                <w:color w:val="4B5563"/>
-                <w:sz w:val="20"/>
+                <w:rFonts w:ascii="Calibri" w:hAnsi="Calibri"/>
+                <w:color w:val="1E293B"/>
+                <w:sz w:val="19"/>
               </w:rPr>
-              <w:t>Стоимость</w:t>
+              <w:t>Стоимость в месяц</w:t>
             </w:r>
           </w:p>
         </w:tc>
         <w:tc>
           <w:tcPr>
             <w:tcW w:type="dxa" w:w="2160"/>
+            <w:tcMar>
+              <w:top w:w="100" w:type="dxa"/>
+              <w:bottom w:w="100" w:type="dxa"/>
+              <w:left w:w="140" w:type="dxa"/>
+              <w:right w:w="140" w:type="dxa"/>
+            </w:tcMar>
           </w:tcPr>
           <w:p>
+            <w:pPr>
+              <w:spacing w:before="20" w:after="20"/>
+            </w:pPr>
             <w:r>
               <w:rPr>
-                <w:color w:val="4B5563"/>
-                <w:sz w:val="20"/>
+                <w:rFonts w:ascii="Calibri" w:hAnsi="Calibri"/>
+                <w:color w:val="1E293B"/>
+                <w:sz w:val="19"/>
               </w:rPr>
-              <w:t>49 000 ₽/мес</w:t>
+              <w:t>49 000 ₽ / мес</w:t>
             </w:r>
           </w:p>
         </w:tc>
         <w:tc>
           <w:tcPr>
             <w:tcW w:type="dxa" w:w="2160"/>
+            <w:tcMar>
+              <w:top w:w="100" w:type="dxa"/>
+              <w:bottom w:w="100" w:type="dxa"/>
+              <w:left w:w="140" w:type="dxa"/>
+              <w:right w:w="140" w:type="dxa"/>
+            </w:tcMar>
           </w:tcPr>
           <w:p>
+            <w:pPr>
+              <w:spacing w:before="20" w:after="20"/>
+            </w:pPr>
             <w:r>
               <w:rPr>
-                <w:color w:val="4B5563"/>
-                <w:sz w:val="20"/>
+                <w:rFonts w:ascii="Calibri" w:hAnsi="Calibri"/>
+                <w:color w:val="1E293B"/>
+                <w:sz w:val="19"/>
               </w:rPr>
-              <w:t>79 000 ₽/мес</w:t>
+              <w:t>79 000 ₽ / мес</w:t>
             </w:r>
           </w:p>
         </w:tc>
         <w:tc>
           <w:tcPr>
             <w:tcW w:type="dxa" w:w="2160"/>
+            <w:tcMar>
+              <w:top w:w="100" w:type="dxa"/>
+              <w:bottom w:w="100" w:type="dxa"/>
+              <w:left w:w="140" w:type="dxa"/>
+              <w:right w:w="140" w:type="dxa"/>
+            </w:tcMar>
           </w:tcPr>
           <w:p>
+            <w:pPr>
+              <w:spacing w:before="20" w:after="20"/>
+            </w:pPr>
             <w:r>
               <w:rPr>
-                <w:color w:val="4B5563"/>
-                <w:sz w:val="20"/>
+                <w:rFonts w:ascii="Calibri" w:hAnsi="Calibri"/>
+                <w:color w:val="1E293B"/>
+                <w:sz w:val="19"/>
               </w:rPr>
-              <w:t>120 000 ₽/мес</w:t>
+              <w:t>120 000 ₽ / мес</w:t>
             </w:r>
           </w:p>
         </w:tc>
@@ -2225,14 +3644,125 @@
       <w:tr>
         <w:tc>
           <w:tcPr>
-            <w:tcW w:type="dxa" w:w="2160"/>
-            <w:shd w:fill="F3F4F6"/>
+            <w:tcW w:type="dxa" w:w="3312"/>
+            <w:shd w:fill="F1F5F9"/>
+            <w:tcMar>
+              <w:top w:w="100" w:type="dxa"/>
+              <w:bottom w:w="100" w:type="dxa"/>
+              <w:left w:w="140" w:type="dxa"/>
+              <w:right w:w="140" w:type="dxa"/>
+            </w:tcMar>
           </w:tcPr>
           <w:p>
+            <w:pPr>
+              <w:spacing w:before="20" w:after="20"/>
+            </w:pPr>
             <w:r>
               <w:rPr>
-                <w:color w:val="4B5563"/>
-                <w:sz w:val="20"/>
+                <w:rFonts w:ascii="Calibri" w:hAnsi="Calibri"/>
+                <w:color w:val="1E293B"/>
+                <w:sz w:val="19"/>
+              </w:rPr>
+              <w:t>Размер отдела продаж</w:t>
+            </w:r>
+          </w:p>
+        </w:tc>
+        <w:tc>
+          <w:tcPr>
+            <w:tcW w:type="dxa" w:w="2160"/>
+            <w:shd w:fill="F1F5F9"/>
+            <w:tcMar>
+              <w:top w:w="100" w:type="dxa"/>
+              <w:bottom w:w="100" w:type="dxa"/>
+              <w:left w:w="140" w:type="dxa"/>
+              <w:right w:w="140" w:type="dxa"/>
+            </w:tcMar>
+          </w:tcPr>
+          <w:p>
+            <w:pPr>
+              <w:spacing w:before="20" w:after="20"/>
+            </w:pPr>
+            <w:r>
+              <w:rPr>
+                <w:rFonts w:ascii="Calibri" w:hAnsi="Calibri"/>
+                <w:color w:val="1E293B"/>
+                <w:sz w:val="19"/>
+              </w:rPr>
+              <w:t>3–5 менеджеров</w:t>
+            </w:r>
+          </w:p>
+        </w:tc>
+        <w:tc>
+          <w:tcPr>
+            <w:tcW w:type="dxa" w:w="2160"/>
+            <w:shd w:fill="F1F5F9"/>
+            <w:tcMar>
+              <w:top w:w="100" w:type="dxa"/>
+              <w:bottom w:w="100" w:type="dxa"/>
+              <w:left w:w="140" w:type="dxa"/>
+              <w:right w:w="140" w:type="dxa"/>
+            </w:tcMar>
+          </w:tcPr>
+          <w:p>
+            <w:pPr>
+              <w:spacing w:before="20" w:after="20"/>
+            </w:pPr>
+            <w:r>
+              <w:rPr>
+                <w:rFonts w:ascii="Calibri" w:hAnsi="Calibri"/>
+                <w:color w:val="1E293B"/>
+                <w:sz w:val="19"/>
+              </w:rPr>
+              <w:t>6–10 менеджеров</w:t>
+            </w:r>
+          </w:p>
+        </w:tc>
+        <w:tc>
+          <w:tcPr>
+            <w:tcW w:type="dxa" w:w="2160"/>
+            <w:shd w:fill="F1F5F9"/>
+            <w:tcMar>
+              <w:top w:w="100" w:type="dxa"/>
+              <w:bottom w:w="100" w:type="dxa"/>
+              <w:left w:w="140" w:type="dxa"/>
+              <w:right w:w="140" w:type="dxa"/>
+            </w:tcMar>
+          </w:tcPr>
+          <w:p>
+            <w:pPr>
+              <w:spacing w:before="20" w:after="20"/>
+            </w:pPr>
+            <w:r>
+              <w:rPr>
+                <w:rFonts w:ascii="Calibri" w:hAnsi="Calibri"/>
+                <w:color w:val="1E293B"/>
+                <w:sz w:val="19"/>
+              </w:rPr>
+              <w:t>11–15 менеджеров</w:t>
+            </w:r>
+          </w:p>
+        </w:tc>
+      </w:tr>
+      <w:tr>
+        <w:tc>
+          <w:tcPr>
+            <w:tcW w:type="dxa" w:w="3312"/>
+            <w:tcMar>
+              <w:top w:w="100" w:type="dxa"/>
+              <w:bottom w:w="100" w:type="dxa"/>
+              <w:left w:w="140" w:type="dxa"/>
+              <w:right w:w="140" w:type="dxa"/>
+            </w:tcMar>
+          </w:tcPr>
+          <w:p>
+            <w:pPr>
+              <w:spacing w:before="20" w:after="20"/>
+            </w:pPr>
+            <w:r>
+              <w:rPr>
+                <w:rFonts w:ascii="Calibri" w:hAnsi="Calibri"/>
+                <w:color w:val="1E293B"/>
+                <w:sz w:val="19"/>
               </w:rPr>
               <w:t>ИИ слушает 100% звонков</w:t>
             </w:r>
@@ -2241,45 +3771,72 @@
         <w:tc>
           <w:tcPr>
             <w:tcW w:type="dxa" w:w="2160"/>
-            <w:shd w:fill="F3F4F6"/>
+            <w:tcMar>
+              <w:top w:w="100" w:type="dxa"/>
+              <w:bottom w:w="100" w:type="dxa"/>
+              <w:left w:w="140" w:type="dxa"/>
+              <w:right w:w="140" w:type="dxa"/>
+            </w:tcMar>
           </w:tcPr>
           <w:p>
+            <w:pPr>
+              <w:spacing w:before="20" w:after="20"/>
+            </w:pPr>
             <w:r>
               <w:rPr>
-                <w:color w:val="4B5563"/>
-                <w:sz w:val="20"/>
+                <w:rFonts w:ascii="Calibri" w:hAnsi="Calibri"/>
+                <w:color w:val="1E293B"/>
+                <w:sz w:val="19"/>
               </w:rPr>
-              <w:t>✅</w:t>
+              <w:t>✅ Включено</w:t>
             </w:r>
           </w:p>
         </w:tc>
         <w:tc>
           <w:tcPr>
             <w:tcW w:type="dxa" w:w="2160"/>
-            <w:shd w:fill="F3F4F6"/>
+            <w:tcMar>
+              <w:top w:w="100" w:type="dxa"/>
+              <w:bottom w:w="100" w:type="dxa"/>
+              <w:left w:w="140" w:type="dxa"/>
+              <w:right w:w="140" w:type="dxa"/>
+            </w:tcMar>
           </w:tcPr>
           <w:p>
+            <w:pPr>
+              <w:spacing w:before="20" w:after="20"/>
+            </w:pPr>
             <w:r>
               <w:rPr>
-                <w:color w:val="4B5563"/>
-                <w:sz w:val="20"/>
+                <w:rFonts w:ascii="Calibri" w:hAnsi="Calibri"/>
+                <w:color w:val="1E293B"/>
+                <w:sz w:val="19"/>
               </w:rPr>
-              <w:t>✅</w:t>
+              <w:t>✅ Включено</w:t>
             </w:r>
           </w:p>
         </w:tc>
         <w:tc>
           <w:tcPr>
             <w:tcW w:type="dxa" w:w="2160"/>
-            <w:shd w:fill="F3F4F6"/>
+            <w:tcMar>
+              <w:top w:w="100" w:type="dxa"/>
+              <w:bottom w:w="100" w:type="dxa"/>
+              <w:left w:w="140" w:type="dxa"/>
+              <w:right w:w="140" w:type="dxa"/>
+            </w:tcMar>
           </w:tcPr>
           <w:p>
+            <w:pPr>
+              <w:spacing w:before="20" w:after="20"/>
+            </w:pPr>
             <w:r>
               <w:rPr>
-                <w:color w:val="4B5563"/>
-                <w:sz w:val="20"/>
+                <w:rFonts w:ascii="Calibri" w:hAnsi="Calibri"/>
+                <w:color w:val="1E293B"/>
+                <w:sz w:val="19"/>
               </w:rPr>
-              <w:t>✅</w:t>
+              <w:t>✅ Включено</w:t>
             </w:r>
           </w:p>
         </w:tc>
@@ -2287,57 +3844,101 @@
       <w:tr>
         <w:tc>
           <w:tcPr>
-            <w:tcW w:type="dxa" w:w="2160"/>
+            <w:tcW w:type="dxa" w:w="3312"/>
+            <w:shd w:fill="F1F5F9"/>
+            <w:tcMar>
+              <w:top w:w="100" w:type="dxa"/>
+              <w:bottom w:w="100" w:type="dxa"/>
+              <w:left w:w="140" w:type="dxa"/>
+              <w:right w:w="140" w:type="dxa"/>
+            </w:tcMar>
           </w:tcPr>
           <w:p>
+            <w:pPr>
+              <w:spacing w:before="20" w:after="20"/>
+            </w:pPr>
             <w:r>
               <w:rPr>
-                <w:color w:val="4B5563"/>
-                <w:sz w:val="20"/>
+                <w:rFonts w:ascii="Calibri" w:hAnsi="Calibri"/>
+                <w:color w:val="1E293B"/>
+                <w:sz w:val="19"/>
               </w:rPr>
-              <w:t>Утренний Telegram-пульс в 08:30</w:t>
+              <w:t>Утренний пульс в Telegram (08:30)</w:t>
             </w:r>
           </w:p>
         </w:tc>
         <w:tc>
           <w:tcPr>
             <w:tcW w:type="dxa" w:w="2160"/>
+            <w:shd w:fill="F1F5F9"/>
+            <w:tcMar>
+              <w:top w:w="100" w:type="dxa"/>
+              <w:bottom w:w="100" w:type="dxa"/>
+              <w:left w:w="140" w:type="dxa"/>
+              <w:right w:w="140" w:type="dxa"/>
+            </w:tcMar>
           </w:tcPr>
           <w:p>
+            <w:pPr>
+              <w:spacing w:before="20" w:after="20"/>
+            </w:pPr>
             <w:r>
               <w:rPr>
-                <w:color w:val="4B5563"/>
-                <w:sz w:val="20"/>
+                <w:rFonts w:ascii="Calibri" w:hAnsi="Calibri"/>
+                <w:color w:val="1E293B"/>
+                <w:sz w:val="19"/>
               </w:rPr>
-              <w:t>✅</w:t>
+              <w:t>✅ Включено</w:t>
             </w:r>
           </w:p>
         </w:tc>
         <w:tc>
           <w:tcPr>
             <w:tcW w:type="dxa" w:w="2160"/>
+            <w:shd w:fill="F1F5F9"/>
+            <w:tcMar>
+              <w:top w:w="100" w:type="dxa"/>
+              <w:bottom w:w="100" w:type="dxa"/>
+              <w:left w:w="140" w:type="dxa"/>
+              <w:right w:w="140" w:type="dxa"/>
+            </w:tcMar>
           </w:tcPr>
           <w:p>
+            <w:pPr>
+              <w:spacing w:before="20" w:after="20"/>
+            </w:pPr>
             <w:r>
               <w:rPr>
-                <w:color w:val="4B5563"/>
-                <w:sz w:val="20"/>
+                <w:rFonts w:ascii="Calibri" w:hAnsi="Calibri"/>
+                <w:color w:val="1E293B"/>
+                <w:sz w:val="19"/>
               </w:rPr>
-              <w:t>✅</w:t>
+              <w:t>✅ Включено</w:t>
             </w:r>
           </w:p>
         </w:tc>
         <w:tc>
           <w:tcPr>
             <w:tcW w:type="dxa" w:w="2160"/>
+            <w:shd w:fill="F1F5F9"/>
+            <w:tcMar>
+              <w:top w:w="100" w:type="dxa"/>
+              <w:bottom w:w="100" w:type="dxa"/>
+              <w:left w:w="140" w:type="dxa"/>
+              <w:right w:w="140" w:type="dxa"/>
+            </w:tcMar>
           </w:tcPr>
           <w:p>
+            <w:pPr>
+              <w:spacing w:before="20" w:after="20"/>
+            </w:pPr>
             <w:r>
               <w:rPr>
-                <w:color w:val="4B5563"/>
-                <w:sz w:val="20"/>
+                <w:rFonts w:ascii="Calibri" w:hAnsi="Calibri"/>
+                <w:color w:val="1E293B"/>
+                <w:sz w:val="19"/>
               </w:rPr>
-              <w:t>✅</w:t>
+              <w:t>✅ Включено</w:t>
             </w:r>
           </w:p>
         </w:tc>
@@ -2345,14 +3946,23 @@
       <w:tr>
         <w:tc>
           <w:tcPr>
-            <w:tcW w:type="dxa" w:w="2160"/>
-            <w:shd w:fill="F3F4F6"/>
+            <w:tcW w:type="dxa" w:w="3312"/>
+            <w:tcMar>
+              <w:top w:w="100" w:type="dxa"/>
+              <w:bottom w:w="100" w:type="dxa"/>
+              <w:left w:w="140" w:type="dxa"/>
+              <w:right w:w="140" w:type="dxa"/>
+            </w:tcMar>
           </w:tcPr>
           <w:p>
+            <w:pPr>
+              <w:spacing w:before="20" w:after="20"/>
+            </w:pPr>
             <w:r>
               <w:rPr>
-                <w:color w:val="4B5563"/>
-                <w:sz w:val="20"/>
+                <w:rFonts w:ascii="Calibri" w:hAnsi="Calibri"/>
+                <w:color w:val="1E293B"/>
+                <w:sz w:val="19"/>
               </w:rPr>
               <w:t>Пульт РОПа «15 минут в день»</w:t>
             </w:r>
@@ -2361,45 +3971,72 @@
         <w:tc>
           <w:tcPr>
             <w:tcW w:type="dxa" w:w="2160"/>
-            <w:shd w:fill="F3F4F6"/>
+            <w:tcMar>
+              <w:top w:w="100" w:type="dxa"/>
+              <w:bottom w:w="100" w:type="dxa"/>
+              <w:left w:w="140" w:type="dxa"/>
+              <w:right w:w="140" w:type="dxa"/>
+            </w:tcMar>
           </w:tcPr>
           <w:p>
+            <w:pPr>
+              <w:spacing w:before="20" w:after="20"/>
+            </w:pPr>
             <w:r>
               <w:rPr>
-                <w:color w:val="4B5563"/>
-                <w:sz w:val="20"/>
+                <w:rFonts w:ascii="Calibri" w:hAnsi="Calibri"/>
+                <w:color w:val="1E293B"/>
+                <w:sz w:val="19"/>
               </w:rPr>
-              <w:t>✅</w:t>
+              <w:t>✅ Включено</w:t>
             </w:r>
           </w:p>
         </w:tc>
         <w:tc>
           <w:tcPr>
             <w:tcW w:type="dxa" w:w="2160"/>
-            <w:shd w:fill="F3F4F6"/>
+            <w:tcMar>
+              <w:top w:w="100" w:type="dxa"/>
+              <w:bottom w:w="100" w:type="dxa"/>
+              <w:left w:w="140" w:type="dxa"/>
+              <w:right w:w="140" w:type="dxa"/>
+            </w:tcMar>
           </w:tcPr>
           <w:p>
+            <w:pPr>
+              <w:spacing w:before="20" w:after="20"/>
+            </w:pPr>
             <w:r>
               <w:rPr>
-                <w:color w:val="4B5563"/>
-                <w:sz w:val="20"/>
+                <w:rFonts w:ascii="Calibri" w:hAnsi="Calibri"/>
+                <w:color w:val="1E293B"/>
+                <w:sz w:val="19"/>
               </w:rPr>
-              <w:t>✅</w:t>
+              <w:t>✅ Включено</w:t>
             </w:r>
           </w:p>
         </w:tc>
         <w:tc>
           <w:tcPr>
             <w:tcW w:type="dxa" w:w="2160"/>
-            <w:shd w:fill="F3F4F6"/>
+            <w:tcMar>
+              <w:top w:w="100" w:type="dxa"/>
+              <w:bottom w:w="100" w:type="dxa"/>
+              <w:left w:w="140" w:type="dxa"/>
+              <w:right w:w="140" w:type="dxa"/>
+            </w:tcMar>
           </w:tcPr>
           <w:p>
+            <w:pPr>
+              <w:spacing w:before="20" w:after="20"/>
+            </w:pPr>
             <w:r>
               <w:rPr>
-                <w:color w:val="4B5563"/>
-                <w:sz w:val="20"/>
+                <w:rFonts w:ascii="Calibri" w:hAnsi="Calibri"/>
+                <w:color w:val="1E293B"/>
+                <w:sz w:val="19"/>
               </w:rPr>
-              <w:t>✅</w:t>
+              <w:t>✅ Включено</w:t>
             </w:r>
           </w:p>
         </w:tc>
@@ -2407,57 +4044,101 @@
       <w:tr>
         <w:tc>
           <w:tcPr>
-            <w:tcW w:type="dxa" w:w="2160"/>
+            <w:tcW w:type="dxa" w:w="3312"/>
+            <w:shd w:fill="F1F5F9"/>
+            <w:tcMar>
+              <w:top w:w="100" w:type="dxa"/>
+              <w:bottom w:w="100" w:type="dxa"/>
+              <w:left w:w="140" w:type="dxa"/>
+              <w:right w:w="140" w:type="dxa"/>
+            </w:tcMar>
           </w:tcPr>
           <w:p>
+            <w:pPr>
+              <w:spacing w:before="20" w:after="20"/>
+            </w:pPr>
             <w:r>
               <w:rPr>
-                <w:color w:val="4B5563"/>
-                <w:sz w:val="20"/>
+                <w:rFonts w:ascii="Calibri" w:hAnsi="Calibri"/>
+                <w:color w:val="1E293B"/>
+                <w:sz w:val="19"/>
               </w:rPr>
-              <w:t>Детектив зомби-сделок</w:t>
+              <w:t>Детектив зомби-сделок в CRM</w:t>
             </w:r>
           </w:p>
         </w:tc>
         <w:tc>
           <w:tcPr>
             <w:tcW w:type="dxa" w:w="2160"/>
+            <w:shd w:fill="F1F5F9"/>
+            <w:tcMar>
+              <w:top w:w="100" w:type="dxa"/>
+              <w:bottom w:w="100" w:type="dxa"/>
+              <w:left w:w="140" w:type="dxa"/>
+              <w:right w:w="140" w:type="dxa"/>
+            </w:tcMar>
           </w:tcPr>
           <w:p>
+            <w:pPr>
+              <w:spacing w:before="20" w:after="20"/>
+            </w:pPr>
             <w:r>
               <w:rPr>
-                <w:color w:val="4B5563"/>
-                <w:sz w:val="20"/>
+                <w:rFonts w:ascii="Calibri" w:hAnsi="Calibri"/>
+                <w:color w:val="1E293B"/>
+                <w:sz w:val="19"/>
               </w:rPr>
-              <w:t>✅</w:t>
+              <w:t>✅ Включено</w:t>
             </w:r>
           </w:p>
         </w:tc>
         <w:tc>
           <w:tcPr>
             <w:tcW w:type="dxa" w:w="2160"/>
+            <w:shd w:fill="F1F5F9"/>
+            <w:tcMar>
+              <w:top w:w="100" w:type="dxa"/>
+              <w:bottom w:w="100" w:type="dxa"/>
+              <w:left w:w="140" w:type="dxa"/>
+              <w:right w:w="140" w:type="dxa"/>
+            </w:tcMar>
           </w:tcPr>
           <w:p>
+            <w:pPr>
+              <w:spacing w:before="20" w:after="20"/>
+            </w:pPr>
             <w:r>
               <w:rPr>
-                <w:color w:val="4B5563"/>
-                <w:sz w:val="20"/>
+                <w:rFonts w:ascii="Calibri" w:hAnsi="Calibri"/>
+                <w:color w:val="1E293B"/>
+                <w:sz w:val="19"/>
               </w:rPr>
-              <w:t>✅</w:t>
+              <w:t>✅ Включено</w:t>
             </w:r>
           </w:p>
         </w:tc>
         <w:tc>
           <w:tcPr>
             <w:tcW w:type="dxa" w:w="2160"/>
+            <w:shd w:fill="F1F5F9"/>
+            <w:tcMar>
+              <w:top w:w="100" w:type="dxa"/>
+              <w:bottom w:w="100" w:type="dxa"/>
+              <w:left w:w="140" w:type="dxa"/>
+              <w:right w:w="140" w:type="dxa"/>
+            </w:tcMar>
           </w:tcPr>
           <w:p>
+            <w:pPr>
+              <w:spacing w:before="20" w:after="20"/>
+            </w:pPr>
             <w:r>
               <w:rPr>
-                <w:color w:val="4B5563"/>
-                <w:sz w:val="20"/>
+                <w:rFonts w:ascii="Calibri" w:hAnsi="Calibri"/>
+                <w:color w:val="1E293B"/>
+                <w:sz w:val="19"/>
               </w:rPr>
-              <w:t>✅</w:t>
+              <w:t>✅ Включено</w:t>
             </w:r>
           </w:p>
         </w:tc>
@@ -2465,61 +4146,97 @@
       <w:tr>
         <w:tc>
           <w:tcPr>
-            <w:tcW w:type="dxa" w:w="2160"/>
-            <w:shd w:fill="F3F4F6"/>
+            <w:tcW w:type="dxa" w:w="3312"/>
+            <w:tcMar>
+              <w:top w:w="100" w:type="dxa"/>
+              <w:bottom w:w="100" w:type="dxa"/>
+              <w:left w:w="140" w:type="dxa"/>
+              <w:right w:w="140" w:type="dxa"/>
+            </w:tcMar>
           </w:tcPr>
           <w:p>
+            <w:pPr>
+              <w:spacing w:before="20" w:after="20"/>
+            </w:pPr>
             <w:r>
               <w:rPr>
-                <w:color w:val="4B5563"/>
-                <w:sz w:val="20"/>
+                <w:rFonts w:ascii="Calibri" w:hAnsi="Calibri"/>
+                <w:color w:val="1E293B"/>
+                <w:sz w:val="19"/>
               </w:rPr>
-              <w:t>Ролевые отчёты (CEO/CFO/ROP)</w:t>
+              <w:t>Ролевые срезы (СЕО / РОП / Финансы)</w:t>
             </w:r>
           </w:p>
         </w:tc>
         <w:tc>
           <w:tcPr>
             <w:tcW w:type="dxa" w:w="2160"/>
-            <w:shd w:fill="F3F4F6"/>
+            <w:tcMar>
+              <w:top w:w="100" w:type="dxa"/>
+              <w:bottom w:w="100" w:type="dxa"/>
+              <w:left w:w="140" w:type="dxa"/>
+              <w:right w:w="140" w:type="dxa"/>
+            </w:tcMar>
           </w:tcPr>
           <w:p>
+            <w:pPr>
+              <w:spacing w:before="20" w:after="20"/>
+            </w:pPr>
             <w:r>
               <w:rPr>
-                <w:color w:val="4B5563"/>
-                <w:sz w:val="20"/>
+                <w:rFonts w:ascii="Calibri" w:hAnsi="Calibri"/>
+                <w:color w:val="1E293B"/>
+                <w:sz w:val="19"/>
               </w:rPr>
-              <w:t>—</w:t>
+              <w:t>Раз в месяц</w:t>
             </w:r>
           </w:p>
         </w:tc>
         <w:tc>
           <w:tcPr>
             <w:tcW w:type="dxa" w:w="2160"/>
-            <w:shd w:fill="F3F4F6"/>
+            <w:tcMar>
+              <w:top w:w="100" w:type="dxa"/>
+              <w:bottom w:w="100" w:type="dxa"/>
+              <w:left w:w="140" w:type="dxa"/>
+              <w:right w:w="140" w:type="dxa"/>
+            </w:tcMar>
           </w:tcPr>
           <w:p>
+            <w:pPr>
+              <w:spacing w:before="20" w:after="20"/>
+            </w:pPr>
             <w:r>
               <w:rPr>
-                <w:color w:val="4B5563"/>
-                <w:sz w:val="20"/>
+                <w:rFonts w:ascii="Calibri" w:hAnsi="Calibri"/>
+                <w:color w:val="1E293B"/>
+                <w:sz w:val="19"/>
               </w:rPr>
-              <w:t>✅</w:t>
+              <w:t>Еженедельно</w:t>
             </w:r>
           </w:p>
         </w:tc>
         <w:tc>
           <w:tcPr>
             <w:tcW w:type="dxa" w:w="2160"/>
-            <w:shd w:fill="F3F4F6"/>
+            <w:tcMar>
+              <w:top w:w="100" w:type="dxa"/>
+              <w:bottom w:w="100" w:type="dxa"/>
+              <w:left w:w="140" w:type="dxa"/>
+              <w:right w:w="140" w:type="dxa"/>
+            </w:tcMar>
           </w:tcPr>
           <w:p>
+            <w:pPr>
+              <w:spacing w:before="20" w:after="20"/>
+            </w:pPr>
             <w:r>
               <w:rPr>
-                <w:color w:val="4B5563"/>
-                <w:sz w:val="20"/>
+                <w:rFonts w:ascii="Calibri" w:hAnsi="Calibri"/>
+                <w:color w:val="1E293B"/>
+                <w:sz w:val="19"/>
               </w:rPr>
-              <w:t>✅</w:t>
+              <w:t>Еженедельно</w:t>
             </w:r>
           </w:p>
         </w:tc>
@@ -2527,57 +4244,101 @@
       <w:tr>
         <w:tc>
           <w:tcPr>
-            <w:tcW w:type="dxa" w:w="2160"/>
+            <w:tcW w:type="dxa" w:w="3312"/>
+            <w:shd w:fill="F1F5F9"/>
+            <w:tcMar>
+              <w:top w:w="100" w:type="dxa"/>
+              <w:bottom w:w="100" w:type="dxa"/>
+              <w:left w:w="140" w:type="dxa"/>
+              <w:right w:w="140" w:type="dxa"/>
+            </w:tcMar>
           </w:tcPr>
           <w:p>
+            <w:pPr>
+              <w:spacing w:before="20" w:after="20"/>
+            </w:pPr>
             <w:r>
               <w:rPr>
-                <w:color w:val="4B5563"/>
-                <w:sz w:val="20"/>
+                <w:rFonts w:ascii="Calibri" w:hAnsi="Calibri"/>
+                <w:color w:val="1E293B"/>
+                <w:sz w:val="19"/>
               </w:rPr>
-              <w:t>Еженедельный PDF-отчёт для собственника</w:t>
+              <w:t>Контроль дебиторской задолженности</w:t>
             </w:r>
           </w:p>
         </w:tc>
         <w:tc>
           <w:tcPr>
             <w:tcW w:type="dxa" w:w="2160"/>
+            <w:shd w:fill="F1F5F9"/>
+            <w:tcMar>
+              <w:top w:w="100" w:type="dxa"/>
+              <w:bottom w:w="100" w:type="dxa"/>
+              <w:left w:w="140" w:type="dxa"/>
+              <w:right w:w="140" w:type="dxa"/>
+            </w:tcMar>
           </w:tcPr>
           <w:p>
+            <w:pPr>
+              <w:spacing w:before="20" w:after="20"/>
+            </w:pPr>
             <w:r>
               <w:rPr>
-                <w:color w:val="4B5563"/>
-                <w:sz w:val="20"/>
+                <w:rFonts w:ascii="Calibri" w:hAnsi="Calibri"/>
+                <w:color w:val="1E293B"/>
+                <w:sz w:val="19"/>
               </w:rPr>
-              <w:t>—</w:t>
+              <w:t>Базовый</w:t>
             </w:r>
           </w:p>
         </w:tc>
         <w:tc>
           <w:tcPr>
             <w:tcW w:type="dxa" w:w="2160"/>
+            <w:shd w:fill="F1F5F9"/>
+            <w:tcMar>
+              <w:top w:w="100" w:type="dxa"/>
+              <w:bottom w:w="100" w:type="dxa"/>
+              <w:left w:w="140" w:type="dxa"/>
+              <w:right w:w="140" w:type="dxa"/>
+            </w:tcMar>
           </w:tcPr>
           <w:p>
+            <w:pPr>
+              <w:spacing w:before="20" w:after="20"/>
+            </w:pPr>
             <w:r>
               <w:rPr>
-                <w:color w:val="4B5563"/>
-                <w:sz w:val="20"/>
+                <w:rFonts w:ascii="Calibri" w:hAnsi="Calibri"/>
+                <w:color w:val="1E293B"/>
+                <w:sz w:val="19"/>
               </w:rPr>
-              <w:t>✅</w:t>
+              <w:t>Глубокий мониторинг</w:t>
             </w:r>
           </w:p>
         </w:tc>
         <w:tc>
           <w:tcPr>
             <w:tcW w:type="dxa" w:w="2160"/>
+            <w:shd w:fill="F1F5F9"/>
+            <w:tcMar>
+              <w:top w:w="100" w:type="dxa"/>
+              <w:bottom w:w="100" w:type="dxa"/>
+              <w:left w:w="140" w:type="dxa"/>
+              <w:right w:w="140" w:type="dxa"/>
+            </w:tcMar>
           </w:tcPr>
           <w:p>
+            <w:pPr>
+              <w:spacing w:before="20" w:after="20"/>
+            </w:pPr>
             <w:r>
               <w:rPr>
-                <w:color w:val="4B5563"/>
-                <w:sz w:val="20"/>
+                <w:rFonts w:ascii="Calibri" w:hAnsi="Calibri"/>
+                <w:color w:val="1E293B"/>
+                <w:sz w:val="19"/>
               </w:rPr>
-              <w:t>✅</w:t>
+              <w:t>Приоритетный радар</w:t>
             </w:r>
           </w:p>
         </w:tc>
@@ -2585,61 +4346,97 @@
       <w:tr>
         <w:tc>
           <w:tcPr>
-            <w:tcW w:type="dxa" w:w="2160"/>
-            <w:shd w:fill="F3F4F6"/>
+            <w:tcW w:type="dxa" w:w="3312"/>
+            <w:tcMar>
+              <w:top w:w="100" w:type="dxa"/>
+              <w:bottom w:w="100" w:type="dxa"/>
+              <w:left w:w="140" w:type="dxa"/>
+              <w:right w:w="140" w:type="dxa"/>
+            </w:tcMar>
           </w:tcPr>
           <w:p>
+            <w:pPr>
+              <w:spacing w:before="20" w:after="20"/>
+            </w:pPr>
             <w:r>
               <w:rPr>
-                <w:color w:val="4B5563"/>
-                <w:sz w:val="20"/>
+                <w:rFonts w:ascii="Calibri" w:hAnsi="Calibri"/>
+                <w:color w:val="1E293B"/>
+                <w:sz w:val="19"/>
               </w:rPr>
-              <w:t>Мониторинг дебиторки</w:t>
+              <w:t>Индивидуальные критерии оценки</w:t>
             </w:r>
           </w:p>
         </w:tc>
         <w:tc>
           <w:tcPr>
             <w:tcW w:type="dxa" w:w="2160"/>
-            <w:shd w:fill="F3F4F6"/>
+            <w:tcMar>
+              <w:top w:w="100" w:type="dxa"/>
+              <w:bottom w:w="100" w:type="dxa"/>
+              <w:left w:w="140" w:type="dxa"/>
+              <w:right w:w="140" w:type="dxa"/>
+            </w:tcMar>
           </w:tcPr>
           <w:p>
+            <w:pPr>
+              <w:spacing w:before="20" w:after="20"/>
+            </w:pPr>
             <w:r>
               <w:rPr>
-                <w:color w:val="4B5563"/>
-                <w:sz w:val="20"/>
+                <w:rFonts w:ascii="Calibri" w:hAnsi="Calibri"/>
+                <w:color w:val="1E293B"/>
+                <w:sz w:val="19"/>
               </w:rPr>
-              <w:t>—</w:t>
+              <w:t>Стандарт (13)</w:t>
             </w:r>
           </w:p>
         </w:tc>
         <w:tc>
           <w:tcPr>
             <w:tcW w:type="dxa" w:w="2160"/>
-            <w:shd w:fill="F3F4F6"/>
+            <w:tcMar>
+              <w:top w:w="100" w:type="dxa"/>
+              <w:bottom w:w="100" w:type="dxa"/>
+              <w:left w:w="140" w:type="dxa"/>
+              <w:right w:w="140" w:type="dxa"/>
+            </w:tcMar>
           </w:tcPr>
           <w:p>
+            <w:pPr>
+              <w:spacing w:before="20" w:after="20"/>
+            </w:pPr>
             <w:r>
               <w:rPr>
-                <w:color w:val="4B5563"/>
-                <w:sz w:val="20"/>
+                <w:rFonts w:ascii="Calibri" w:hAnsi="Calibri"/>
+                <w:color w:val="1E293B"/>
+                <w:sz w:val="19"/>
               </w:rPr>
-              <w:t>✅</w:t>
+              <w:t>до 5 дополнительных</w:t>
             </w:r>
           </w:p>
         </w:tc>
         <w:tc>
           <w:tcPr>
             <w:tcW w:type="dxa" w:w="2160"/>
-            <w:shd w:fill="F3F4F6"/>
+            <w:tcMar>
+              <w:top w:w="100" w:type="dxa"/>
+              <w:bottom w:w="100" w:type="dxa"/>
+              <w:left w:w="140" w:type="dxa"/>
+              <w:right w:w="140" w:type="dxa"/>
+            </w:tcMar>
           </w:tcPr>
           <w:p>
+            <w:pPr>
+              <w:spacing w:before="20" w:after="20"/>
+            </w:pPr>
             <w:r>
               <w:rPr>
-                <w:color w:val="4B5563"/>
-                <w:sz w:val="20"/>
+                <w:rFonts w:ascii="Calibri" w:hAnsi="Calibri"/>
+                <w:color w:val="1E293B"/>
+                <w:sz w:val="19"/>
               </w:rPr>
-              <w:t>✅</w:t>
+              <w:t>до 15 индивидуальных</w:t>
             </w:r>
           </w:p>
         </w:tc>
@@ -2647,72 +4444,24 @@
       <w:tr>
         <w:tc>
           <w:tcPr>
-            <w:tcW w:type="dxa" w:w="2160"/>
+            <w:tcW w:type="dxa" w:w="3312"/>
+            <w:shd w:fill="F1F5F9"/>
+            <w:tcMar>
+              <w:top w:w="100" w:type="dxa"/>
+              <w:bottom w:w="100" w:type="dxa"/>
+              <w:left w:w="140" w:type="dxa"/>
+              <w:right w:w="140" w:type="dxa"/>
+            </w:tcMar>
           </w:tcPr>
           <w:p>
+            <w:pPr>
+              <w:spacing w:before="20" w:after="20"/>
+            </w:pPr>
             <w:r>
               <w:rPr>
-                <w:color w:val="4B5563"/>
-                <w:sz w:val="20"/>
-              </w:rPr>
-              <w:t>Индивидуальные критерии оценки (сверх 13)</w:t>
-            </w:r>
-          </w:p>
-        </w:tc>
-        <w:tc>
-          <w:tcPr>
-            <w:tcW w:type="dxa" w:w="2160"/>
-          </w:tcPr>
-          <w:p>
-            <w:r>
-              <w:rPr>
-                <w:color w:val="4B5563"/>
-                <w:sz w:val="20"/>
-              </w:rPr>
-              <w:t>—</w:t>
-            </w:r>
-          </w:p>
-        </w:tc>
-        <w:tc>
-          <w:tcPr>
-            <w:tcW w:type="dxa" w:w="2160"/>
-          </w:tcPr>
-          <w:p>
-            <w:r>
-              <w:rPr>
-                <w:color w:val="4B5563"/>
-                <w:sz w:val="20"/>
-              </w:rPr>
-              <w:t>до 5</w:t>
-            </w:r>
-          </w:p>
-        </w:tc>
-        <w:tc>
-          <w:tcPr>
-            <w:tcW w:type="dxa" w:w="2160"/>
-          </w:tcPr>
-          <w:p>
-            <w:r>
-              <w:rPr>
-                <w:color w:val="4B5563"/>
-                <w:sz w:val="20"/>
-              </w:rPr>
-              <w:t>до 15</w:t>
-            </w:r>
-          </w:p>
-        </w:tc>
-      </w:tr>
-      <w:tr>
-        <w:tc>
-          <w:tcPr>
-            <w:tcW w:type="dxa" w:w="2160"/>
-            <w:shd w:fill="F3F4F6"/>
-          </w:tcPr>
-          <w:p>
-            <w:r>
-              <w:rPr>
-                <w:color w:val="4B5563"/>
-                <w:sz w:val="20"/>
+                <w:rFonts w:ascii="Calibri" w:hAnsi="Calibri"/>
+                <w:color w:val="1E293B"/>
+                <w:sz w:val="19"/>
               </w:rPr>
               <w:t>Выделенный RevOps-инженер</w:t>
             </w:r>
@@ -2721,45 +4470,75 @@
         <w:tc>
           <w:tcPr>
             <w:tcW w:type="dxa" w:w="2160"/>
-            <w:shd w:fill="F3F4F6"/>
+            <w:shd w:fill="F1F5F9"/>
+            <w:tcMar>
+              <w:top w:w="100" w:type="dxa"/>
+              <w:bottom w:w="100" w:type="dxa"/>
+              <w:left w:w="140" w:type="dxa"/>
+              <w:right w:w="140" w:type="dxa"/>
+            </w:tcMar>
           </w:tcPr>
           <w:p>
+            <w:pPr>
+              <w:spacing w:before="20" w:after="20"/>
+            </w:pPr>
             <w:r>
               <w:rPr>
-                <w:color w:val="4B5563"/>
-                <w:sz w:val="20"/>
+                <w:rFonts w:ascii="Calibri" w:hAnsi="Calibri"/>
+                <w:color w:val="1E293B"/>
+                <w:sz w:val="19"/>
               </w:rPr>
-              <w:t>—</w:t>
+              <w:t>Общая линия</w:t>
             </w:r>
           </w:p>
         </w:tc>
         <w:tc>
           <w:tcPr>
             <w:tcW w:type="dxa" w:w="2160"/>
-            <w:shd w:fill="F3F4F6"/>
+            <w:shd w:fill="F1F5F9"/>
+            <w:tcMar>
+              <w:top w:w="100" w:type="dxa"/>
+              <w:bottom w:w="100" w:type="dxa"/>
+              <w:left w:w="140" w:type="dxa"/>
+              <w:right w:w="140" w:type="dxa"/>
+            </w:tcMar>
           </w:tcPr>
           <w:p>
+            <w:pPr>
+              <w:spacing w:before="20" w:after="20"/>
+            </w:pPr>
             <w:r>
               <w:rPr>
-                <w:color w:val="4B5563"/>
-                <w:sz w:val="20"/>
+                <w:rFonts w:ascii="Calibri" w:hAnsi="Calibri"/>
+                <w:color w:val="1E293B"/>
+                <w:sz w:val="19"/>
               </w:rPr>
-              <w:t>—</w:t>
+              <w:t>Приоритет в Telegram</w:t>
             </w:r>
           </w:p>
         </w:tc>
         <w:tc>
           <w:tcPr>
             <w:tcW w:type="dxa" w:w="2160"/>
-            <w:shd w:fill="F3F4F6"/>
+            <w:shd w:fill="F1F5F9"/>
+            <w:tcMar>
+              <w:top w:w="100" w:type="dxa"/>
+              <w:bottom w:w="100" w:type="dxa"/>
+              <w:left w:w="140" w:type="dxa"/>
+              <w:right w:w="140" w:type="dxa"/>
+            </w:tcMar>
           </w:tcPr>
           <w:p>
+            <w:pPr>
+              <w:spacing w:before="20" w:after="20"/>
+            </w:pPr>
             <w:r>
               <w:rPr>
-                <w:color w:val="4B5563"/>
-                <w:sz w:val="20"/>
+                <w:rFonts w:ascii="Calibri" w:hAnsi="Calibri"/>
+                <w:color w:val="1E293B"/>
+                <w:sz w:val="19"/>
               </w:rPr>
-              <w:t>✅</w:t>
+              <w:t>Персональный инженер</w:t>
             </w:r>
           </w:p>
         </w:tc>
@@ -2767,57 +4546,97 @@
       <w:tr>
         <w:tc>
           <w:tcPr>
-            <w:tcW w:type="dxa" w:w="2160"/>
+            <w:tcW w:type="dxa" w:w="3312"/>
+            <w:tcMar>
+              <w:top w:w="100" w:type="dxa"/>
+              <w:bottom w:w="100" w:type="dxa"/>
+              <w:left w:w="140" w:type="dxa"/>
+              <w:right w:w="140" w:type="dxa"/>
+            </w:tcMar>
           </w:tcPr>
           <w:p>
+            <w:pPr>
+              <w:spacing w:before="20" w:after="20"/>
+            </w:pPr>
             <w:r>
               <w:rPr>
-                <w:color w:val="4B5563"/>
-                <w:sz w:val="20"/>
+                <w:rFonts w:ascii="Calibri" w:hAnsi="Calibri"/>
+                <w:color w:val="1E293B"/>
+                <w:sz w:val="19"/>
               </w:rPr>
-              <w:t>Максимум звонков в месяц / Доплата</w:t>
+              <w:t>Лимит звонков в месяц / Доплата</w:t>
             </w:r>
           </w:p>
         </w:tc>
         <w:tc>
           <w:tcPr>
             <w:tcW w:type="dxa" w:w="2160"/>
+            <w:tcMar>
+              <w:top w:w="100" w:type="dxa"/>
+              <w:bottom w:w="100" w:type="dxa"/>
+              <w:left w:w="140" w:type="dxa"/>
+              <w:right w:w="140" w:type="dxa"/>
+            </w:tcMar>
           </w:tcPr>
           <w:p>
+            <w:pPr>
+              <w:spacing w:before="20" w:after="20"/>
+            </w:pPr>
             <w:r>
               <w:rPr>
-                <w:color w:val="4B5563"/>
-                <w:sz w:val="20"/>
+                <w:rFonts w:ascii="Calibri" w:hAnsi="Calibri"/>
+                <w:color w:val="1E293B"/>
+                <w:sz w:val="19"/>
               </w:rPr>
-              <w:t>до 3 000 / 8 ₽</w:t>
+              <w:t>до 3 000 / 8 ₽ за звонок</w:t>
             </w:r>
           </w:p>
         </w:tc>
         <w:tc>
           <w:tcPr>
             <w:tcW w:type="dxa" w:w="2160"/>
+            <w:tcMar>
+              <w:top w:w="100" w:type="dxa"/>
+              <w:bottom w:w="100" w:type="dxa"/>
+              <w:left w:w="140" w:type="dxa"/>
+              <w:right w:w="140" w:type="dxa"/>
+            </w:tcMar>
           </w:tcPr>
           <w:p>
+            <w:pPr>
+              <w:spacing w:before="20" w:after="20"/>
+            </w:pPr>
             <w:r>
               <w:rPr>
-                <w:color w:val="4B5563"/>
-                <w:sz w:val="20"/>
+                <w:rFonts w:ascii="Calibri" w:hAnsi="Calibri"/>
+                <w:color w:val="1E293B"/>
+                <w:sz w:val="19"/>
               </w:rPr>
-              <w:t>до 6 000 / 6 ₽</w:t>
+              <w:t>до 6 000 / 6 ₽ за звонок</w:t>
             </w:r>
           </w:p>
         </w:tc>
         <w:tc>
           <w:tcPr>
             <w:tcW w:type="dxa" w:w="2160"/>
+            <w:tcMar>
+              <w:top w:w="100" w:type="dxa"/>
+              <w:bottom w:w="100" w:type="dxa"/>
+              <w:left w:w="140" w:type="dxa"/>
+              <w:right w:w="140" w:type="dxa"/>
+            </w:tcMar>
           </w:tcPr>
           <w:p>
+            <w:pPr>
+              <w:spacing w:before="20" w:after="20"/>
+            </w:pPr>
             <w:r>
               <w:rPr>
-                <w:color w:val="4B5563"/>
-                <w:sz w:val="20"/>
+                <w:rFonts w:ascii="Calibri" w:hAnsi="Calibri"/>
+                <w:color w:val="1E293B"/>
+                <w:sz w:val="19"/>
               </w:rPr>
-              <w:t>до 10 000 / 5 ₽</w:t>
+              <w:t>до 10 000 / 5 ₽ за звонок</w:t>
             </w:r>
           </w:p>
         </w:tc>
@@ -2829,67 +4648,87 @@
         <w:pStyle w:val="Heading2"/>
       </w:pPr>
       <w:r>
-        <w:t>5.3. Юридическая чистота и налоги для компании-клиента</w:t>
+        <w:t>5.3. Юридическая чистота и налоговая оптимизация</w:t>
       </w:r>
     </w:p>
     <w:p>
       <w:pPr>
-        <w:pStyle w:val="ListNumber"/>
+        <w:pStyle w:val="ListBullet"/>
+        <w:spacing w:before="40" w:after="60"/>
       </w:pPr>
       <w:r>
         <w:rPr>
-          <w:color w:val="4B5563"/>
-          <w:sz w:val="20"/>
+          <w:b/>
+          <w:color w:val="1E3A5F"/>
         </w:rPr>
-        <w:t>1. Оплата производится безналичным расчётом с расчётного счёта юрлица/ИП клиента по договору оказания услуг.</w:t>
+        <w:t>Оплата по безналичному расчету:</w:t>
+      </w:r>
+      <w:r>
+        <w:t xml:space="preserve"> Перечисление производится с расчетного счета юрлица или ИП клиента по официальному договору оказания услуг.</w:t>
       </w:r>
     </w:p>
     <w:p>
       <w:pPr>
-        <w:pStyle w:val="ListNumber"/>
+        <w:pStyle w:val="ListBullet"/>
+        <w:spacing w:before="40" w:after="60"/>
       </w:pPr>
       <w:r>
         <w:rPr>
-          <w:color w:val="4B5563"/>
-          <w:sz w:val="20"/>
+          <w:b/>
+          <w:color w:val="1E3A5F"/>
         </w:rPr>
-        <w:t>2. Клиент не платит за исполнителя НДФЛ (13%) и страховые взносы (30%).</w:t>
+        <w:t>0% страховых взносов и 0% НДФЛ:</w:t>
+      </w:r>
+      <w:r>
+        <w:t xml:space="preserve"> Клиент освобожден от уплаты взносов в Социальный фонд (30%) и подоходного налога (13%), которые возникают при найме штатных сотрудников.</w:t>
       </w:r>
     </w:p>
     <w:p>
       <w:pPr>
-        <w:pStyle w:val="ListNumber"/>
+        <w:pStyle w:val="ListBullet"/>
+        <w:spacing w:before="40" w:after="60"/>
       </w:pPr>
       <w:r>
         <w:rPr>
-          <w:color w:val="4B5563"/>
-          <w:sz w:val="20"/>
+          <w:b/>
+          <w:color w:val="1E3A5F"/>
         </w:rPr>
-        <w:t>3. Бухгалтерия клиента получает официальный фискальный чек из приложения «Мой налог» (для НПД) или счёт-фактуру (для ИП на УСН) и подписанный Акт сдачи-приёмки услуг, что позволяет на 100% уменьшить налог на прибыль или УСН (ст. 15 Федерального закона № 422-ФЗ).</w:t>
+        <w:t>100% списание расходов:</w:t>
+      </w:r>
+      <w:r>
+        <w:t xml:space="preserve"> Заказчик получает официальный электронный чек из приложения «Мой налог» (для плательщиков НПД по ст. 15 Федерального закона № 422-ФЗ) либо счет и акт (для ИП на УСН). Сумма в полном объеме уменьшает налогооблагаемую базу по налогу на прибыль или УСН (Доходы минус Расходы).</w:t>
       </w:r>
     </w:p>
     <w:p>
       <w:pPr>
-        <w:pStyle w:val="ListNumber"/>
+        <w:pStyle w:val="ListBullet"/>
+        <w:spacing w:before="40" w:after="60"/>
       </w:pPr>
       <w:r>
         <w:rPr>
-          <w:color w:val="4B5563"/>
-          <w:sz w:val="20"/>
+          <w:b/>
+          <w:color w:val="1E3A5F"/>
         </w:rPr>
-        <w:t>4. Конфиденциальность: подписывается двусторонний NDA, персональные данные (ФИО, телефоны) обезличиваются в соответствии с 152-ФЗ РФ (см. раздел 9).</w:t>
+        <w:t>Строгий режим конфиденциальности:</w:t>
+      </w:r>
+      <w:r>
+        <w:t xml:space="preserve"> До начала работ подписывается двустороннее соглашение NDA с жесткими штрафными санкциями.</w:t>
       </w:r>
     </w:p>
     <w:p>
       <w:pPr>
-        <w:pStyle w:val="ListNumber"/>
+        <w:pStyle w:val="ListBullet"/>
+        <w:spacing w:before="40" w:after="60"/>
       </w:pPr>
       <w:r>
         <w:rPr>
-          <w:color w:val="4B5563"/>
-          <w:sz w:val="20"/>
+          <w:b/>
+          <w:color w:val="1E3A5F"/>
         </w:rPr>
-        <w:t>5. Договор заключается на 3 месяца с возможностью пролонгации. Расторжение — за 14 дней с уведомлением в письменном виде.</w:t>
+        <w:t>Гибкий срок:</w:t>
+      </w:r>
+      <w:r>
+        <w:t xml:space="preserve"> Договор заключается на 3 месяца с автоматической пролонгацией. Расторжение возможно в любой момент с письменным уведомлением за 14 дней.</w:t>
       </w:r>
     </w:p>
     <w:p>
@@ -2897,12 +4736,12 @@
         <w:pStyle w:val="Heading1"/>
       </w:pPr>
       <w:r>
-        <w:t>6. Техническая архитектура (для ИТ-директора / службы безопасности)</w:t>
+        <w:t>6. Техническая архитектура и безопасность данных (152-ФЗ)</w:t>
       </w:r>
     </w:p>
     <w:p>
       <w:r>
-        <w:t>Продукт работает по принципу локальной обработки данных без передачи финансовой информации в сторонние облака:</w:t>
+        <w:t>Система спроектирована по стандартам изолированного контура. Персональные данные и финансовая тайна клиента защищены от утечек в сторонние публичные нейросети:</w:t>
       </w:r>
     </w:p>
     <w:p>
@@ -2912,130 +4751,57 @@
           <w:color w:val="1E3A5F"/>
           <w:sz w:val="16"/>
         </w:rPr>
-        <w:t>┌─────────────────────────────────────────────────────────────────────┐</w:t>
+        <w:t>┌─────────────────────────────────────────────────────────────────────────────┐</w:t>
         <w:br/>
-        <w:t>│                    REVOPS ENTERPRISE OS V17.6                       │</w:t>
+        <w:t>│                    REVOPS ENTERPRISE OS V17.6 SECURITY                      │</w:t>
         <w:br/>
-        <w:t>├─────────────────────────────────────────────────────────────────────┤</w:t>
+        <w:t>├─────────────────────────────────────────────────────────────────────────────┤</w:t>
         <w:br/>
-        <w:t>│ 1. ИСТОЧНИКИ ДАННЫХ                                                 │</w:t>
+        <w:t>│ 1. ИСТОЧНИКИ ДАННЫХ (API)                                                   │</w:t>
         <w:br/>
-        <w:t>│    • Телефония клиента (API Mango/Voximplant/Zadarma/ATC)         │</w:t>
+        <w:t>│    • Телефония: Mango-Office / UIS / CoMagic / Zadarma / Asterisk           │</w:t>
         <w:br/>
-        <w:t>│    • CRM: AmoCRM API v4 / Bitrix24 REST API                       │</w:t>
+        <w:t>│    • CRM: AmoCRM API v4 / Bitrix24 Webhook &amp; REST API                       │</w:t>
         <w:br/>
-        <w:t>├─────────────────────────────────────────────────────────────────────┤</w:t>
+        <w:t>├─────────────────────────────────────────────────────────────────────────────┤</w:t>
         <w:br/>
-        <w:t>│ 2. РЕЧЕВОЙ АНАЛИЗ (локальный защищённый контур)                     │</w:t>
+        <w:t>│ 2. РЕЧЕВОЙ АНАЛИЗ (ИЗОЛИРОВАННЫЙ КОНТУР)                                    │</w:t>
         <w:br/>
-        <w:t>│    • Whisper Large V3 (локальный сервер, GPU)                      │</w:t>
+        <w:t>│    • Whisper Large V3 (локальный сервер обработки аудио)                    │</w:t>
         <w:br/>
-        <w:t>│    • Транскрипция: точность 95%+ для русского языка                │</w:t>
+        <w:t>│    • Точность распознавания русской речи: 95%+                              │</w:t>
         <w:br/>
-        <w:t>│    • Обезличивание ФИО/телефонов на этапе транскрипции             │</w:t>
+        <w:t>│    • Автоматическое обезличивание ФИО и телефонов перед отправкой в LLM     │</w:t>
         <w:br/>
-        <w:t>├─────────────────────────────────────────────────────────────────────┤</w:t>
+        <w:t>├─────────────────────────────────────────────────────────────────────────────┤</w:t>
         <w:br/>
-        <w:t>│ 3. LLM-АНАЛИЗ (13 критериев)                                       │</w:t>
+        <w:t>│ 3. LLM-АУДИТ (13 КРИТЕРИЕВ ПРОДАЖ)                                          │</w:t>
         <w:br/>
-        <w:t>│    • Промпт-инжиниринг с Few-Shot примерами                       │</w:t>
+        <w:t>│    • Промпт-инжиниринг Few-Shot с калибровкой контекста B2B                 │</w:t>
         <w:br/>
-        <w:t>│    • Каждый звонок = структурированный JSON-отчёт                  │</w:t>
+        <w:t>│    • Каждый диалог структурируется в валидированный JSON-объект             │</w:t>
         <w:br/>
-        <w:t>│    • Уверенность модели фиксируется в метаданных                   │</w:t>
+        <w:t>│    • Фиксация индекса уверенности модели (Confidence Score)                 │</w:t>
         <w:br/>
-        <w:t>├─────────────────────────────────────────────────────────────────────┤</w:t>
+        <w:t>├─────────────────────────────────────────────────────────────────────────────┤</w:t>
         <w:br/>
-        <w:t>│ 4. КОРРЕЛЯЦИЯ С CRM                                                │</w:t>
+        <w:t>│ 4. КОРРЕЛЯЦИЯ С ВОРОНКОЙ В CRM                                              │</w:t>
         <w:br/>
-        <w:t>│    • Матчинг звонков по номеру телефона → сделка в CRM            │</w:t>
+        <w:t>│    • Сопоставление аудиозаписи со сделкой по ID / номеру контакта           │</w:t>
         <w:br/>
-        <w:t>│    • Детекция: просроченные задачи, зомби-этапы, дебиторка         │</w:t>
+        <w:t>│    • Детекция зависших стадий, просроченных задач и дебиторской задолженности│</w:t>
         <w:br/>
-        <w:t>├─────────────────────────────────────────────────────────────────────┤</w:t>
+        <w:t>├─────────────────────────────────────────────────────────────────────────────┤</w:t>
         <w:br/>
-        <w:t>│ 5. ДОСТАВКА РЕЗУЛЬТАТОВ                                            │</w:t>
+        <w:t>│ 5. ДОСТАВКА И ОТЧЕТНОСТЬ                                                    │</w:t>
         <w:br/>
-        <w:t>│    • Telegram Bot (утренний пульс, алерты, команды)               │</w:t>
+        <w:t>│    • Telegram Bot (утренний пульс, экстренные SOS-алерты)                   │</w:t>
         <w:br/>
-        <w:t>│    • PDF-отчёты (Chrome Headless, локальный рендер)               │</w:t>
+        <w:t>│    • PDF-отчеты (локальный рендер через headless-движок)                    │</w:t>
         <w:br/>
-        <w:t>│    • Аудит-лог всех операций (152-ФЗ, 10 000 записей, ротация)    │</w:t>
+        <w:t>│    • Защищенный журнал аудита (audit_log.csv, ротация 10 000 записей)       │</w:t>
         <w:br/>
-        <w:t>└─────────────────────────────────────────────────────────────────────┘</w:t>
-      </w:r>
-    </w:p>
-    <w:p/>
-    <w:p>
-      <w:r>
-        <w:rPr>
-          <w:b/>
-          <w:color w:val="1E3A5F"/>
-        </w:rPr>
-        <w:t>Ключевые гарантии безопасности:</w:t>
-      </w:r>
-    </w:p>
-    <w:p>
-      <w:pPr>
-        <w:pStyle w:val="ListBullet"/>
-      </w:pPr>
-      <w:r>
-        <w:rPr>
-          <w:sz w:val="20"/>
-        </w:rPr>
-        <w:t>Аудиофайлы обрабатываются локально и не загружаются в облачные API</w:t>
-      </w:r>
-    </w:p>
-    <w:p>
-      <w:pPr>
-        <w:pStyle w:val="ListBullet"/>
-      </w:pPr>
-      <w:r>
-        <w:rPr>
-          <w:sz w:val="20"/>
-        </w:rPr>
-        <w:t>Транскрипты хранятся не более 30 дней (настраивается)</w:t>
-      </w:r>
-    </w:p>
-    <w:p>
-      <w:pPr>
-        <w:pStyle w:val="ListBullet"/>
-      </w:pPr>
-      <w:r>
-        <w:rPr>
-          <w:sz w:val="20"/>
-        </w:rPr>
-        <w:t>Финансовые данные CRM не покидают защищённый контур клиента</w:t>
-      </w:r>
-    </w:p>
-    <w:p>
-      <w:pPr>
-        <w:pStyle w:val="ListBullet"/>
-      </w:pPr>
-      <w:r>
-        <w:rPr>
-          <w:sz w:val="20"/>
-        </w:rPr>
-        <w:t>Все операции журналируются с привязкой к роли пользователя</w:t>
-      </w:r>
-    </w:p>
-    <w:p>
-      <w:pPr>
-        <w:pStyle w:val="ListBullet"/>
-      </w:pPr>
-      <w:r>
-        <w:rPr>
-          <w:sz w:val="20"/>
-        </w:rPr>
-        <w:t>Соответствие требованиям 152-ФЗ РФ о персональных данных</w:t>
-      </w:r>
-    </w:p>
-    <w:p>
-      <w:pPr>
-        <w:pStyle w:val="Heading1"/>
-      </w:pPr>
-      <w:r>
-        <w:t>7. Поддержка и SLA</w:t>
+        <w:t>└─────────────────────────────────────────────────────────────────────────────┘</w:t>
       </w:r>
     </w:p>
     <w:tbl>
@@ -3044,47 +4810,71 @@
         <w:tblW w:type="auto" w:w="0"/>
         <w:jc w:val="center"/>
         <w:tblLook w:firstColumn="1" w:firstRow="1" w:lastColumn="0" w:lastRow="0" w:noHBand="0" w:noVBand="1" w:val="04A0"/>
+        <w:tblBorders>
+          <w:top w:val="single" w:sz="4" w:space="0" w:color="CBD5E1"/>
+          <w:left w:val="single" w:sz="4" w:space="0" w:color="CBD5E1"/>
+          <w:bottom w:val="single" w:sz="4" w:space="0" w:color="CBD5E1"/>
+          <w:right w:val="single" w:sz="4" w:space="0" w:color="CBD5E1"/>
+          <w:insideH w:val="single" w:sz="4" w:space="0" w:color="CBD5E1"/>
+          <w:insideV w:val="single" w:sz="4" w:space="0" w:color="CBD5E1"/>
+        </w:tblBorders>
       </w:tblPr>
       <w:tblGrid>
-        <w:gridCol w:w="4320"/>
-        <w:gridCol w:w="4320"/>
+        <w:gridCol w:w="4896"/>
+        <w:gridCol w:w="4896"/>
       </w:tblGrid>
       <w:tr>
         <w:tc>
           <w:tcPr>
-            <w:tcW w:type="dxa" w:w="4320"/>
+            <w:tcW w:type="dxa" w:w="3312"/>
             <w:shd w:fill="1E3A5F"/>
+            <w:tcMar>
+              <w:top w:w="140" w:type="dxa"/>
+              <w:bottom w:w="140" w:type="dxa"/>
+              <w:left w:w="180" w:type="dxa"/>
+              <w:right w:w="180" w:type="dxa"/>
+            </w:tcMar>
           </w:tcPr>
           <w:p>
             <w:pPr>
+              <w:spacing w:before="40" w:after="40"/>
               <w:jc w:val="center"/>
             </w:pPr>
             <w:r>
               <w:rPr>
+                <w:rFonts w:ascii="Calibri" w:hAnsi="Calibri"/>
                 <w:b/>
                 <w:color w:val="FFFFFF"/>
                 <w:sz w:val="20"/>
               </w:rPr>
-              <w:t>ПАРАМЕТР</w:t>
+              <w:t>МЕРА ЗАЩИТЫ</w:t>
             </w:r>
           </w:p>
         </w:tc>
         <w:tc>
           <w:tcPr>
-            <w:tcW w:type="dxa" w:w="4320"/>
+            <w:tcW w:type="dxa" w:w="6480"/>
             <w:shd w:fill="1E3A5F"/>
+            <w:tcMar>
+              <w:top w:w="140" w:type="dxa"/>
+              <w:bottom w:w="140" w:type="dxa"/>
+              <w:left w:w="180" w:type="dxa"/>
+              <w:right w:w="180" w:type="dxa"/>
+            </w:tcMar>
           </w:tcPr>
           <w:p>
             <w:pPr>
+              <w:spacing w:before="40" w:after="40"/>
               <w:jc w:val="center"/>
             </w:pPr>
             <w:r>
               <w:rPr>
+                <w:rFonts w:ascii="Calibri" w:hAnsi="Calibri"/>
                 <w:b/>
                 <w:color w:val="FFFFFF"/>
                 <w:sz w:val="20"/>
               </w:rPr>
-              <w:t>ЗНАЧЕНИЕ</w:t>
+              <w:t>ТЕХНИЧЕСКАЯ РЕАЛИЗАЦИЯ (152-ФЗ РФ)</w:t>
             </w:r>
           </w:p>
         </w:tc>
@@ -3092,29 +4882,49 @@
       <w:tr>
         <w:tc>
           <w:tcPr>
-            <w:tcW w:type="dxa" w:w="4320"/>
+            <w:tcW w:type="dxa" w:w="3312"/>
+            <w:tcMar>
+              <w:top w:w="100" w:type="dxa"/>
+              <w:bottom w:w="100" w:type="dxa"/>
+              <w:left w:w="140" w:type="dxa"/>
+              <w:right w:w="140" w:type="dxa"/>
+            </w:tcMar>
           </w:tcPr>
           <w:p>
+            <w:pPr>
+              <w:spacing w:before="20" w:after="20"/>
+            </w:pPr>
             <w:r>
               <w:rPr>
-                <w:color w:val="4B5563"/>
-                <w:sz w:val="20"/>
+                <w:rFonts w:ascii="Calibri" w:hAnsi="Calibri"/>
+                <w:color w:val="1E293B"/>
+                <w:sz w:val="19"/>
               </w:rPr>
-              <w:t>Время реакции на критический инцидент</w:t>
+              <w:t>Обезличивание персональных данных</w:t>
             </w:r>
           </w:p>
         </w:tc>
         <w:tc>
           <w:tcPr>
-            <w:tcW w:type="dxa" w:w="4320"/>
+            <w:tcW w:type="dxa" w:w="6480"/>
+            <w:tcMar>
+              <w:top w:w="100" w:type="dxa"/>
+              <w:bottom w:w="100" w:type="dxa"/>
+              <w:left w:w="140" w:type="dxa"/>
+              <w:right w:w="140" w:type="dxa"/>
+            </w:tcMar>
           </w:tcPr>
           <w:p>
+            <w:pPr>
+              <w:spacing w:before="20" w:after="20"/>
+            </w:pPr>
             <w:r>
               <w:rPr>
-                <w:color w:val="4B5563"/>
-                <w:sz w:val="20"/>
+                <w:rFonts w:ascii="Calibri" w:hAnsi="Calibri"/>
+                <w:color w:val="1E293B"/>
+                <w:sz w:val="19"/>
               </w:rPr>
-              <w:t>≤ 4 часа в рабочее время (ПН-ПТ, 9:00–19:00 МСК)</w:t>
+              <w:t>ФИО клиентов и телефонные номера маскируются системными токенами [КЛИЕНТ_ID] на этапе транскрибации.</w:t>
             </w:r>
           </w:p>
         </w:tc>
@@ -3122,31 +4932,51 @@
       <w:tr>
         <w:tc>
           <w:tcPr>
-            <w:tcW w:type="dxa" w:w="4320"/>
-            <w:shd w:fill="F3F4F6"/>
+            <w:tcW w:type="dxa" w:w="3312"/>
+            <w:shd w:fill="F1F5F9"/>
+            <w:tcMar>
+              <w:top w:w="100" w:type="dxa"/>
+              <w:bottom w:w="100" w:type="dxa"/>
+              <w:left w:w="140" w:type="dxa"/>
+              <w:right w:w="140" w:type="dxa"/>
+            </w:tcMar>
           </w:tcPr>
           <w:p>
+            <w:pPr>
+              <w:spacing w:before="20" w:after="20"/>
+            </w:pPr>
             <w:r>
               <w:rPr>
-                <w:color w:val="4B5563"/>
-                <w:sz w:val="20"/>
+                <w:rFonts w:ascii="Calibri" w:hAnsi="Calibri"/>
+                <w:color w:val="1E293B"/>
+                <w:sz w:val="19"/>
               </w:rPr>
-              <w:t>Время реакции на некритический вопрос</w:t>
+              <w:t>Срок хранения записей</w:t>
             </w:r>
           </w:p>
         </w:tc>
         <w:tc>
           <w:tcPr>
-            <w:tcW w:type="dxa" w:w="4320"/>
-            <w:shd w:fill="F3F4F6"/>
+            <w:tcW w:type="dxa" w:w="6480"/>
+            <w:shd w:fill="F1F5F9"/>
+            <w:tcMar>
+              <w:top w:w="100" w:type="dxa"/>
+              <w:bottom w:w="100" w:type="dxa"/>
+              <w:left w:w="140" w:type="dxa"/>
+              <w:right w:w="140" w:type="dxa"/>
+            </w:tcMar>
           </w:tcPr>
           <w:p>
+            <w:pPr>
+              <w:spacing w:before="20" w:after="20"/>
+            </w:pPr>
             <w:r>
               <w:rPr>
-                <w:color w:val="4B5563"/>
-                <w:sz w:val="20"/>
+                <w:rFonts w:ascii="Calibri" w:hAnsi="Calibri"/>
+                <w:color w:val="1E293B"/>
+                <w:sz w:val="19"/>
               </w:rPr>
-              <w:t>≤ 24 часа</w:t>
+              <w:t>Аудиофайлы удаляются с буферного сервера через 30 дней (или настраивается индивидуально).</w:t>
             </w:r>
           </w:p>
         </w:tc>
@@ -3154,29 +4984,49 @@
       <w:tr>
         <w:tc>
           <w:tcPr>
-            <w:tcW w:type="dxa" w:w="4320"/>
+            <w:tcW w:type="dxa" w:w="3312"/>
+            <w:tcMar>
+              <w:top w:w="100" w:type="dxa"/>
+              <w:bottom w:w="100" w:type="dxa"/>
+              <w:left w:w="140" w:type="dxa"/>
+              <w:right w:w="140" w:type="dxa"/>
+            </w:tcMar>
           </w:tcPr>
           <w:p>
+            <w:pPr>
+              <w:spacing w:before="20" w:after="20"/>
+            </w:pPr>
             <w:r>
               <w:rPr>
-                <w:color w:val="4B5563"/>
-                <w:sz w:val="20"/>
+                <w:rFonts w:ascii="Calibri" w:hAnsi="Calibri"/>
+                <w:color w:val="1E293B"/>
+                <w:sz w:val="19"/>
               </w:rPr>
-              <w:t>Каналы поддержки</w:t>
+              <w:t>Доступ к финансовым данным</w:t>
             </w:r>
           </w:p>
         </w:tc>
         <w:tc>
           <w:tcPr>
-            <w:tcW w:type="dxa" w:w="4320"/>
+            <w:tcW w:type="dxa" w:w="6480"/>
+            <w:tcMar>
+              <w:top w:w="100" w:type="dxa"/>
+              <w:bottom w:w="100" w:type="dxa"/>
+              <w:left w:w="140" w:type="dxa"/>
+              <w:right w:w="140" w:type="dxa"/>
+            </w:tcMar>
           </w:tcPr>
           <w:p>
+            <w:pPr>
+              <w:spacing w:before="20" w:after="20"/>
+            </w:pPr>
             <w:r>
               <w:rPr>
-                <w:color w:val="4B5563"/>
-                <w:sz w:val="20"/>
+                <w:rFonts w:ascii="Calibri" w:hAnsi="Calibri"/>
+                <w:color w:val="1E293B"/>
+                <w:sz w:val="19"/>
               </w:rPr>
-              <w:t>Telegram, email, экстренный звонок</w:t>
+              <w:t>Управление доступом через ролевую матрицу RBAC (Супервайзер / РОП / Менеджер).</w:t>
             </w:r>
           </w:p>
         </w:tc>
@@ -3184,31 +5034,51 @@
       <w:tr>
         <w:tc>
           <w:tcPr>
-            <w:tcW w:type="dxa" w:w="4320"/>
-            <w:shd w:fill="F3F4F6"/>
+            <w:tcW w:type="dxa" w:w="3312"/>
+            <w:shd w:fill="F1F5F9"/>
+            <w:tcMar>
+              <w:top w:w="100" w:type="dxa"/>
+              <w:bottom w:w="100" w:type="dxa"/>
+              <w:left w:w="140" w:type="dxa"/>
+              <w:right w:w="140" w:type="dxa"/>
+            </w:tcMar>
           </w:tcPr>
           <w:p>
+            <w:pPr>
+              <w:spacing w:before="20" w:after="20"/>
+            </w:pPr>
             <w:r>
               <w:rPr>
-                <w:color w:val="4B5563"/>
-                <w:sz w:val="20"/>
+                <w:rFonts w:ascii="Calibri" w:hAnsi="Calibri"/>
+                <w:color w:val="1E293B"/>
+                <w:sz w:val="19"/>
               </w:rPr>
-              <w:t>Аптайм системы</w:t>
+              <w:t>Неприкосновенность тайны</w:t>
             </w:r>
           </w:p>
         </w:tc>
         <w:tc>
           <w:tcPr>
-            <w:tcW w:type="dxa" w:w="4320"/>
-            <w:shd w:fill="F3F4F6"/>
+            <w:tcW w:type="dxa" w:w="6480"/>
+            <w:shd w:fill="F1F5F9"/>
+            <w:tcMar>
+              <w:top w:w="100" w:type="dxa"/>
+              <w:bottom w:w="100" w:type="dxa"/>
+              <w:left w:w="140" w:type="dxa"/>
+              <w:right w:w="140" w:type="dxa"/>
+            </w:tcMar>
           </w:tcPr>
           <w:p>
+            <w:pPr>
+              <w:spacing w:before="20" w:after="20"/>
+            </w:pPr>
             <w:r>
               <w:rPr>
-                <w:color w:val="4B5563"/>
-                <w:sz w:val="20"/>
+                <w:rFonts w:ascii="Calibri" w:hAnsi="Calibri"/>
+                <w:color w:val="1E293B"/>
+                <w:sz w:val="19"/>
               </w:rPr>
-              <w:t>≥ 99% в месяц</w:t>
+              <w:t>Коммерческие данные о сделках не передаются в публичные модели и не используются для дообучения сторонних ИИ.</w:t>
             </w:r>
           </w:p>
         </w:tc>
@@ -3216,29 +5086,134 @@
       <w:tr>
         <w:tc>
           <w:tcPr>
-            <w:tcW w:type="dxa" w:w="4320"/>
+            <w:tcW w:type="dxa" w:w="3312"/>
+            <w:tcMar>
+              <w:top w:w="100" w:type="dxa"/>
+              <w:bottom w:w="100" w:type="dxa"/>
+              <w:left w:w="140" w:type="dxa"/>
+              <w:right w:w="140" w:type="dxa"/>
+            </w:tcMar>
           </w:tcPr>
           <w:p>
+            <w:pPr>
+              <w:spacing w:before="20" w:after="20"/>
+            </w:pPr>
             <w:r>
               <w:rPr>
-                <w:color w:val="4B5563"/>
-                <w:sz w:val="20"/>
+                <w:rFonts w:ascii="Calibri" w:hAnsi="Calibri"/>
+                <w:color w:val="1E293B"/>
+                <w:sz w:val="19"/>
               </w:rPr>
-              <w:t>Плановое обслуживание</w:t>
+              <w:t>Полное удаление при расторжении</w:t>
             </w:r>
           </w:p>
         </w:tc>
         <w:tc>
           <w:tcPr>
-            <w:tcW w:type="dxa" w:w="4320"/>
+            <w:tcW w:type="dxa" w:w="6480"/>
+            <w:tcMar>
+              <w:top w:w="100" w:type="dxa"/>
+              <w:bottom w:w="100" w:type="dxa"/>
+              <w:left w:w="140" w:type="dxa"/>
+              <w:right w:w="140" w:type="dxa"/>
+            </w:tcMar>
           </w:tcPr>
           <w:p>
+            <w:pPr>
+              <w:spacing w:before="20" w:after="20"/>
+            </w:pPr>
             <w:r>
               <w:rPr>
-                <w:color w:val="4B5563"/>
+                <w:rFonts w:ascii="Calibri" w:hAnsi="Calibri"/>
+                <w:color w:val="1E293B"/>
+                <w:sz w:val="19"/>
+              </w:rPr>
+              <w:t>При прекращении сотрудничества все архивы и логи безвозвратно удаляются в течение 7 рабочих дней.</w:t>
+            </w:r>
+          </w:p>
+        </w:tc>
+      </w:tr>
+    </w:tbl>
+    <w:p/>
+    <w:p>
+      <w:pPr>
+        <w:pStyle w:val="Heading1"/>
+      </w:pPr>
+      <w:r>
+        <w:t>7. Регламент взаимодействия и SLA</w:t>
+      </w:r>
+    </w:p>
+    <w:tbl>
+      <w:tblPr>
+        <w:tblStyle w:val="TableGrid"/>
+        <w:tblW w:type="auto" w:w="0"/>
+        <w:jc w:val="center"/>
+        <w:tblLook w:firstColumn="1" w:firstRow="1" w:lastColumn="0" w:lastRow="0" w:noHBand="0" w:noVBand="1" w:val="04A0"/>
+        <w:tblBorders>
+          <w:top w:val="single" w:sz="4" w:space="0" w:color="CBD5E1"/>
+          <w:left w:val="single" w:sz="4" w:space="0" w:color="CBD5E1"/>
+          <w:bottom w:val="single" w:sz="4" w:space="0" w:color="CBD5E1"/>
+          <w:right w:val="single" w:sz="4" w:space="0" w:color="CBD5E1"/>
+          <w:insideH w:val="single" w:sz="4" w:space="0" w:color="CBD5E1"/>
+          <w:insideV w:val="single" w:sz="4" w:space="0" w:color="CBD5E1"/>
+        </w:tblBorders>
+      </w:tblPr>
+      <w:tblGrid>
+        <w:gridCol w:w="4896"/>
+        <w:gridCol w:w="4896"/>
+      </w:tblGrid>
+      <w:tr>
+        <w:tc>
+          <w:tcPr>
+            <w:tcW w:type="dxa" w:w="4032"/>
+            <w:shd w:fill="1E3A5F"/>
+            <w:tcMar>
+              <w:top w:w="140" w:type="dxa"/>
+              <w:bottom w:w="140" w:type="dxa"/>
+              <w:left w:w="180" w:type="dxa"/>
+              <w:right w:w="180" w:type="dxa"/>
+            </w:tcMar>
+          </w:tcPr>
+          <w:p>
+            <w:pPr>
+              <w:spacing w:before="40" w:after="40"/>
+              <w:jc w:val="center"/>
+            </w:pPr>
+            <w:r>
+              <w:rPr>
+                <w:rFonts w:ascii="Calibri" w:hAnsi="Calibri"/>
+                <w:b/>
+                <w:color w:val="FFFFFF"/>
                 <w:sz w:val="20"/>
               </w:rPr>
-              <w:t>Воскресенье, 02:00–04:00 МСК</w:t>
+              <w:t>ПАРАМЕТР СОГЛАШЕНИЯ</w:t>
+            </w:r>
+          </w:p>
+        </w:tc>
+        <w:tc>
+          <w:tcPr>
+            <w:tcW w:type="dxa" w:w="5760"/>
+            <w:shd w:fill="1E3A5F"/>
+            <w:tcMar>
+              <w:top w:w="140" w:type="dxa"/>
+              <w:bottom w:w="140" w:type="dxa"/>
+              <w:left w:w="180" w:type="dxa"/>
+              <w:right w:w="180" w:type="dxa"/>
+            </w:tcMar>
+          </w:tcPr>
+          <w:p>
+            <w:pPr>
+              <w:spacing w:before="40" w:after="40"/>
+              <w:jc w:val="center"/>
+            </w:pPr>
+            <w:r>
+              <w:rPr>
+                <w:rFonts w:ascii="Calibri" w:hAnsi="Calibri"/>
+                <w:b/>
+                <w:color w:val="FFFFFF"/>
+                <w:sz w:val="20"/>
+              </w:rPr>
+              <w:t>РЕГЛАМЕНТНЫЙ НОРМАТИВ</w:t>
             </w:r>
           </w:p>
         </w:tc>
@@ -3246,31 +5221,49 @@
       <w:tr>
         <w:tc>
           <w:tcPr>
-            <w:tcW w:type="dxa" w:w="4320"/>
-            <w:shd w:fill="F3F4F6"/>
+            <w:tcW w:type="dxa" w:w="4032"/>
+            <w:tcMar>
+              <w:top w:w="100" w:type="dxa"/>
+              <w:bottom w:w="100" w:type="dxa"/>
+              <w:left w:w="140" w:type="dxa"/>
+              <w:right w:w="140" w:type="dxa"/>
+            </w:tcMar>
           </w:tcPr>
           <w:p>
+            <w:pPr>
+              <w:spacing w:before="20" w:after="20"/>
+            </w:pPr>
             <w:r>
               <w:rPr>
-                <w:color w:val="4B5563"/>
-                <w:sz w:val="20"/>
+                <w:rFonts w:ascii="Calibri" w:hAnsi="Calibri"/>
+                <w:color w:val="1E293B"/>
+                <w:sz w:val="19"/>
               </w:rPr>
-              <w:t>Резервное копирование</w:t>
+              <w:t>Время реакции на критический инцидент (сбой алертов)</w:t>
             </w:r>
           </w:p>
         </w:tc>
         <w:tc>
           <w:tcPr>
-            <w:tcW w:type="dxa" w:w="4320"/>
-            <w:shd w:fill="F3F4F6"/>
+            <w:tcW w:type="dxa" w:w="5760"/>
+            <w:tcMar>
+              <w:top w:w="100" w:type="dxa"/>
+              <w:bottom w:w="100" w:type="dxa"/>
+              <w:left w:w="140" w:type="dxa"/>
+              <w:right w:w="140" w:type="dxa"/>
+            </w:tcMar>
           </w:tcPr>
           <w:p>
+            <w:pPr>
+              <w:spacing w:before="20" w:after="20"/>
+            </w:pPr>
             <w:r>
               <w:rPr>
-                <w:color w:val="4B5563"/>
-                <w:sz w:val="20"/>
+                <w:rFonts w:ascii="Calibri" w:hAnsi="Calibri"/>
+                <w:color w:val="1E293B"/>
+                <w:sz w:val="19"/>
               </w:rPr>
-              <w:t>Ежедневное, хранение 30 дней</w:t>
+              <w:t>≤ 4 часов в рабочее время (Пн–Пт, с 09:00 до 19:00 МСК)</w:t>
             </w:r>
           </w:p>
         </w:tc>
@@ -3278,29 +5271,323 @@
       <w:tr>
         <w:tc>
           <w:tcPr>
-            <w:tcW w:type="dxa" w:w="4320"/>
+            <w:tcW w:type="dxa" w:w="4032"/>
+            <w:shd w:fill="F1F5F9"/>
+            <w:tcMar>
+              <w:top w:w="100" w:type="dxa"/>
+              <w:bottom w:w="100" w:type="dxa"/>
+              <w:left w:w="140" w:type="dxa"/>
+              <w:right w:w="140" w:type="dxa"/>
+            </w:tcMar>
           </w:tcPr>
           <w:p>
+            <w:pPr>
+              <w:spacing w:before="20" w:after="20"/>
+            </w:pPr>
             <w:r>
               <w:rPr>
-                <w:color w:val="4B5563"/>
-                <w:sz w:val="20"/>
+                <w:rFonts w:ascii="Calibri" w:hAnsi="Calibri"/>
+                <w:color w:val="1E293B"/>
+                <w:sz w:val="19"/>
               </w:rPr>
-              <w:t>Отчёт по инцидентам</w:t>
+              <w:t>Время ответа на стандартный запрос / вопрос</w:t>
             </w:r>
           </w:p>
         </w:tc>
         <w:tc>
           <w:tcPr>
-            <w:tcW w:type="dxa" w:w="4320"/>
+            <w:tcW w:type="dxa" w:w="5760"/>
+            <w:shd w:fill="F1F5F9"/>
+            <w:tcMar>
+              <w:top w:w="100" w:type="dxa"/>
+              <w:bottom w:w="100" w:type="dxa"/>
+              <w:left w:w="140" w:type="dxa"/>
+              <w:right w:w="140" w:type="dxa"/>
+            </w:tcMar>
           </w:tcPr>
           <w:p>
+            <w:pPr>
+              <w:spacing w:before="20" w:after="20"/>
+            </w:pPr>
             <w:r>
               <w:rPr>
-                <w:color w:val="4B5563"/>
+                <w:rFonts w:ascii="Calibri" w:hAnsi="Calibri"/>
+                <w:color w:val="1E293B"/>
+                <w:sz w:val="19"/>
+              </w:rPr>
+              <w:t>≤ 24 часов</w:t>
+            </w:r>
+          </w:p>
+        </w:tc>
+      </w:tr>
+      <w:tr>
+        <w:tc>
+          <w:tcPr>
+            <w:tcW w:type="dxa" w:w="4032"/>
+            <w:tcMar>
+              <w:top w:w="100" w:type="dxa"/>
+              <w:bottom w:w="100" w:type="dxa"/>
+              <w:left w:w="140" w:type="dxa"/>
+              <w:right w:w="140" w:type="dxa"/>
+            </w:tcMar>
+          </w:tcPr>
+          <w:p>
+            <w:pPr>
+              <w:spacing w:before="20" w:after="20"/>
+            </w:pPr>
+            <w:r>
+              <w:rPr>
+                <w:rFonts w:ascii="Calibri" w:hAnsi="Calibri"/>
+                <w:color w:val="1E293B"/>
+                <w:sz w:val="19"/>
+              </w:rPr>
+              <w:t>Каналы коммуникации</w:t>
+            </w:r>
+          </w:p>
+        </w:tc>
+        <w:tc>
+          <w:tcPr>
+            <w:tcW w:type="dxa" w:w="5760"/>
+            <w:tcMar>
+              <w:top w:w="100" w:type="dxa"/>
+              <w:bottom w:w="100" w:type="dxa"/>
+              <w:left w:w="140" w:type="dxa"/>
+              <w:right w:w="140" w:type="dxa"/>
+            </w:tcMar>
+          </w:tcPr>
+          <w:p>
+            <w:pPr>
+              <w:spacing w:before="20" w:after="20"/>
+            </w:pPr>
+            <w:r>
+              <w:rPr>
+                <w:rFonts w:ascii="Calibri" w:hAnsi="Calibri"/>
+                <w:color w:val="1E293B"/>
+                <w:sz w:val="19"/>
+              </w:rPr>
+              <w:t>Выделенный чат в Telegram, электронная почта, телефонная связь</w:t>
+            </w:r>
+          </w:p>
+        </w:tc>
+      </w:tr>
+      <w:tr>
+        <w:tc>
+          <w:tcPr>
+            <w:tcW w:type="dxa" w:w="4032"/>
+            <w:shd w:fill="F1F5F9"/>
+            <w:tcMar>
+              <w:top w:w="100" w:type="dxa"/>
+              <w:bottom w:w="100" w:type="dxa"/>
+              <w:left w:w="140" w:type="dxa"/>
+              <w:right w:w="140" w:type="dxa"/>
+            </w:tcMar>
+          </w:tcPr>
+          <w:p>
+            <w:pPr>
+              <w:spacing w:before="20" w:after="20"/>
+            </w:pPr>
+            <w:r>
+              <w:rPr>
+                <w:rFonts w:ascii="Calibri" w:hAnsi="Calibri"/>
+                <w:color w:val="1E293B"/>
+                <w:sz w:val="19"/>
+              </w:rPr>
+              <w:t>Гарантированный аптайм сервиса</w:t>
+            </w:r>
+          </w:p>
+        </w:tc>
+        <w:tc>
+          <w:tcPr>
+            <w:tcW w:type="dxa" w:w="5760"/>
+            <w:shd w:fill="F1F5F9"/>
+            <w:tcMar>
+              <w:top w:w="100" w:type="dxa"/>
+              <w:bottom w:w="100" w:type="dxa"/>
+              <w:left w:w="140" w:type="dxa"/>
+              <w:right w:w="140" w:type="dxa"/>
+            </w:tcMar>
+          </w:tcPr>
+          <w:p>
+            <w:pPr>
+              <w:spacing w:before="20" w:after="20"/>
+            </w:pPr>
+            <w:r>
+              <w:rPr>
+                <w:rFonts w:ascii="Calibri" w:hAnsi="Calibri"/>
+                <w:color w:val="1E293B"/>
+                <w:sz w:val="19"/>
+              </w:rPr>
+              <w:t>≥ 99.0% времени в месяц</w:t>
+            </w:r>
+          </w:p>
+        </w:tc>
+      </w:tr>
+      <w:tr>
+        <w:tc>
+          <w:tcPr>
+            <w:tcW w:type="dxa" w:w="4032"/>
+            <w:tcMar>
+              <w:top w:w="100" w:type="dxa"/>
+              <w:bottom w:w="100" w:type="dxa"/>
+              <w:left w:w="140" w:type="dxa"/>
+              <w:right w:w="140" w:type="dxa"/>
+            </w:tcMar>
+          </w:tcPr>
+          <w:p>
+            <w:pPr>
+              <w:spacing w:before="20" w:after="20"/>
+            </w:pPr>
+            <w:r>
+              <w:rPr>
+                <w:rFonts w:ascii="Calibri" w:hAnsi="Calibri"/>
+                <w:color w:val="1E293B"/>
+                <w:sz w:val="19"/>
+              </w:rPr>
+              <w:t>Окно планового техобслуживания</w:t>
+            </w:r>
+          </w:p>
+        </w:tc>
+        <w:tc>
+          <w:tcPr>
+            <w:tcW w:type="dxa" w:w="5760"/>
+            <w:tcMar>
+              <w:top w:w="100" w:type="dxa"/>
+              <w:bottom w:w="100" w:type="dxa"/>
+              <w:left w:w="140" w:type="dxa"/>
+              <w:right w:w="140" w:type="dxa"/>
+            </w:tcMar>
+          </w:tcPr>
+          <w:p>
+            <w:pPr>
+              <w:spacing w:before="20" w:after="20"/>
+            </w:pPr>
+            <w:r>
+              <w:rPr>
+                <w:rFonts w:ascii="Calibri" w:hAnsi="Calibri"/>
+                <w:color w:val="1E293B"/>
+                <w:sz w:val="19"/>
+              </w:rPr>
+              <w:t>Воскресенье, с 02:00 до 05:00 МСК (без остановки отдела продаж)</w:t>
+            </w:r>
+          </w:p>
+        </w:tc>
+      </w:tr>
+      <w:tr>
+        <w:tc>
+          <w:tcPr>
+            <w:tcW w:type="dxa" w:w="4032"/>
+            <w:shd w:fill="F1F5F9"/>
+            <w:tcMar>
+              <w:top w:w="100" w:type="dxa"/>
+              <w:bottom w:w="100" w:type="dxa"/>
+              <w:left w:w="140" w:type="dxa"/>
+              <w:right w:w="140" w:type="dxa"/>
+            </w:tcMar>
+          </w:tcPr>
+          <w:p>
+            <w:pPr>
+              <w:spacing w:before="20" w:after="20"/>
+            </w:pPr>
+            <w:r>
+              <w:rPr>
+                <w:rFonts w:ascii="Calibri" w:hAnsi="Calibri"/>
+                <w:color w:val="1E293B"/>
+                <w:sz w:val="19"/>
+              </w:rPr>
+              <w:t>Резервное копирование базы аналитики</w:t>
+            </w:r>
+          </w:p>
+        </w:tc>
+        <w:tc>
+          <w:tcPr>
+            <w:tcW w:type="dxa" w:w="5760"/>
+            <w:shd w:fill="F1F5F9"/>
+            <w:tcMar>
+              <w:top w:w="100" w:type="dxa"/>
+              <w:bottom w:w="100" w:type="dxa"/>
+              <w:left w:w="140" w:type="dxa"/>
+              <w:right w:w="140" w:type="dxa"/>
+            </w:tcMar>
+          </w:tcPr>
+          <w:p>
+            <w:pPr>
+              <w:spacing w:before="20" w:after="20"/>
+            </w:pPr>
+            <w:r>
+              <w:rPr>
+                <w:rFonts w:ascii="Calibri" w:hAnsi="Calibri"/>
+                <w:color w:val="1E293B"/>
+                <w:sz w:val="19"/>
+              </w:rPr>
+              <w:t>Ежедневно в 03:00 с глубиной хранения архивов 30 дней</w:t>
+            </w:r>
+          </w:p>
+        </w:tc>
+      </w:tr>
+    </w:tbl>
+    <w:p/>
+    <w:p>
+      <w:pPr>
+        <w:pStyle w:val="Heading1"/>
+      </w:pPr>
+      <w:r>
+        <w:t>8. Безоговорочная гарантия пилота (Risk Reversal)</w:t>
+      </w:r>
+    </w:p>
+    <w:tbl>
+      <w:tblPr>
+        <w:tblW w:type="auto" w:w="0"/>
+        <w:jc w:val="center"/>
+        <w:tblLayout w:type="fixed"/>
+        <w:tblLook w:firstColumn="1" w:firstRow="1" w:lastColumn="0" w:lastRow="0" w:noHBand="0" w:noVBand="1" w:val="04A0"/>
+      </w:tblPr>
+      <w:tblGrid>
+        <w:gridCol w:w="9792"/>
+      </w:tblGrid>
+      <w:tr>
+        <w:tc>
+          <w:tcPr>
+            <w:tcW w:type="dxa" w:w="9792"/>
+            <w:shd w:fill="FEF2F2"/>
+            <w:tcMar>
+              <w:top w:w="160" w:type="dxa"/>
+              <w:bottom w:w="160" w:type="dxa"/>
+              <w:left w:w="200" w:type="dxa"/>
+              <w:right w:w="200" w:type="dxa"/>
+            </w:tcMar>
+            <w:tcBorders>
+              <w:left w:val="single" w:sz="18" w:space="0" w:color="DC2626"/>
+              <w:top w:val="single" w:sz="12" w:space="0" w:color="DC2626"/>
+              <w:right w:val="single" w:sz="12" w:space="0" w:color="DC2626"/>
+              <w:bottom w:val="single" w:sz="12" w:space="0" w:color="DC2626"/>
+            </w:tcBorders>
+          </w:tcPr>
+          <w:p>
+            <w:pPr>
+              <w:spacing w:before="0" w:after="80"/>
+            </w:pPr>
+            <w:r>
+              <w:rPr>
+                <w:rFonts w:ascii="Calibri" w:hAnsi="Calibri"/>
+                <w:b/>
+                <w:color w:val="DC2626"/>
+                <w:sz w:val="22"/>
+              </w:rPr>
+              <w:t>🛡️ 100% ФИНАНСОВАЯ ГАРАНТИЯ РЕЗУЛЬТАТА НА ПИЛОТЕ:</w:t>
+            </w:r>
+          </w:p>
+          <w:p>
+            <w:pPr>
+              <w:spacing w:before="0" w:after="0"/>
+            </w:pPr>
+            <w:r>
+              <w:rPr>
+                <w:rFonts w:ascii="Calibri" w:hAnsi="Calibri"/>
+                <w:b/>
+                <w:color w:val="0F172A"/>
                 <w:sz w:val="20"/>
               </w:rPr>
-              <w:t>Еженедельно в рамках Пульта РОПа</w:t>
+              <w:t>Если в течение 7 рабочих дней пилота система не выявит минимум 3 конкретных точки слива клиентов менеджерами в звонках ИЛИ не найдет минимум 2 зависшие / просроченные сделки в CRM с документальным подтверждением сумм — Исполнитель возвращает 100% стоимости пилота (29 000 ₽) в течение 3 рабочих дней без споров и удержаний.</w:t>
             </w:r>
           </w:p>
         </w:tc>
@@ -3313,51 +5600,34 @@
           <w:b/>
           <w:color w:val="1E3A5F"/>
         </w:rPr>
-        <w:t>Процесс эскалации:</w:t>
+        <w:t>Условия действия гарантии:</w:t>
       </w:r>
     </w:p>
     <w:p>
       <w:pPr>
-        <w:pStyle w:val="ListNumber"/>
+        <w:pStyle w:val="ListBullet"/>
+        <w:spacing w:before="20" w:after="40"/>
       </w:pPr>
       <w:r>
-        <w:rPr>
-          <w:sz w:val="20"/>
-        </w:rPr>
-        <w:t>1. Алерт в Telegram (автоматический)</w:t>
+        <w:t>Заказчик предоставил корректные доступы к API телефонии и CRM в День 1;</w:t>
       </w:r>
     </w:p>
     <w:p>
       <w:pPr>
-        <w:pStyle w:val="ListNumber"/>
+        <w:pStyle w:val="ListBullet"/>
+        <w:spacing w:before="20" w:after="40"/>
       </w:pPr>
       <w:r>
-        <w:rPr>
-          <w:sz w:val="20"/>
-        </w:rPr>
-        <w:t>2. Подтверждение принятия в работу (≤ 30 мин)</w:t>
+        <w:t>Объем звонков в отделе продаж составляет не менее 100 записей за последние 90 дней;</w:t>
       </w:r>
     </w:p>
     <w:p>
       <w:pPr>
-        <w:pStyle w:val="ListNumber"/>
+        <w:pStyle w:val="ListBullet"/>
+        <w:spacing w:before="20" w:after="40"/>
       </w:pPr>
       <w:r>
-        <w:rPr>
-          <w:sz w:val="20"/>
-        </w:rPr>
-        <w:t>3. Диагностика и решение (≤ 4 часа для критических)</w:t>
-      </w:r>
-    </w:p>
-    <w:p>
-      <w:pPr>
-        <w:pStyle w:val="ListNumber"/>
-      </w:pPr>
-      <w:r>
-        <w:rPr>
-          <w:sz w:val="20"/>
-        </w:rPr>
-        <w:t>4. Пост-мортем в течение 48 часов</w:t>
+        <w:t>В компании работает не менее 3 действующих менеджеров, совершающих звонки клиентам.</w:t>
       </w:r>
     </w:p>
     <w:p>
@@ -3365,88 +5635,22 @@
         <w:pStyle w:val="Heading1"/>
       </w:pPr>
       <w:r>
-        <w:t>8. Гарантия первого пилота (Risk Reversal)</w:t>
+        <w:t>9. Практические кейсы внедрения и возврат инвестиций (ROI)</w:t>
       </w:r>
     </w:p>
     <w:p>
       <w:pPr>
-        <w:ind w:left="283" w:right="283"/>
-        <w:pBdr>
-          <w:top w:val="single" w:sz="12" w:space="4" w:color="DC2626"/>
-          <w:left w:val="single" w:sz="12" w:space="4" w:color="DC2626"/>
-          <w:bottom w:val="single" w:sz="12" w:space="4" w:color="DC2626"/>
-          <w:right w:val="single" w:sz="12" w:space="4" w:color="DC2626"/>
-        </w:pBdr>
+        <w:pStyle w:val="Heading2"/>
       </w:pPr>
       <w:r>
-        <w:rPr>
-          <w:b/>
-          <w:color w:val="DC2626"/>
-          <w:sz w:val="24"/>
-        </w:rPr>
-        <w:t>🛡️ ГАРАНТИЯ РЕЗУЛЬТАТА НА ПИЛОТЕ</w:t>
-        <w:br/>
-        <w:br/>
-      </w:r>
-      <w:r>
-        <w:rPr>
-          <w:sz w:val="22"/>
-        </w:rPr>
-        <w:t>Если в течение 7 рабочих дней пилота система не выявит минимум 3 конкретных точки слива лидов (по данным ИИ-анализа звонков) ИЛИ не найдёт минимум 2 зависшие/просроченные сделки в CRM с документальным подтверждением — исполнитель возвращает 100% стоимости пилота (29 000 ₽) в течение 3 рабочих дней после подписания претензии.</w:t>
-      </w:r>
-    </w:p>
-    <w:p/>
-    <w:p>
-      <w:r>
-        <w:rPr>
-          <w:b/>
-          <w:color w:val="1E3A5F"/>
-        </w:rPr>
-        <w:t>Условия применения гарантии:</w:t>
+        <w:t>Кейс 1: Оптовый поставщик промышленного оборудования</w:t>
       </w:r>
     </w:p>
     <w:p>
-      <w:pPr>
-        <w:pStyle w:val="ListBullet"/>
-      </w:pPr>
       <w:r>
-        <w:rPr>
-          <w:sz w:val="20"/>
-        </w:rPr>
-        <w:t>Клиент предоставил доступы к телефонии и CRM не позднее Дня 1</w:t>
-      </w:r>
-    </w:p>
-    <w:p>
-      <w:pPr>
-        <w:pStyle w:val="ListBullet"/>
-      </w:pPr>
-      <w:r>
-        <w:rPr>
-          <w:sz w:val="20"/>
-        </w:rPr>
-        <w:t>Объём звонков за последние 90 дней составляет не менее 100 штук</w:t>
-      </w:r>
-    </w:p>
-    <w:p>
-      <w:pPr>
-        <w:pStyle w:val="ListBullet"/>
-      </w:pPr>
-      <w:r>
-        <w:rPr>
-          <w:sz w:val="20"/>
-        </w:rPr>
-        <w:t>В компании работает не менее 3 менеджеров, совершающих исходящие звонки</w:t>
-      </w:r>
-    </w:p>
-    <w:p>
-      <w:pPr>
-        <w:pStyle w:val="ListBullet"/>
-      </w:pPr>
-      <w:r>
-        <w:rPr>
-          <w:sz w:val="20"/>
-        </w:rPr>
-        <w:t>Клиент не ограничивал доступ к данным (частичная выгрузка)</w:t>
+        <w:t>• Профиль: 7 менеджеров по продажам, средний чек 850 000 ₽, около 450 звонков в неделю.</w:t>
+        <w:br/>
+        <w:t>• Ситуация на старте: План продаж выполнялся на 62% на протяжении трех месяцев. РОП списывал проблему на «некачественный трафик».</w:t>
       </w:r>
     </w:p>
     <w:p>
@@ -3455,295 +5659,46 @@
           <w:b/>
           <w:color w:val="1E3A5F"/>
         </w:rPr>
-        <w:t>Что НЕ является основанием для возврата:</w:t>
+        <w:t>Что выявил ИИ-Супервайзер за 7 дней пилота:</w:t>
       </w:r>
     </w:p>
     <w:p>
       <w:pPr>
         <w:pStyle w:val="ListBullet"/>
+        <w:spacing w:before="20" w:after="40"/>
       </w:pPr>
       <w:r>
-        <w:rPr>
-          <w:sz w:val="20"/>
-        </w:rPr>
-        <w:t>Клиент не согласен с интерпретацией отдельных алертов</w:t>
+        <w:t>Найдено 23 «зомби-сделки» на этапе «КП отправлено» на 4.2 млн ₽ (повторного контакта не было более 14 дней);</w:t>
       </w:r>
     </w:p>
     <w:p>
       <w:pPr>
         <w:pStyle w:val="ListBullet"/>
+        <w:spacing w:before="20" w:after="40"/>
       </w:pPr>
       <w:r>
-        <w:rPr>
-          <w:sz w:val="20"/>
-        </w:rPr>
-        <w:t>Отдел продаж не готов менять процессы по итогам отчёта</w:t>
+        <w:t>В 68% звонков менеджеры не назначали дату следующего шага («если что — звоните сами»);</w:t>
       </w:r>
     </w:p>
     <w:p>
       <w:pPr>
         <w:pStyle w:val="ListBullet"/>
+        <w:spacing w:before="20" w:after="40"/>
       </w:pPr>
       <w:r>
-        <w:rPr>
-          <w:sz w:val="20"/>
-        </w:rPr>
-        <w:t>В компании менее 50 звонков за 90 дней</w:t>
+        <w:t>Трое менеджеров сразу сдавались при возражении «дорого», не предлагая модификаций комплектации.</w:t>
       </w:r>
     </w:p>
     <w:p>
-      <w:pPr>
-        <w:pStyle w:val="Heading1"/>
-      </w:pPr>
       <w:r>
-        <w:t>9. Защита персональных данных (152-ФЗ)</w:t>
+        <w:rPr>
+          <w:b/>
+          <w:color w:val="059669"/>
+        </w:rPr>
+        <w:t xml:space="preserve">Результат первого месяца регулярного надзора: </w:t>
       </w:r>
-    </w:p>
-    <w:tbl>
-      <w:tblPr>
-        <w:tblStyle w:val="TableGrid"/>
-        <w:tblW w:type="auto" w:w="0"/>
-        <w:jc w:val="center"/>
-        <w:tblLook w:firstColumn="1" w:firstRow="1" w:lastColumn="0" w:lastRow="0" w:noHBand="0" w:noVBand="1" w:val="04A0"/>
-      </w:tblPr>
-      <w:tblGrid>
-        <w:gridCol w:w="4320"/>
-        <w:gridCol w:w="4320"/>
-      </w:tblGrid>
-      <w:tr>
-        <w:tc>
-          <w:tcPr>
-            <w:tcW w:type="dxa" w:w="4320"/>
-            <w:shd w:fill="1E3A5F"/>
-          </w:tcPr>
-          <w:p>
-            <w:pPr>
-              <w:jc w:val="center"/>
-            </w:pPr>
-            <w:r>
-              <w:rPr>
-                <w:b/>
-                <w:color w:val="FFFFFF"/>
-                <w:sz w:val="20"/>
-              </w:rPr>
-              <w:t>МЕРЫ ЗАЩИТЫ</w:t>
-            </w:r>
-          </w:p>
-        </w:tc>
-        <w:tc>
-          <w:tcPr>
-            <w:tcW w:type="dxa" w:w="4320"/>
-            <w:shd w:fill="1E3A5F"/>
-          </w:tcPr>
-          <w:p>
-            <w:pPr>
-              <w:jc w:val="center"/>
-            </w:pPr>
-            <w:r>
-              <w:rPr>
-                <w:b/>
-                <w:color w:val="FFFFFF"/>
-                <w:sz w:val="20"/>
-              </w:rPr>
-              <w:t>РЕАЛИЗАЦИЯ</w:t>
-            </w:r>
-          </w:p>
-        </w:tc>
-      </w:tr>
-      <w:tr>
-        <w:tc>
-          <w:tcPr>
-            <w:tcW w:type="dxa" w:w="4320"/>
-          </w:tcPr>
-          <w:p>
-            <w:r>
-              <w:rPr>
-                <w:color w:val="4B5563"/>
-                <w:sz w:val="20"/>
-              </w:rPr>
-              <w:t>Обезличивание аудио</w:t>
-            </w:r>
-          </w:p>
-        </w:tc>
-        <w:tc>
-          <w:tcPr>
-            <w:tcW w:type="dxa" w:w="4320"/>
-          </w:tcPr>
-          <w:p>
-            <w:r>
-              <w:rPr>
-                <w:color w:val="4B5563"/>
-                <w:sz w:val="20"/>
-              </w:rPr>
-              <w:t>ФИО и телефоны заменяются на токены [КЛИЕНТ_001] на этапе транскрипции</w:t>
-            </w:r>
-          </w:p>
-        </w:tc>
-      </w:tr>
-      <w:tr>
-        <w:tc>
-          <w:tcPr>
-            <w:tcW w:type="dxa" w:w="4320"/>
-            <w:shd w:fill="F3F4F6"/>
-          </w:tcPr>
-          <w:p>
-            <w:r>
-              <w:rPr>
-                <w:color w:val="4B5563"/>
-                <w:sz w:val="20"/>
-              </w:rPr>
-              <w:t>Хранение записей</w:t>
-            </w:r>
-          </w:p>
-        </w:tc>
-        <w:tc>
-          <w:tcPr>
-            <w:tcW w:type="dxa" w:w="4320"/>
-            <w:shd w:fill="F3F4F6"/>
-          </w:tcPr>
-          <w:p>
-            <w:r>
-              <w:rPr>
-                <w:color w:val="4B5563"/>
-                <w:sz w:val="20"/>
-              </w:rPr>
-              <w:t>Аудио — не более 30 дней (настраивается по желанию клиента)</w:t>
-            </w:r>
-          </w:p>
-        </w:tc>
-      </w:tr>
-      <w:tr>
-        <w:tc>
-          <w:tcPr>
-            <w:tcW w:type="dxa" w:w="4320"/>
-          </w:tcPr>
-          <w:p>
-            <w:r>
-              <w:rPr>
-                <w:color w:val="4B5563"/>
-                <w:sz w:val="20"/>
-              </w:rPr>
-              <w:t>Доступ к данным</w:t>
-            </w:r>
-          </w:p>
-        </w:tc>
-        <w:tc>
-          <w:tcPr>
-            <w:tcW w:type="dxa" w:w="4320"/>
-          </w:tcPr>
-          <w:p>
-            <w:r>
-              <w:rPr>
-                <w:color w:val="4B5563"/>
-                <w:sz w:val="20"/>
-              </w:rPr>
-              <w:t>Только исполнитель по NDA. Ролевая матрица (Админ/РОП/Менеджер)</w:t>
-            </w:r>
-          </w:p>
-        </w:tc>
-      </w:tr>
-      <w:tr>
-        <w:tc>
-          <w:tcPr>
-            <w:tcW w:type="dxa" w:w="4320"/>
-            <w:shd w:fill="F3F4F6"/>
-          </w:tcPr>
-          <w:p>
-            <w:r>
-              <w:rPr>
-                <w:color w:val="4B5563"/>
-                <w:sz w:val="20"/>
-              </w:rPr>
-              <w:t>Журналирование</w:t>
-            </w:r>
-          </w:p>
-        </w:tc>
-        <w:tc>
-          <w:tcPr>
-            <w:tcW w:type="dxa" w:w="4320"/>
-            <w:shd w:fill="F3F4F6"/>
-          </w:tcPr>
-          <w:p>
-            <w:r>
-              <w:rPr>
-                <w:color w:val="4B5563"/>
-                <w:sz w:val="20"/>
-              </w:rPr>
-              <w:t>Каждая операция доступа фиксируется в audit_log.csv с привязкой к пользователю</w:t>
-            </w:r>
-          </w:p>
-        </w:tc>
-      </w:tr>
-      <w:tr>
-        <w:tc>
-          <w:tcPr>
-            <w:tcW w:type="dxa" w:w="4320"/>
-          </w:tcPr>
-          <w:p>
-            <w:r>
-              <w:rPr>
-                <w:color w:val="4B5563"/>
-                <w:sz w:val="20"/>
-              </w:rPr>
-              <w:t>Передача третьим лицам</w:t>
-            </w:r>
-          </w:p>
-        </w:tc>
-        <w:tc>
-          <w:tcPr>
-            <w:tcW w:type="dxa" w:w="4320"/>
-          </w:tcPr>
-          <w:p>
-            <w:r>
-              <w:rPr>
-                <w:color w:val="4B5563"/>
-                <w:sz w:val="20"/>
-              </w:rPr>
-              <w:t>Запрещена. Данные не передаются в сторонние облачные сервисы</w:t>
-            </w:r>
-          </w:p>
-        </w:tc>
-      </w:tr>
-      <w:tr>
-        <w:tc>
-          <w:tcPr>
-            <w:tcW w:type="dxa" w:w="4320"/>
-            <w:shd w:fill="F3F4F6"/>
-          </w:tcPr>
-          <w:p>
-            <w:r>
-              <w:rPr>
-                <w:color w:val="4B5563"/>
-                <w:sz w:val="20"/>
-              </w:rPr>
-              <w:t>Удаление при расторжении</w:t>
-            </w:r>
-          </w:p>
-        </w:tc>
-        <w:tc>
-          <w:tcPr>
-            <w:tcW w:type="dxa" w:w="4320"/>
-            <w:shd w:fill="F3F4F6"/>
-          </w:tcPr>
-          <w:p>
-            <w:r>
-              <w:rPr>
-                <w:color w:val="4B5563"/>
-                <w:sz w:val="20"/>
-              </w:rPr>
-              <w:t>Полное удаление всех данных в течение 7 рабочих дней с подтверждением</w:t>
-            </w:r>
-          </w:p>
-        </w:tc>
-      </w:tr>
-    </w:tbl>
-    <w:p/>
-    <w:p>
-      <w:pPr>
-        <w:pStyle w:val="Heading1"/>
-      </w:pPr>
       <w:r>
-        <w:t>10. Кейсы внедрения</w:t>
+        <w:t>Реактивировано 11 брошенных сделок, получено +1 850 000 ₽ дополнительной выручки. Конверсия из презентации КП в оплаченный счет выросла с 8% до 19%. Сервис окупился более чем в 37 раз.</w:t>
       </w:r>
     </w:p>
     <w:p>
@@ -3751,7 +5706,14 @@
         <w:pStyle w:val="Heading2"/>
       </w:pPr>
       <w:r>
-        <w:t>Кейс 1: B2B-поставщик промышленного оборудования</w:t>
+        <w:t>Кейс 2: IT-интегратор корпоративного ПО (1С / ERP)</w:t>
+      </w:r>
+    </w:p>
+    <w:p>
+      <w:r>
+        <w:t>• Профиль: 5 менеджеров по сложным сделкам, средний чек 1 200 000 ₽, 200 звонков в неделю.</w:t>
+        <w:br/>
+        <w:t>• Ситуация на старте: Собственник подозревал, что менеджеры сливают крупных клиентов из-за лени, но не имел времени слушать многочасовые записи.</w:t>
       </w:r>
     </w:p>
     <w:p>
@@ -3760,64 +5722,34 @@
           <w:b/>
           <w:color w:val="1E3A5F"/>
         </w:rPr>
-        <w:t xml:space="preserve">Профиль: </w:t>
-      </w:r>
-      <w:r>
-        <w:t>7 менеджеров, 450 звонков/неделю, средний чек 850 000 ₽</w:t>
-      </w:r>
-    </w:p>
-    <w:p>
-      <w:r>
-        <w:rPr>
-          <w:b/>
-          <w:color w:val="1E3A5F"/>
-        </w:rPr>
-        <w:t xml:space="preserve">Проблема: </w:t>
-      </w:r>
-      <w:r>
-        <w:t>План не выполнялся 3 месяца подряд. РОП считал, что проблема в маркетинге.</w:t>
-      </w:r>
-    </w:p>
-    <w:p>
-      <w:r>
-        <w:rPr>
-          <w:b/>
-          <w:color w:val="1E3A5F"/>
-        </w:rPr>
-        <w:t>Что нашёл ИИ за 7 дней пилота:</w:t>
+        <w:t>Что выявил ИИ-Супервайзер за 7 дней пилота:</w:t>
       </w:r>
     </w:p>
     <w:p>
       <w:pPr>
         <w:pStyle w:val="ListBullet"/>
+        <w:spacing w:before="20" w:after="40"/>
       </w:pPr>
       <w:r>
-        <w:rPr>
-          <w:sz w:val="20"/>
-        </w:rPr>
-        <w:t>23 «зомби-сделки» на этапе «КП отправлено» на общую сумму 4.2 млн ₽ (последнее касание &gt; 14 дней)</w:t>
+        <w:t>Обнаружено 4 крупных сделки на 6.1 млн ₽, где клиентам отправили КП 5 дней назад и ни разу не перезвонили;</w:t>
       </w:r>
     </w:p>
     <w:p>
       <w:pPr>
         <w:pStyle w:val="ListBullet"/>
+        <w:spacing w:before="20" w:after="40"/>
       </w:pPr>
       <w:r>
-        <w:rPr>
-          <w:sz w:val="20"/>
-        </w:rPr>
-        <w:t>68% звонков без фиксации Next Step</w:t>
+        <w:t>Один из ведущих менеджеров в 42% звонков не квалифицировал ЛПР и общался с рядовыми бухгалтерами;</w:t>
       </w:r>
     </w:p>
     <w:p>
       <w:pPr>
         <w:pStyle w:val="ListBullet"/>
+        <w:spacing w:before="20" w:after="40"/>
       </w:pPr>
       <w:r>
-        <w:rPr>
-          <w:sz w:val="20"/>
-        </w:rPr>
-        <w:t>3 менеджера системно не отрабатывали возражение «дорого» (конверсия 2% вместо 12%)</w:t>
+        <w:t>Коэффициент говорения топ-менеджера составлял 78% (говорил сам, перебивал клиента, не выявляя бюджет).</w:t>
       </w:r>
     </w:p>
     <w:p>
@@ -3826,96 +5758,10 @@
           <w:b/>
           <w:color w:val="059669"/>
         </w:rPr>
-        <w:t xml:space="preserve">Результат за первый месяц подписки: </w:t>
+        <w:t xml:space="preserve">Результат первого месяца регулярного надзора: </w:t>
       </w:r>
       <w:r>
-        <w:t>реактивировано 11 сделок, +1.8 млн ₽ выручки. Конверсия «встреча → договор» выросла с 8% до 19%.</w:t>
-      </w:r>
-    </w:p>
-    <w:p>
-      <w:pPr>
-        <w:pStyle w:val="Heading2"/>
-      </w:pPr>
-      <w:r>
-        <w:t>Кейс 2: IT-интегратор (внедрение 1С)</w:t>
-      </w:r>
-    </w:p>
-    <w:p>
-      <w:r>
-        <w:rPr>
-          <w:b/>
-          <w:color w:val="1E3A5F"/>
-        </w:rPr>
-        <w:t xml:space="preserve">Профиль: </w:t>
-      </w:r>
-      <w:r>
-        <w:t>5 менеджеров, 200 звонков/неделю, средний чек 1.2 млн ₽</w:t>
-      </w:r>
-    </w:p>
-    <w:p>
-      <w:r>
-        <w:rPr>
-          <w:b/>
-          <w:color w:val="1E3A5F"/>
-        </w:rPr>
-        <w:t xml:space="preserve">Проблема: </w:t>
-      </w:r>
-      <w:r>
-        <w:t>Собственник подозревал, что менеджеры «сливают» крупных клиентов, но не мог доказать.</w:t>
-      </w:r>
-    </w:p>
-    <w:p>
-      <w:r>
-        <w:rPr>
-          <w:b/>
-          <w:color w:val="1E3A5F"/>
-        </w:rPr>
-        <w:t>Что нашёл ИИ за 7 дней пилота:</w:t>
-      </w:r>
-    </w:p>
-    <w:p>
-      <w:pPr>
-        <w:pStyle w:val="ListBullet"/>
-      </w:pPr>
-      <w:r>
-        <w:rPr>
-          <w:sz w:val="20"/>
-        </w:rPr>
-        <w:t>4 сделки на 6.1 млн ₽ без повторного контакта после отправки КП (просрочка &gt; 72 часа)</w:t>
-      </w:r>
-    </w:p>
-    <w:p>
-      <w:pPr>
-        <w:pStyle w:val="ListBullet"/>
-      </w:pPr>
-      <w:r>
-        <w:rPr>
-          <w:sz w:val="20"/>
-        </w:rPr>
-        <w:t>Менеджер А. системно не квалифицировал ЛПР (42% звонков)</w:t>
-      </w:r>
-    </w:p>
-    <w:p>
-      <w:pPr>
-        <w:pStyle w:val="ListBullet"/>
-      </w:pPr>
-      <w:r>
-        <w:rPr>
-          <w:sz w:val="20"/>
-        </w:rPr>
-        <w:t>Talk/Listen Ratio у топ-менеджера: 78/22 (говорит сам, не слушает)</w:t>
-      </w:r>
-    </w:p>
-    <w:p>
-      <w:r>
-        <w:rPr>
-          <w:b/>
-          <w:color w:val="059669"/>
-        </w:rPr>
-        <w:t xml:space="preserve">Результат за первый месяц: </w:t>
-      </w:r>
-      <w:r>
-        <w:t>назначены повторные встречи по всем 4 просроченным сделкам. Закрыта 1 на 1.9 млн ₽. Менеджер А. переведён на обучение, его конверсия выросла с 5% до 14% за 3 недели.</w:t>
+        <w:t>РОП оперативно перехватил 4 зависшие сделки, закрыта 1 сделка на 1 900 000 ₽. После внедрения ежедневного пульта РОПа средняя конверсия менеджеров поднялась с 5% до 14%.</w:t>
       </w:r>
     </w:p>
     <w:p>
@@ -3923,140 +5769,182 @@
         <w:pStyle w:val="Heading1"/>
       </w:pPr>
       <w:r>
-        <w:t>11. Часто задаваемые вопросы (FAQ)</w:t>
+        <w:t>10. Часто задаваемые вопросы (FAQ)</w:t>
       </w:r>
     </w:p>
     <w:p>
+      <w:pPr>
+        <w:spacing w:before="80" w:after="20"/>
+      </w:pPr>
       <w:r>
         <w:rPr>
           <w:b/>
           <w:color w:val="4F46E5"/>
-          <w:sz w:val="22"/>
+          <w:sz w:val="21"/>
         </w:rPr>
-        <w:t>Q: Нужно ли менять телефонию или CRM?</w:t>
+        <w:t>В: Нужно ли менять телефонию или переносить данные из CRM?</w:t>
       </w:r>
     </w:p>
     <w:p>
+      <w:pPr>
+        <w:spacing w:before="0" w:after="80"/>
+      </w:pPr>
       <w:r>
         <w:rPr>
-          <w:color w:val="4B5563"/>
-          <w:sz w:val="20"/>
+          <w:color w:val="1E293B"/>
+          <w:sz w:val="19"/>
         </w:rPr>
-        <w:t>A: Нет. Мы подключаемся к существующей инфраструктуре через API. Поддерживаем: Mango, Voximplant, Zadarma, Asterisk, AmoCRM, Битрикс24.</w:t>
+        <w:t>О: Нет. Мы работаем поверх существующей инфраструктуры через официальные API. Поддерживаются Mango-Office, UIS, CoMagic, Zadarma, Мегафон, Билайн, Asterisk, AmoCRM и Битрикс24. Установка сторонних программ на компьютеры сотрудников не требуется.</w:t>
       </w:r>
     </w:p>
     <w:p>
+      <w:pPr>
+        <w:spacing w:before="80" w:after="20"/>
+      </w:pPr>
       <w:r>
         <w:rPr>
           <w:b/>
           <w:color w:val="4F46E5"/>
-          <w:sz w:val="22"/>
+          <w:sz w:val="21"/>
         </w:rPr>
-        <w:t>Q: Менеджеры будут знать, что их слушают?</w:t>
+        <w:t>В: Менеджеры будут знать, что их звонки проверяет ИИ?</w:t>
       </w:r>
     </w:p>
     <w:p>
+      <w:pPr>
+        <w:spacing w:before="0" w:after="80"/>
+      </w:pPr>
       <w:r>
         <w:rPr>
-          <w:color w:val="4B5563"/>
-          <w:sz w:val="20"/>
+          <w:color w:val="1E293B"/>
+          <w:sz w:val="19"/>
         </w:rPr>
-        <w:t>A: Да, это обязательно по 152-ФЗ. Мы рекомендуем объявить о запуске системы как об инструменте развития, а не наказания. Практика показывает, что сопротивление проходит за 5–7 дней.</w:t>
+        <w:t>О: Да, уведомление сотрудников обязательно в рамках ст. 152-ФЗ. Мы рекомендуем позиционировать систему как «виртуального помощника РОПа», который снимает рутину и подсвечивает точки роста. Опыт показывает, что психологический саботаж исчезает в течение первой недели, а дисциплина взлетает сразу после объявления о запуске.</w:t>
       </w:r>
     </w:p>
     <w:p>
+      <w:pPr>
+        <w:spacing w:before="80" w:after="20"/>
+      </w:pPr>
       <w:r>
         <w:rPr>
           <w:b/>
           <w:color w:val="4F46E5"/>
-          <w:sz w:val="22"/>
+          <w:sz w:val="21"/>
         </w:rPr>
-        <w:t>Q: Что если у нас нет записей звонков?</w:t>
+        <w:t>В: Что делать, если в компании не включена запись звонков?</w:t>
       </w:r>
     </w:p>
     <w:p>
+      <w:pPr>
+        <w:spacing w:before="0" w:after="80"/>
+      </w:pPr>
       <w:r>
         <w:rPr>
-          <w:color w:val="4B5563"/>
-          <w:sz w:val="20"/>
+          <w:color w:val="1E293B"/>
+          <w:sz w:val="19"/>
         </w:rPr>
-        <w:t>A: Мы подключим запись на уровне телефонии (требуется 1 день). Все операторы поддерживают эту функцию из коробки.</w:t>
+        <w:t>О: Мы помогаем включить запись на стороне вашей виртуальной АТС за 1 рабочий день. Все современные провайдеры связи имеют эту функцию из коробки.</w:t>
       </w:r>
     </w:p>
     <w:p>
+      <w:pPr>
+        <w:spacing w:before="80" w:after="20"/>
+      </w:pPr>
       <w:r>
         <w:rPr>
           <w:b/>
           <w:color w:val="4F46E5"/>
-          <w:sz w:val="22"/>
+          <w:sz w:val="21"/>
         </w:rPr>
-        <w:t>Q: Сколько времени нужно от моих сотрудников?</w:t>
+        <w:t>В: Сколько времени потребуется от руководства компании?</w:t>
       </w:r>
     </w:p>
     <w:p>
+      <w:pPr>
+        <w:spacing w:before="0" w:after="80"/>
+      </w:pPr>
       <w:r>
         <w:rPr>
-          <w:color w:val="4B5563"/>
-          <w:sz w:val="20"/>
+          <w:color w:val="1E293B"/>
+          <w:sz w:val="19"/>
         </w:rPr>
-        <w:t>A: На этапе пилота: 45 минут от директора (презентация отчёта) + 15 минут от РОПа (настройка Telegram). Менеджеры не отвлекаются вообще.</w:t>
+        <w:t>О: На этапе пилота: 30 минут на передачу доступов в День 1 и 45 минут на презентацию отчета в День 4. В ходе регулярной подписки: собственник тратит до 2 минут в день на просмотр сводки в Telegram, а РОП — ровно 15 минут утром по готовому списку приоритетов.</w:t>
       </w:r>
     </w:p>
     <w:p>
+      <w:pPr>
+        <w:spacing w:before="80" w:after="20"/>
+      </w:pPr>
       <w:r>
         <w:rPr>
           <w:b/>
           <w:color w:val="4F46E5"/>
-          <w:sz w:val="22"/>
+          <w:sz w:val="21"/>
         </w:rPr>
-        <w:t>Q: Вы работаете с нашими конкурентами?</w:t>
+        <w:t>В: Работаете ли вы с нашими прямыми конкурентами?</w:t>
       </w:r>
     </w:p>
     <w:p>
+      <w:pPr>
+        <w:spacing w:before="0" w:after="80"/>
+      </w:pPr>
       <w:r>
         <w:rPr>
-          <w:color w:val="4B5563"/>
-          <w:sz w:val="20"/>
+          <w:color w:val="1E293B"/>
+          <w:sz w:val="19"/>
         </w:rPr>
-        <w:t>A: Нет. В договоре фиксируется эксклюзив на отрасль/регион на время сотрудничества.</w:t>
+        <w:t>О: Нет. По желанию Заказчика в договоре фиксируется отраслевой и географический эксклюзив на период действия договора сопровождения.</w:t>
       </w:r>
     </w:p>
     <w:p>
+      <w:pPr>
+        <w:spacing w:before="80" w:after="20"/>
+      </w:pPr>
       <w:r>
         <w:rPr>
           <w:b/>
           <w:color w:val="4F46E5"/>
-          <w:sz w:val="22"/>
+          <w:sz w:val="21"/>
         </w:rPr>
-        <w:t>Q: Можно ли расторгнуть подписку?</w:t>
+        <w:t>В: Что произойдет, если ИИ ошибется в анализе сложного диалога?</w:t>
       </w:r>
     </w:p>
     <w:p>
+      <w:pPr>
+        <w:spacing w:before="0" w:after="80"/>
+      </w:pPr>
       <w:r>
         <w:rPr>
-          <w:color w:val="4B5563"/>
-          <w:sz w:val="20"/>
+          <w:color w:val="1E293B"/>
+          <w:sz w:val="19"/>
         </w:rPr>
-        <w:t>A: Да, с уведомлением за 14 дней. Данные удаляются в течение 7 рабочих дней. Оплата за текущий месяц не возвращается.</w:t>
+        <w:t>О: При оценке звонка рассчитывается уверенность модели. Все диалоги с уверенностью ниже 80% получают метку «Требует верификации РОПа». Штрафы и выводы никогда не выносятся автоматически без подтверждения человеком.</w:t>
       </w:r>
     </w:p>
     <w:p>
+      <w:pPr>
+        <w:spacing w:before="80" w:after="20"/>
+      </w:pPr>
       <w:r>
         <w:rPr>
           <w:b/>
           <w:color w:val="4F46E5"/>
-          <w:sz w:val="22"/>
+          <w:sz w:val="21"/>
         </w:rPr>
-        <w:t>Q: Что если ИИ ошибётся и «накажет» менеджера за то, чего не было?</w:t>
+        <w:t>В: Можно ли прекратить подписку в любой момент?</w:t>
       </w:r>
     </w:p>
     <w:p>
+      <w:pPr>
+        <w:spacing w:before="0" w:after="80"/>
+      </w:pPr>
       <w:r>
         <w:rPr>
-          <w:color w:val="4B5563"/>
-          <w:sz w:val="20"/>
+          <w:color w:val="1E293B"/>
+          <w:sz w:val="19"/>
         </w:rPr>
-        <w:t>A: Все алерты с уверенностью модели ниже 85% помечаются как «требует верификации РОПа». Рейтинг менеджера не меняется без ручной проверки.</w:t>
+        <w:t>О: Да, предупредив за 14 дней в письменной форме. Накопленные базы аналитики и отчеты остаются у Заказчика. Оплаченный текущий период дорабатывается в полном объеме.</w:t>
       </w:r>
     </w:p>
     <w:p>
@@ -4064,95 +5952,119 @@
         <w:pStyle w:val="Heading1"/>
       </w:pPr>
       <w:r>
-        <w:t>12. Порядок подписания и старт работы</w:t>
+        <w:t>11. Порядок подписания и старт работ</w:t>
       </w:r>
     </w:p>
     <w:p>
       <w:pPr>
         <w:pStyle w:val="ListNumber"/>
+        <w:spacing w:before="20" w:after="40"/>
       </w:pPr>
       <w:r>
         <w:rPr>
-          <w:sz w:val="20"/>
+          <w:b/>
+          <w:color w:val="1E3A5F"/>
         </w:rPr>
-        <w:t>Заявка: Клиент направляет запрос (форма на сайте / Telegram / email)</w:t>
+        <w:t xml:space="preserve">1. </w:t>
+      </w:r>
+      <w:r>
+        <w:t>Заявка и экспресс-диагностика: согласование готовности телефонии и CRM (20 мин);</w:t>
       </w:r>
     </w:p>
     <w:p>
       <w:pPr>
         <w:pStyle w:val="ListNumber"/>
+        <w:spacing w:before="20" w:after="40"/>
       </w:pPr>
       <w:r>
         <w:rPr>
-          <w:sz w:val="20"/>
+          <w:b/>
+          <w:color w:val="1E3A5F"/>
         </w:rPr>
-        <w:t>Созвон-диагностика (30 мин): Обсуждение текущей ситуации, доступов, ожиданий</w:t>
+        <w:t xml:space="preserve">2. </w:t>
+      </w:r>
+      <w:r>
+        <w:t>Подписание Договора и соглашения о конфиденциальности (NDA);</w:t>
       </w:r>
     </w:p>
     <w:p>
       <w:pPr>
         <w:pStyle w:val="ListNumber"/>
+        <w:spacing w:before="20" w:after="40"/>
       </w:pPr>
       <w:r>
         <w:rPr>
-          <w:sz w:val="20"/>
+          <w:b/>
+          <w:color w:val="1E3A5F"/>
         </w:rPr>
-        <w:t>Договор + NDA: Подписание в течение 1 рабочего дня (электронный документооборот)</w:t>
+        <w:t xml:space="preserve">3. </w:t>
+      </w:r>
+      <w:r>
+        <w:t>Оплата пилотного этапа (29 000 ₽) по безналичному расчету;</w:t>
       </w:r>
     </w:p>
     <w:p>
       <w:pPr>
         <w:pStyle w:val="ListNumber"/>
+        <w:spacing w:before="20" w:after="40"/>
       </w:pPr>
       <w:r>
         <w:rPr>
-          <w:sz w:val="20"/>
+          <w:b/>
+          <w:color w:val="1E3A5F"/>
         </w:rPr>
-        <w:t>Оплата пилота: 29 000 ₽ по счёту (оплата до Дня 1)</w:t>
+        <w:t xml:space="preserve">4. </w:t>
+      </w:r>
+      <w:r>
+        <w:t>Старт работ: День 1 по регламентному графику запуска (Раздел 4);</w:t>
       </w:r>
     </w:p>
     <w:p>
       <w:pPr>
         <w:pStyle w:val="ListNumber"/>
+        <w:spacing w:before="20" w:after="40"/>
       </w:pPr>
       <w:r>
         <w:rPr>
-          <w:sz w:val="20"/>
+          <w:b/>
+          <w:color w:val="1E3A5F"/>
         </w:rPr>
-        <w:t>Старт работ: День 1 по таймлайну (раздел 4)</w:t>
+        <w:t xml:space="preserve">5. </w:t>
+      </w:r>
+      <w:r>
+        <w:t>Проведение ИИ-аудита и презентация карты потерь директору: День 4;</w:t>
       </w:r>
     </w:p>
     <w:p>
       <w:pPr>
         <w:pStyle w:val="ListNumber"/>
+        <w:spacing w:before="20" w:after="40"/>
       </w:pPr>
       <w:r>
         <w:rPr>
-          <w:sz w:val="20"/>
+          <w:b/>
+          <w:color w:val="1E3A5F"/>
         </w:rPr>
-        <w:t>Презентация результатов: День 4</w:t>
+        <w:t xml:space="preserve">6. </w:t>
+      </w:r>
+      <w:r>
+        <w:t>Настройка Пульта РОПа в Telegram и сдача системы: День 7;</w:t>
       </w:r>
     </w:p>
     <w:p>
       <w:pPr>
         <w:pStyle w:val="ListNumber"/>
+        <w:spacing w:before="20" w:after="40"/>
       </w:pPr>
       <w:r>
         <w:rPr>
-          <w:sz w:val="20"/>
+          <w:b/>
+          <w:color w:val="1E3A5F"/>
         </w:rPr>
-        <w:t>Решение о подписке: День 7</w:t>
+        <w:t xml:space="preserve">7. </w:t>
       </w:r>
-    </w:p>
-    <w:p>
-      <w:pPr>
-        <w:pStyle w:val="ListNumber"/>
-      </w:pPr>
       <w:r>
-        <w:rPr>
-          <w:sz w:val="20"/>
-        </w:rPr>
-        <w:t>Первый месяц надзора: С Дня 8</w:t>
+        <w:t>Подписание двустороннего Акта сдачи-приемки и переход на регулярный надзор.</w:t>
       </w:r>
     </w:p>
     <w:p>
@@ -4165,7 +6077,12 @@
         <w:pStyle w:val="Heading1"/>
       </w:pPr>
       <w:r>
-        <w:t>СОГЛАСОВАНО И ПРИНЯТО К ИСПОЛНЕНИЮ:</w:t>
+        <w:t>12. Согласование условий и реквизиты сторон</w:t>
+      </w:r>
+    </w:p>
+    <w:p>
+      <w:r>
+        <w:t>Настоящая Дорожная Карта является неотъемлемой частью Договора на оказание консультационно-технических услуг. Условия согласованы Сторонами в полном объеме:</w:t>
       </w:r>
     </w:p>
     <w:tbl>
@@ -4174,16 +6091,30 @@
         <w:tblW w:type="auto" w:w="0"/>
         <w:jc w:val="center"/>
         <w:tblLook w:firstColumn="1" w:firstRow="1" w:lastColumn="0" w:lastRow="0" w:noHBand="0" w:noVBand="1" w:val="04A0"/>
+        <w:tblBorders>
+          <w:top w:val="single" w:sz="4" w:space="0" w:color="CBD5E1"/>
+          <w:left w:val="single" w:sz="4" w:space="0" w:color="CBD5E1"/>
+          <w:bottom w:val="single" w:sz="4" w:space="0" w:color="CBD5E1"/>
+          <w:right w:val="single" w:sz="4" w:space="0" w:color="CBD5E1"/>
+          <w:insideH w:val="single" w:sz="4" w:space="0" w:color="CBD5E1"/>
+          <w:insideV w:val="single" w:sz="4" w:space="0" w:color="CBD5E1"/>
+        </w:tblBorders>
       </w:tblPr>
       <w:tblGrid>
-        <w:gridCol w:w="4320"/>
-        <w:gridCol w:w="4320"/>
+        <w:gridCol w:w="4896"/>
+        <w:gridCol w:w="4896"/>
       </w:tblGrid>
       <w:tr>
         <w:tc>
           <w:tcPr>
-            <w:tcW w:type="dxa" w:w="4320"/>
+            <w:tcW w:type="dxa" w:w="4896"/>
             <w:shd w:fill="1E3A5F"/>
+            <w:tcMar>
+              <w:top w:w="140" w:type="dxa"/>
+              <w:bottom w:w="140" w:type="dxa"/>
+              <w:left w:w="160" w:type="dxa"/>
+              <w:right w:w="160" w:type="dxa"/>
+            </w:tcMar>
           </w:tcPr>
           <w:p>
             <w:pPr>
@@ -4193,6 +6124,7 @@
               <w:rPr>
                 <w:b/>
                 <w:color w:val="FFFFFF"/>
+                <w:sz w:val="20"/>
               </w:rPr>
               <w:t>ОТ ЗАКАЗЧИКА:</w:t>
             </w:r>
@@ -4200,8 +6132,14 @@
         </w:tc>
         <w:tc>
           <w:tcPr>
-            <w:tcW w:type="dxa" w:w="4320"/>
+            <w:tcW w:type="dxa" w:w="4896"/>
             <w:shd w:fill="1E3A5F"/>
+            <w:tcMar>
+              <w:top w:w="140" w:type="dxa"/>
+              <w:bottom w:w="140" w:type="dxa"/>
+              <w:left w:w="160" w:type="dxa"/>
+              <w:right w:w="160" w:type="dxa"/>
+            </w:tcMar>
           </w:tcPr>
           <w:p>
             <w:pPr>
@@ -4211,6 +6149,7 @@
               <w:rPr>
                 <w:b/>
                 <w:color w:val="FFFFFF"/>
+                <w:sz w:val="20"/>
               </w:rPr>
               <w:t>ОТ ИСПОЛНИТЕЛЯ (REVOPS):</w:t>
             </w:r>
@@ -4220,21 +6159,43 @@
       <w:tr>
         <w:tc>
           <w:tcPr>
-            <w:tcW w:type="dxa" w:w="4320"/>
+            <w:tcW w:type="dxa" w:w="4896"/>
+            <w:tcMar>
+              <w:top w:w="120" w:type="dxa"/>
+              <w:bottom w:w="120" w:type="dxa"/>
+              <w:left w:w="160" w:type="dxa"/>
+              <w:right w:w="160" w:type="dxa"/>
+            </w:tcMar>
           </w:tcPr>
           <w:p>
             <w:r>
-              <w:t>____________________ / ______________ /</w:t>
+              <w:rPr>
+                <w:rFonts w:ascii="Calibri" w:hAnsi="Calibri"/>
+                <w:color w:val="1E293B"/>
+                <w:sz w:val="19"/>
+              </w:rPr>
+              <w:t>Организация: __________________________</w:t>
             </w:r>
           </w:p>
         </w:tc>
         <w:tc>
           <w:tcPr>
-            <w:tcW w:type="dxa" w:w="4320"/>
+            <w:tcW w:type="dxa" w:w="4896"/>
+            <w:tcMar>
+              <w:top w:w="120" w:type="dxa"/>
+              <w:bottom w:w="120" w:type="dxa"/>
+              <w:left w:w="160" w:type="dxa"/>
+              <w:right w:w="160" w:type="dxa"/>
+            </w:tcMar>
           </w:tcPr>
           <w:p>
             <w:r>
-              <w:t>____________________ / ______________ /</w:t>
+              <w:rPr>
+                <w:rFonts w:ascii="Calibri" w:hAnsi="Calibri"/>
+                <w:color w:val="1E293B"/>
+                <w:sz w:val="19"/>
+              </w:rPr>
+              <w:t>Исполнитель: __________________________</w:t>
             </w:r>
           </w:p>
         </w:tc>
@@ -4242,21 +6203,43 @@
       <w:tr>
         <w:tc>
           <w:tcPr>
-            <w:tcW w:type="dxa" w:w="4320"/>
+            <w:tcW w:type="dxa" w:w="4896"/>
+            <w:tcMar>
+              <w:top w:w="120" w:type="dxa"/>
+              <w:bottom w:w="120" w:type="dxa"/>
+              <w:left w:w="160" w:type="dxa"/>
+              <w:right w:w="160" w:type="dxa"/>
+            </w:tcMar>
           </w:tcPr>
           <w:p>
             <w:r>
-              <w:t>Дата: «____» ________________ 2026 г.</w:t>
+              <w:rPr>
+                <w:rFonts w:ascii="Calibri" w:hAnsi="Calibri"/>
+                <w:color w:val="1E293B"/>
+                <w:sz w:val="19"/>
+              </w:rPr>
+              <w:t>В лице: _______________________________</w:t>
             </w:r>
           </w:p>
         </w:tc>
         <w:tc>
           <w:tcPr>
-            <w:tcW w:type="dxa" w:w="4320"/>
+            <w:tcW w:type="dxa" w:w="4896"/>
+            <w:tcMar>
+              <w:top w:w="120" w:type="dxa"/>
+              <w:bottom w:w="120" w:type="dxa"/>
+              <w:left w:w="160" w:type="dxa"/>
+              <w:right w:w="160" w:type="dxa"/>
+            </w:tcMar>
           </w:tcPr>
           <w:p>
             <w:r>
-              <w:t>Дата: «____» ________________ 2026 г.</w:t>
+              <w:rPr>
+                <w:rFonts w:ascii="Calibri" w:hAnsi="Calibri"/>
+                <w:color w:val="1E293B"/>
+                <w:sz w:val="19"/>
+              </w:rPr>
+              <w:t>Статус: Плательщик НПД / ИП</w:t>
             </w:r>
           </w:p>
         </w:tc>
@@ -4264,21 +6247,43 @@
       <w:tr>
         <w:tc>
           <w:tcPr>
-            <w:tcW w:type="dxa" w:w="4320"/>
+            <w:tcW w:type="dxa" w:w="4896"/>
+            <w:tcMar>
+              <w:top w:w="120" w:type="dxa"/>
+              <w:bottom w:w="120" w:type="dxa"/>
+              <w:left w:w="160" w:type="dxa"/>
+              <w:right w:w="160" w:type="dxa"/>
+            </w:tcMar>
           </w:tcPr>
           <w:p>
             <w:r>
-              <w:t>М.П. (при наличии)</w:t>
+              <w:rPr>
+                <w:rFonts w:ascii="Calibri" w:hAnsi="Calibri"/>
+                <w:color w:val="1E293B"/>
+                <w:sz w:val="19"/>
+              </w:rPr>
+              <w:t>Подпись: ___________ / _________________ /</w:t>
             </w:r>
           </w:p>
         </w:tc>
         <w:tc>
           <w:tcPr>
-            <w:tcW w:type="dxa" w:w="4320"/>
+            <w:tcW w:type="dxa" w:w="4896"/>
+            <w:tcMar>
+              <w:top w:w="120" w:type="dxa"/>
+              <w:bottom w:w="120" w:type="dxa"/>
+              <w:left w:w="160" w:type="dxa"/>
+              <w:right w:w="160" w:type="dxa"/>
+            </w:tcMar>
           </w:tcPr>
           <w:p>
             <w:r>
-              <w:t>ИНН / № самозанятого: _____________</w:t>
+              <w:rPr>
+                <w:rFonts w:ascii="Calibri" w:hAnsi="Calibri"/>
+                <w:color w:val="1E293B"/>
+                <w:sz w:val="19"/>
+              </w:rPr>
+              <w:t>Подпись: ___________ / _________________ /</w:t>
             </w:r>
           </w:p>
         </w:tc>
@@ -4286,18 +6291,88 @@
       <w:tr>
         <w:tc>
           <w:tcPr>
-            <w:tcW w:type="dxa" w:w="4320"/>
+            <w:tcW w:type="dxa" w:w="4896"/>
+            <w:tcMar>
+              <w:top w:w="120" w:type="dxa"/>
+              <w:bottom w:w="120" w:type="dxa"/>
+              <w:left w:w="160" w:type="dxa"/>
+              <w:right w:w="160" w:type="dxa"/>
+            </w:tcMar>
           </w:tcPr>
           <w:p>
-            <w:r/>
+            <w:r>
+              <w:rPr>
+                <w:rFonts w:ascii="Calibri" w:hAnsi="Calibri"/>
+                <w:color w:val="1E293B"/>
+                <w:sz w:val="19"/>
+              </w:rPr>
+              <w:t>Дата: «____» ____________________ 2026 г.</w:t>
+            </w:r>
           </w:p>
         </w:tc>
         <w:tc>
           <w:tcPr>
-            <w:tcW w:type="dxa" w:w="4320"/>
+            <w:tcW w:type="dxa" w:w="4896"/>
+            <w:tcMar>
+              <w:top w:w="120" w:type="dxa"/>
+              <w:bottom w:w="120" w:type="dxa"/>
+              <w:left w:w="160" w:type="dxa"/>
+              <w:right w:w="160" w:type="dxa"/>
+            </w:tcMar>
           </w:tcPr>
           <w:p>
-            <w:r/>
+            <w:r>
+              <w:rPr>
+                <w:rFonts w:ascii="Calibri" w:hAnsi="Calibri"/>
+                <w:color w:val="1E293B"/>
+                <w:sz w:val="19"/>
+              </w:rPr>
+              <w:t>Дата: «____» ____________________ 2026 г.</w:t>
+            </w:r>
+          </w:p>
+        </w:tc>
+      </w:tr>
+      <w:tr>
+        <w:tc>
+          <w:tcPr>
+            <w:tcW w:type="dxa" w:w="4896"/>
+            <w:tcMar>
+              <w:top w:w="120" w:type="dxa"/>
+              <w:bottom w:w="120" w:type="dxa"/>
+              <w:left w:w="160" w:type="dxa"/>
+              <w:right w:w="160" w:type="dxa"/>
+            </w:tcMar>
+          </w:tcPr>
+          <w:p>
+            <w:r>
+              <w:rPr>
+                <w:rFonts w:ascii="Calibri" w:hAnsi="Calibri"/>
+                <w:color w:val="1E293B"/>
+                <w:sz w:val="19"/>
+              </w:rPr>
+              <w:t>М.П. (при наличии)</w:t>
+            </w:r>
+          </w:p>
+        </w:tc>
+        <w:tc>
+          <w:tcPr>
+            <w:tcW w:type="dxa" w:w="4896"/>
+            <w:tcMar>
+              <w:top w:w="120" w:type="dxa"/>
+              <w:bottom w:w="120" w:type="dxa"/>
+              <w:left w:w="160" w:type="dxa"/>
+              <w:right w:w="160" w:type="dxa"/>
+            </w:tcMar>
+          </w:tcPr>
+          <w:p>
+            <w:r>
+              <w:rPr>
+                <w:rFonts w:ascii="Calibri" w:hAnsi="Calibri"/>
+                <w:color w:val="1E293B"/>
+                <w:sz w:val="19"/>
+              </w:rPr>
+              <w:t>ИНН: __________________________________</w:t>
+            </w:r>
           </w:p>
         </w:tc>
       </w:tr>
@@ -4311,24 +6386,24 @@
       <w:r>
         <w:rPr>
           <w:i/>
-          <w:color w:val="4B5563"/>
-          <w:sz w:val="18"/>
+          <w:color w:val="64748B"/>
+          <w:sz w:val="17"/>
         </w:rPr>
-        <w:t>Документ подготовлен в рамках проекта RevOps Enterprise OS V17.6</w:t>
+        <w:t>Документ сформирован в рамках операционной платформы RevOps Enterprise OS V17.6</w:t>
         <w:br/>
       </w:r>
       <w:r>
         <w:rPr>
           <w:i/>
-          <w:color w:val="4B5563"/>
-          <w:sz w:val="18"/>
+          <w:color w:val="64748B"/>
+          <w:sz w:val="17"/>
         </w:rPr>
-        <w:t>Версия документа: 2.0 | Дата обновления: 2026-09-30</w:t>
+        <w:t>Версия: 3.0 Enterprise Master Edition | Дата: 2026-09-30 | Хеш сборки: revops-v17-master</w:t>
       </w:r>
     </w:p>
     <w:sectPr>
       <w:pgSz w:w="12240" w:h="15840"/>
-      <w:pgMar w:top="1440" w:right="1800" w:bottom="1440" w:left="1800" w:header="720" w:footer="720" w:gutter="0"/>
+      <w:pgMar w:top="1152" w:right="1224" w:bottom="1152" w:left="1224" w:header="720" w:footer="720" w:gutter="0"/>
       <w:cols w:space="720"/>
       <w:docGrid w:linePitch="360"/>
     </w:sectPr>
@@ -4700,12 +6775,12 @@
     <w:qFormat/>
     <w:rsid w:val="00FC693F"/>
     <w:pPr>
-      <w:spacing w:after="120"/>
+      <w:spacing w:after="120" w:line="276" w:lineRule="auto"/>
     </w:pPr>
     <w:rPr>
       <w:rFonts w:ascii="Calibri" w:hAnsi="Calibri"/>
-      <w:color w:val="4B5563"/>
-      <w:sz w:val="22"/>
+      <w:color w:val="1E293B"/>
+      <w:sz w:val="21"/>
     </w:rPr>
   </w:style>
   <w:style w:type="paragraph" w:styleId="Header">
@@ -4763,7 +6838,7 @@
     <w:pPr>
       <w:keepNext/>
       <w:keepLines/>
-      <w:spacing w:before="480" w:after="0"/>
+      <w:spacing w:before="280" w:after="120"/>
       <w:outlineLvl w:val="0"/>
     </w:pPr>
     <w:rPr>
@@ -4771,7 +6846,7 @@
       <w:b/>
       <w:bCs/>
       <w:color w:val="1E3A5F"/>
-      <w:sz w:val="40"/>
+      <w:sz w:val="34"/>
       <w:szCs w:val="28"/>
     </w:rPr>
   </w:style>
@@ -4787,7 +6862,7 @@
     <w:pPr>
       <w:keepNext/>
       <w:keepLines/>
-      <w:spacing w:before="200" w:after="0"/>
+      <w:spacing w:before="200" w:after="80"/>
       <w:outlineLvl w:val="1"/>
     </w:pPr>
     <w:rPr>
@@ -4795,7 +6870,7 @@
       <w:b/>
       <w:bCs/>
       <w:color w:val="1E3A5F"/>
-      <w:sz w:val="32"/>
+      <w:sz w:val="27"/>
       <w:szCs w:val="26"/>
     </w:rPr>
   </w:style>
@@ -4811,7 +6886,7 @@
     <w:pPr>
       <w:keepNext/>
       <w:keepLines/>
-      <w:spacing w:before="200" w:after="0"/>
+      <w:spacing w:before="160" w:after="60"/>
       <w:outlineLvl w:val="2"/>
     </w:pPr>
     <w:rPr>
@@ -4819,7 +6894,7 @@
       <w:b/>
       <w:bCs/>
       <w:color w:val="1E3A5F"/>
-      <w:sz w:val="26"/>
+      <w:sz w:val="23"/>
     </w:rPr>
   </w:style>
   <w:style w:type="paragraph" w:styleId="Heading4">
